--- a/ZZ échange avec Chatgpt/250917 19h00_document_synthese_soir_rk.docx
+++ b/ZZ échange avec Chatgpt/250917 19h00_document_synthese_soir_rk.docx
@@ -379,11 +379,6 @@
       </w:r>
     </w:p>
     <w:p>
-      <w:pPr>
-        <w:rPr>
-          <w:rFonts w:hint="eastAsia"/>
-        </w:rPr>
-      </w:pPr>
       <w:r>
         <w:rPr>
           <w:rFonts w:hint="eastAsia"/>
@@ -538,11 +533,6 @@
       </w:r>
     </w:p>
     <w:p>
-      <w:pPr>
-        <w:rPr>
-          <w:rFonts w:hint="eastAsia"/>
-        </w:rPr>
-      </w:pPr>
       <w:r>
         <w:rPr>
           <w:rFonts w:hint="eastAsia"/>
@@ -904,11 +894,6 @@
       </w:r>
     </w:p>
     <w:p>
-      <w:pPr>
-        <w:rPr>
-          <w:rFonts w:hint="eastAsia"/>
-        </w:rPr>
-      </w:pPr>
       <w:r>
         <w:rPr>
           <w:rFonts w:hint="eastAsia"/>
@@ -996,3491 +981,3620 @@
           <w:rFonts w:hint="eastAsia"/>
         </w:rPr>
         <w:t xml:space="preserve"> on compose le type).  </w:t>
+      </w:r>
+    </w:p>
+    <w:p/>
+    <w:p>
+      <w:r>
+        <w:rPr>
+          <w:rFonts w:hint="eastAsia"/>
+        </w:rPr>
+        <w:t>- **</w:t>
+      </w:r>
+      <w:proofErr w:type="spellStart"/>
+      <w:r>
+        <w:rPr>
+          <w:rFonts w:hint="eastAsia"/>
+        </w:rPr>
+        <w:t>Suffixe</w:t>
+      </w:r>
+      <w:proofErr w:type="spellEnd"/>
+      <w:r>
+        <w:rPr>
+          <w:rFonts w:hint="eastAsia"/>
+        </w:rPr>
+        <w:t xml:space="preserve"> langue </w:t>
+      </w:r>
+      <w:proofErr w:type="spellStart"/>
+      <w:r>
+        <w:rPr>
+          <w:rFonts w:hint="eastAsia"/>
+        </w:rPr>
+        <w:t>obligatoire</w:t>
+      </w:r>
+      <w:proofErr w:type="spellEnd"/>
+      <w:r>
+        <w:rPr>
+          <w:rFonts w:hint="eastAsia"/>
+        </w:rPr>
+        <w:t xml:space="preserve">** (`_FR`, `_EN`) dans </w:t>
+      </w:r>
+      <w:proofErr w:type="spellStart"/>
+      <w:r>
+        <w:rPr>
+          <w:rFonts w:hint="eastAsia"/>
+        </w:rPr>
+        <w:t>tous</w:t>
+      </w:r>
+      <w:proofErr w:type="spellEnd"/>
+      <w:r>
+        <w:rPr>
+          <w:rFonts w:hint="eastAsia"/>
+        </w:rPr>
+        <w:t xml:space="preserve"> les IDs </w:t>
+      </w:r>
+      <w:r>
+        <w:rPr>
+          <w:rFonts w:hint="eastAsia"/>
+        </w:rPr>
+        <w:t>→</w:t>
+      </w:r>
+      <w:r>
+        <w:rPr>
+          <w:rFonts w:hint="eastAsia"/>
+        </w:rPr>
+        <w:t xml:space="preserve"> </w:t>
+      </w:r>
+      <w:proofErr w:type="spellStart"/>
+      <w:r>
+        <w:rPr>
+          <w:rFonts w:hint="eastAsia"/>
+        </w:rPr>
+        <w:t>éviter</w:t>
+      </w:r>
+      <w:proofErr w:type="spellEnd"/>
+      <w:r>
+        <w:rPr>
+          <w:rFonts w:hint="eastAsia"/>
+        </w:rPr>
+        <w:t xml:space="preserve"> collisions et </w:t>
+      </w:r>
+      <w:proofErr w:type="spellStart"/>
+      <w:r>
+        <w:rPr>
+          <w:rFonts w:hint="eastAsia"/>
+        </w:rPr>
+        <w:t>préparer</w:t>
+      </w:r>
+      <w:proofErr w:type="spellEnd"/>
+      <w:r>
+        <w:rPr>
+          <w:rFonts w:hint="eastAsia"/>
+        </w:rPr>
+        <w:t xml:space="preserve"> le </w:t>
+      </w:r>
+      <w:proofErr w:type="spellStart"/>
+      <w:r>
+        <w:rPr>
+          <w:rFonts w:hint="eastAsia"/>
+        </w:rPr>
+        <w:t>multilingue</w:t>
+      </w:r>
+      <w:proofErr w:type="spellEnd"/>
+      <w:r>
+        <w:rPr>
+          <w:rFonts w:hint="eastAsia"/>
+        </w:rPr>
+        <w:t xml:space="preserve">.  </w:t>
+      </w:r>
+    </w:p>
+    <w:p/>
+    <w:p>
+      <w:r>
+        <w:rPr>
+          <w:rFonts w:hint="eastAsia"/>
+        </w:rPr>
+        <w:t xml:space="preserve">- **Ne pas </w:t>
+      </w:r>
+      <w:proofErr w:type="spellStart"/>
+      <w:r>
+        <w:rPr>
+          <w:rFonts w:hint="eastAsia"/>
+        </w:rPr>
+        <w:t>intégrer</w:t>
+      </w:r>
+      <w:proofErr w:type="spellEnd"/>
+      <w:r>
+        <w:rPr>
+          <w:rFonts w:hint="eastAsia"/>
+        </w:rPr>
+        <w:t xml:space="preserve"> </w:t>
+      </w:r>
+      <w:proofErr w:type="spellStart"/>
+      <w:r>
+        <w:rPr>
+          <w:rFonts w:hint="eastAsia"/>
+        </w:rPr>
+        <w:t>paiement</w:t>
+      </w:r>
+      <w:proofErr w:type="spellEnd"/>
+      <w:r>
+        <w:rPr>
+          <w:rFonts w:hint="eastAsia"/>
+        </w:rPr>
+        <w:t xml:space="preserve"> (Stripe/MIPS) tout de suite** </w:t>
+      </w:r>
+      <w:r>
+        <w:rPr>
+          <w:rFonts w:hint="eastAsia"/>
+        </w:rPr>
+        <w:t>→</w:t>
+      </w:r>
+      <w:r>
+        <w:rPr>
+          <w:rFonts w:hint="eastAsia"/>
+        </w:rPr>
+        <w:t xml:space="preserve"> </w:t>
+      </w:r>
+      <w:proofErr w:type="spellStart"/>
+      <w:r>
+        <w:rPr>
+          <w:rFonts w:hint="eastAsia"/>
+        </w:rPr>
+        <w:t>priorité</w:t>
+      </w:r>
+      <w:proofErr w:type="spellEnd"/>
+      <w:r>
+        <w:rPr>
+          <w:rFonts w:hint="eastAsia"/>
+        </w:rPr>
+        <w:t xml:space="preserve"> à </w:t>
+      </w:r>
+      <w:proofErr w:type="spellStart"/>
+      <w:r>
+        <w:rPr>
+          <w:rFonts w:hint="eastAsia"/>
+        </w:rPr>
+        <w:t>avoir</w:t>
+      </w:r>
+      <w:proofErr w:type="spellEnd"/>
+      <w:r>
+        <w:rPr>
+          <w:rFonts w:hint="eastAsia"/>
+        </w:rPr>
+        <w:t xml:space="preserve"> un test </w:t>
+      </w:r>
+      <w:proofErr w:type="spellStart"/>
+      <w:r>
+        <w:rPr>
+          <w:rFonts w:hint="eastAsia"/>
+        </w:rPr>
+        <w:t>complet</w:t>
+      </w:r>
+      <w:proofErr w:type="spellEnd"/>
+      <w:r>
+        <w:rPr>
+          <w:rFonts w:hint="eastAsia"/>
+        </w:rPr>
+        <w:t xml:space="preserve"> </w:t>
+      </w:r>
+      <w:proofErr w:type="spellStart"/>
+      <w:r>
+        <w:rPr>
+          <w:rFonts w:hint="eastAsia"/>
+        </w:rPr>
+        <w:t>utilisable</w:t>
+      </w:r>
+      <w:proofErr w:type="spellEnd"/>
+      <w:r>
+        <w:rPr>
+          <w:rFonts w:hint="eastAsia"/>
+        </w:rPr>
+        <w:t xml:space="preserve">.  </w:t>
+      </w:r>
+    </w:p>
+    <w:p/>
+    <w:p>
+      <w:r>
+        <w:t>---</w:t>
+      </w:r>
+    </w:p>
+    <w:p/>
+    <w:p>
+      <w:r>
+        <w:lastRenderedPageBreak/>
+        <w:t xml:space="preserve">## 4. État </w:t>
+      </w:r>
+      <w:proofErr w:type="spellStart"/>
+      <w:r>
+        <w:t>actuel</w:t>
+      </w:r>
+      <w:proofErr w:type="spellEnd"/>
+      <w:r>
+        <w:t xml:space="preserve"> du </w:t>
+      </w:r>
+      <w:proofErr w:type="spellStart"/>
+      <w:r>
+        <w:t>système</w:t>
+      </w:r>
+      <w:proofErr w:type="spellEnd"/>
+    </w:p>
+    <w:p/>
+    <w:p>
+      <w:r>
+        <w:t>- **Airtable*</w:t>
+      </w:r>
+      <w:proofErr w:type="gramStart"/>
+      <w:r>
+        <w:t>* :</w:t>
+      </w:r>
+      <w:proofErr w:type="gramEnd"/>
+      <w:r>
+        <w:t xml:space="preserve">  </w:t>
+      </w:r>
+    </w:p>
+    <w:p>
+      <w:r>
+        <w:t xml:space="preserve">  - Tables </w:t>
+      </w:r>
+      <w:proofErr w:type="spellStart"/>
+      <w:proofErr w:type="gramStart"/>
+      <w:r>
+        <w:t>importées</w:t>
+      </w:r>
+      <w:proofErr w:type="spellEnd"/>
+      <w:r>
+        <w:t xml:space="preserve"> :</w:t>
+      </w:r>
+      <w:proofErr w:type="gramEnd"/>
+      <w:r>
+        <w:t xml:space="preserve"> </w:t>
+      </w:r>
+      <w:r>
+        <w:rPr>
+          <w:rFonts w:ascii="Segoe UI Symbol" w:hAnsi="Segoe UI Symbol" w:cs="Segoe UI Symbol"/>
+        </w:rPr>
+        <w:t>✔</w:t>
+      </w:r>
+      <w:r>
+        <w:t xml:space="preserve"> Questions, </w:t>
+      </w:r>
+      <w:r>
+        <w:rPr>
+          <w:rFonts w:ascii="Segoe UI Symbol" w:hAnsi="Segoe UI Symbol" w:cs="Segoe UI Symbol"/>
+        </w:rPr>
+        <w:t>✔</w:t>
+      </w:r>
+      <w:r>
+        <w:t xml:space="preserve"> </w:t>
+      </w:r>
+      <w:proofErr w:type="spellStart"/>
+      <w:r>
+        <w:t>Profils</w:t>
+      </w:r>
+      <w:proofErr w:type="spellEnd"/>
+      <w:r>
+        <w:t xml:space="preserve">, </w:t>
+      </w:r>
+      <w:r>
+        <w:rPr>
+          <w:rFonts w:ascii="Segoe UI Symbol" w:hAnsi="Segoe UI Symbol" w:cs="Segoe UI Symbol"/>
+        </w:rPr>
+        <w:t>✔</w:t>
+      </w:r>
+      <w:r>
+        <w:t xml:space="preserve"> Relations.  </w:t>
+      </w:r>
+    </w:p>
+    <w:p>
+      <w:r>
+        <w:t xml:space="preserve">  - </w:t>
+      </w:r>
+      <w:proofErr w:type="gramStart"/>
+      <w:r>
+        <w:t>Relations :</w:t>
+      </w:r>
+      <w:proofErr w:type="gramEnd"/>
+      <w:r>
+        <w:t xml:space="preserve"> Couleurs </w:t>
+      </w:r>
+      <w:r>
+        <w:rPr>
+          <w:rFonts w:ascii="Segoe UI Symbol" w:hAnsi="Segoe UI Symbol" w:cs="Segoe UI Symbol"/>
+        </w:rPr>
+        <w:t>✔</w:t>
+      </w:r>
+      <w:r>
+        <w:t xml:space="preserve">, ANCRES </w:t>
+      </w:r>
+      <w:r>
+        <w:rPr>
+          <w:rFonts w:ascii="Segoe UI Symbol" w:hAnsi="Segoe UI Symbol" w:cs="Segoe UI Symbol"/>
+        </w:rPr>
+        <w:t>✔</w:t>
+      </w:r>
+      <w:r>
+        <w:t xml:space="preserve">, MBTI via Traits </w:t>
+      </w:r>
+      <w:r>
+        <w:rPr>
+          <w:rFonts w:ascii="Segoe UI Symbol" w:hAnsi="Segoe UI Symbol" w:cs="Segoe UI Symbol"/>
+        </w:rPr>
+        <w:t>✔</w:t>
+      </w:r>
+      <w:r>
+        <w:t xml:space="preserve">.  </w:t>
+      </w:r>
+    </w:p>
+    <w:p>
+      <w:r>
+        <w:t>- **Bubble*</w:t>
+      </w:r>
+      <w:proofErr w:type="gramStart"/>
+      <w:r>
+        <w:t>* :</w:t>
+      </w:r>
+      <w:proofErr w:type="gramEnd"/>
+      <w:r>
+        <w:t xml:space="preserve"> </w:t>
+      </w:r>
+      <w:r>
+        <w:rPr>
+          <w:rFonts w:ascii="Segoe UI Symbol" w:hAnsi="Segoe UI Symbol" w:cs="Segoe UI Symbol"/>
+        </w:rPr>
+        <w:t>✖</w:t>
+      </w:r>
+      <w:r>
+        <w:t xml:space="preserve"> (</w:t>
+      </w:r>
+      <w:proofErr w:type="gramStart"/>
+      <w:r>
+        <w:t>pas</w:t>
+      </w:r>
+      <w:proofErr w:type="gramEnd"/>
+      <w:r>
+        <w:t xml:space="preserve"> encore </w:t>
+      </w:r>
+      <w:proofErr w:type="spellStart"/>
+      <w:r>
+        <w:t>connect</w:t>
+      </w:r>
+      <w:r>
+        <w:rPr>
+          <w:rFonts w:ascii="Cambria" w:hAnsi="Cambria" w:cs="Cambria"/>
+        </w:rPr>
+        <w:t>é</w:t>
+      </w:r>
+      <w:proofErr w:type="spellEnd"/>
+      <w:r>
+        <w:t xml:space="preserve">).  </w:t>
+      </w:r>
+    </w:p>
+    <w:p>
+      <w:r>
+        <w:t>- **Make*</w:t>
+      </w:r>
+      <w:proofErr w:type="gramStart"/>
+      <w:r>
+        <w:t>* :</w:t>
+      </w:r>
+      <w:proofErr w:type="gramEnd"/>
+      <w:r>
+        <w:t xml:space="preserve"> </w:t>
+      </w:r>
+      <w:r>
+        <w:rPr>
+          <w:rFonts w:ascii="Segoe UI Symbol" w:hAnsi="Segoe UI Symbol" w:cs="Segoe UI Symbol"/>
+        </w:rPr>
+        <w:t>✖</w:t>
+      </w:r>
+      <w:r>
+        <w:t xml:space="preserve"> (</w:t>
+      </w:r>
+      <w:proofErr w:type="spellStart"/>
+      <w:r>
+        <w:t>sc</w:t>
+      </w:r>
+      <w:r>
+        <w:rPr>
+          <w:rFonts w:ascii="Cambria" w:hAnsi="Cambria" w:cs="Cambria"/>
+        </w:rPr>
+        <w:t>é</w:t>
+      </w:r>
+      <w:r>
+        <w:t>nario</w:t>
+      </w:r>
+      <w:proofErr w:type="spellEnd"/>
+      <w:r>
+        <w:t xml:space="preserve"> </w:t>
+      </w:r>
+      <w:proofErr w:type="gramStart"/>
+      <w:r>
+        <w:t>pas</w:t>
+      </w:r>
+      <w:proofErr w:type="gramEnd"/>
+      <w:r>
+        <w:t xml:space="preserve"> encore </w:t>
+      </w:r>
+      <w:proofErr w:type="spellStart"/>
+      <w:r>
+        <w:t>cr</w:t>
+      </w:r>
+      <w:r>
+        <w:rPr>
+          <w:rFonts w:ascii="Cambria" w:hAnsi="Cambria" w:cs="Cambria"/>
+        </w:rPr>
+        <w:t>éé</w:t>
+      </w:r>
+      <w:proofErr w:type="spellEnd"/>
+      <w:r>
+        <w:t xml:space="preserve">).  </w:t>
+      </w:r>
+    </w:p>
+    <w:p>
+      <w:r>
+        <w:t>- **Stripe/MIPS*</w:t>
+      </w:r>
+      <w:proofErr w:type="gramStart"/>
+      <w:r>
+        <w:t>* :</w:t>
+      </w:r>
+      <w:proofErr w:type="gramEnd"/>
+      <w:r>
+        <w:t xml:space="preserve"> </w:t>
+      </w:r>
+      <w:r>
+        <w:rPr>
+          <w:rFonts w:ascii="Segoe UI Symbol" w:hAnsi="Segoe UI Symbol" w:cs="Segoe UI Symbol"/>
+        </w:rPr>
+        <w:t>✖</w:t>
+      </w:r>
+      <w:r>
+        <w:t xml:space="preserve"> (non </w:t>
+      </w:r>
+      <w:proofErr w:type="spellStart"/>
+      <w:r>
+        <w:t>int</w:t>
+      </w:r>
+      <w:r>
+        <w:rPr>
+          <w:rFonts w:ascii="Cambria" w:hAnsi="Cambria" w:cs="Cambria"/>
+        </w:rPr>
+        <w:t>é</w:t>
+      </w:r>
+      <w:r>
+        <w:t>gr</w:t>
+      </w:r>
+      <w:r>
+        <w:rPr>
+          <w:rFonts w:ascii="Cambria" w:hAnsi="Cambria" w:cs="Cambria"/>
+        </w:rPr>
+        <w:t>é</w:t>
+      </w:r>
+      <w:proofErr w:type="spellEnd"/>
+      <w:r>
+        <w:t xml:space="preserve">).  </w:t>
+      </w:r>
+    </w:p>
+    <w:p/>
+    <w:p>
+      <w:r>
+        <w:t>---</w:t>
+      </w:r>
+    </w:p>
+    <w:p/>
+    <w:p>
+      <w:r>
+        <w:t xml:space="preserve">## 5. </w:t>
+      </w:r>
+      <w:proofErr w:type="spellStart"/>
+      <w:r>
+        <w:t>Vérifications</w:t>
+      </w:r>
+      <w:proofErr w:type="spellEnd"/>
+      <w:r>
+        <w:t xml:space="preserve"> </w:t>
+      </w:r>
+      <w:proofErr w:type="spellStart"/>
+      <w:r>
+        <w:t>réalisées</w:t>
+      </w:r>
+      <w:proofErr w:type="spellEnd"/>
+    </w:p>
+    <w:p/>
+    <w:p>
+      <w:r>
+        <w:t xml:space="preserve">- Import CSV dans Airtable </w:t>
+      </w:r>
+      <w:r>
+        <w:rPr>
+          <w:rFonts w:ascii="Segoe UI Symbol" w:hAnsi="Segoe UI Symbol" w:cs="Segoe UI Symbol"/>
+        </w:rPr>
+        <w:t>✔</w:t>
+      </w:r>
+      <w:r>
+        <w:t xml:space="preserve">  </w:t>
+      </w:r>
+    </w:p>
+    <w:p>
+      <w:r>
+        <w:t xml:space="preserve">- </w:t>
+      </w:r>
+      <w:proofErr w:type="spellStart"/>
+      <w:r>
+        <w:t>Colonnes</w:t>
+      </w:r>
+      <w:proofErr w:type="spellEnd"/>
+      <w:r>
+        <w:t xml:space="preserve"> </w:t>
+      </w:r>
+      <w:proofErr w:type="spellStart"/>
+      <w:r>
+        <w:t>principales</w:t>
+      </w:r>
+      <w:proofErr w:type="spellEnd"/>
+      <w:r>
+        <w:t xml:space="preserve"> </w:t>
+      </w:r>
+      <w:proofErr w:type="spellStart"/>
+      <w:r>
+        <w:t>correctes</w:t>
+      </w:r>
+      <w:proofErr w:type="spellEnd"/>
+      <w:r>
+        <w:t xml:space="preserve"> (ID, </w:t>
+      </w:r>
+      <w:proofErr w:type="spellStart"/>
+      <w:r>
+        <w:t>Code_Profil</w:t>
+      </w:r>
+      <w:proofErr w:type="spellEnd"/>
+      <w:r>
+        <w:t xml:space="preserve">) </w:t>
+      </w:r>
+      <w:r>
+        <w:rPr>
+          <w:rFonts w:ascii="Segoe UI Symbol" w:hAnsi="Segoe UI Symbol" w:cs="Segoe UI Symbol"/>
+        </w:rPr>
+        <w:t>✔</w:t>
+      </w:r>
+      <w:r>
+        <w:t xml:space="preserve">  </w:t>
+      </w:r>
+    </w:p>
+    <w:p>
+      <w:r>
+        <w:t xml:space="preserve">- </w:t>
+      </w:r>
+      <w:proofErr w:type="spellStart"/>
+      <w:r>
+        <w:t>Colonnes</w:t>
+      </w:r>
+      <w:proofErr w:type="spellEnd"/>
+      <w:r>
+        <w:t xml:space="preserve"> `Langue` bien </w:t>
+      </w:r>
+      <w:proofErr w:type="spellStart"/>
+      <w:r>
+        <w:t>remplies</w:t>
+      </w:r>
+      <w:proofErr w:type="spellEnd"/>
+      <w:r>
+        <w:t xml:space="preserve"> </w:t>
+      </w:r>
+      <w:r>
+        <w:rPr>
+          <w:rFonts w:ascii="Segoe UI Symbol" w:hAnsi="Segoe UI Symbol" w:cs="Segoe UI Symbol"/>
+        </w:rPr>
+        <w:t>✔</w:t>
+      </w:r>
+      <w:r>
+        <w:t xml:space="preserve">  </w:t>
+      </w:r>
+    </w:p>
+    <w:p>
+      <w:r>
+        <w:t xml:space="preserve">- Relations Questions </w:t>
+      </w:r>
+      <w:r>
+        <w:rPr>
+          <w:rFonts w:hint="eastAsia"/>
+        </w:rPr>
+        <w:t>→</w:t>
+      </w:r>
+      <w:r>
+        <w:t xml:space="preserve"> </w:t>
+      </w:r>
+      <w:proofErr w:type="spellStart"/>
+      <w:r>
+        <w:t>Profils</w:t>
+      </w:r>
+      <w:proofErr w:type="spellEnd"/>
+      <w:r>
+        <w:t xml:space="preserve">/Traits (pastilles </w:t>
+      </w:r>
+      <w:proofErr w:type="spellStart"/>
+      <w:r>
+        <w:t>bleues</w:t>
+      </w:r>
+      <w:proofErr w:type="spellEnd"/>
+      <w:r>
+        <w:t xml:space="preserve">) </w:t>
+      </w:r>
+      <w:r>
+        <w:rPr>
+          <w:rFonts w:ascii="Segoe UI Symbol" w:hAnsi="Segoe UI Symbol" w:cs="Segoe UI Symbol"/>
+        </w:rPr>
+        <w:t>✔</w:t>
+      </w:r>
+      <w:r>
+        <w:t xml:space="preserve">  </w:t>
+      </w:r>
+    </w:p>
+    <w:p>
+      <w:r>
+        <w:t xml:space="preserve">- </w:t>
+      </w:r>
+      <w:proofErr w:type="spellStart"/>
+      <w:r>
+        <w:t>Vérification</w:t>
+      </w:r>
+      <w:proofErr w:type="spellEnd"/>
+      <w:r>
+        <w:t xml:space="preserve"> </w:t>
+      </w:r>
+      <w:proofErr w:type="gramStart"/>
+      <w:r>
+        <w:t>MBTI :</w:t>
+      </w:r>
+      <w:proofErr w:type="gramEnd"/>
+      <w:r>
+        <w:t xml:space="preserve"> correction </w:t>
+      </w:r>
+      <w:proofErr w:type="spellStart"/>
+      <w:r>
+        <w:t>nécessaire</w:t>
+      </w:r>
+      <w:proofErr w:type="spellEnd"/>
+      <w:r>
+        <w:t xml:space="preserve"> </w:t>
+      </w:r>
+      <w:r>
+        <w:rPr>
+          <w:rFonts w:hint="eastAsia"/>
+        </w:rPr>
+        <w:t>→</w:t>
+      </w:r>
+      <w:r>
+        <w:t xml:space="preserve"> </w:t>
+      </w:r>
+      <w:proofErr w:type="spellStart"/>
+      <w:r>
+        <w:t>ajout</w:t>
+      </w:r>
+      <w:proofErr w:type="spellEnd"/>
+      <w:r>
+        <w:t xml:space="preserve"> Traits </w:t>
+      </w:r>
+      <w:r>
+        <w:rPr>
+          <w:rFonts w:ascii="Segoe UI Symbol" w:hAnsi="Segoe UI Symbol" w:cs="Segoe UI Symbol"/>
+        </w:rPr>
+        <w:t>✔</w:t>
+      </w:r>
+      <w:r>
+        <w:t xml:space="preserve">  </w:t>
+      </w:r>
+    </w:p>
+    <w:p/>
+    <w:p>
+      <w:r>
+        <w:t>---</w:t>
+      </w:r>
+    </w:p>
+    <w:p/>
+    <w:p>
+      <w:r>
+        <w:t xml:space="preserve">## 6. Points </w:t>
+      </w:r>
+      <w:proofErr w:type="spellStart"/>
+      <w:r>
+        <w:t>ouverts</w:t>
+      </w:r>
+      <w:proofErr w:type="spellEnd"/>
+      <w:r>
+        <w:t xml:space="preserve"> / </w:t>
+      </w:r>
+      <w:proofErr w:type="spellStart"/>
+      <w:r>
+        <w:t>risques</w:t>
+      </w:r>
+      <w:proofErr w:type="spellEnd"/>
+      <w:r>
+        <w:t xml:space="preserve"> / </w:t>
+      </w:r>
+      <w:proofErr w:type="spellStart"/>
+      <w:r>
+        <w:t>dettes</w:t>
+      </w:r>
+      <w:proofErr w:type="spellEnd"/>
+    </w:p>
+    <w:p/>
+    <w:p>
+      <w:r>
+        <w:t xml:space="preserve">- </w:t>
+      </w:r>
+      <w:proofErr w:type="gramStart"/>
+      <w:r>
+        <w:t>MBTI :</w:t>
+      </w:r>
+      <w:proofErr w:type="gramEnd"/>
+      <w:r>
+        <w:t xml:space="preserve"> </w:t>
+      </w:r>
+      <w:proofErr w:type="spellStart"/>
+      <w:r>
+        <w:t>calcul</w:t>
+      </w:r>
+      <w:proofErr w:type="spellEnd"/>
+      <w:r>
+        <w:t xml:space="preserve"> des 4 </w:t>
+      </w:r>
+      <w:proofErr w:type="spellStart"/>
+      <w:r>
+        <w:t>lettres</w:t>
+      </w:r>
+      <w:proofErr w:type="spellEnd"/>
+      <w:r>
+        <w:t xml:space="preserve"> à </w:t>
+      </w:r>
+      <w:proofErr w:type="spellStart"/>
+      <w:r>
+        <w:t>implémenter</w:t>
+      </w:r>
+      <w:proofErr w:type="spellEnd"/>
+      <w:r>
+        <w:t xml:space="preserve"> (dans Make </w:t>
+      </w:r>
+      <w:proofErr w:type="spellStart"/>
+      <w:r>
+        <w:t>ou</w:t>
+      </w:r>
+      <w:proofErr w:type="spellEnd"/>
+      <w:r>
+        <w:t xml:space="preserve"> Airtable).  </w:t>
+      </w:r>
+    </w:p>
+    <w:p>
+      <w:r>
+        <w:t>- PDF/</w:t>
+      </w:r>
+      <w:proofErr w:type="gramStart"/>
+      <w:r>
+        <w:t>email :</w:t>
+      </w:r>
+      <w:proofErr w:type="gramEnd"/>
+      <w:r>
+        <w:t xml:space="preserve"> </w:t>
+      </w:r>
+      <w:proofErr w:type="gramStart"/>
+      <w:r>
+        <w:t>pas</w:t>
+      </w:r>
+      <w:proofErr w:type="gramEnd"/>
+      <w:r>
+        <w:t xml:space="preserve"> encore </w:t>
+      </w:r>
+      <w:proofErr w:type="spellStart"/>
+      <w:r>
+        <w:t>configurés</w:t>
+      </w:r>
+      <w:proofErr w:type="spellEnd"/>
+      <w:r>
+        <w:t xml:space="preserve">.  </w:t>
+      </w:r>
+    </w:p>
+    <w:p>
+      <w:r>
+        <w:lastRenderedPageBreak/>
+        <w:t xml:space="preserve">- </w:t>
+      </w:r>
+      <w:proofErr w:type="gramStart"/>
+      <w:r>
+        <w:t>Bubble :</w:t>
+      </w:r>
+      <w:proofErr w:type="gramEnd"/>
+      <w:r>
+        <w:t xml:space="preserve"> pas </w:t>
+      </w:r>
+      <w:proofErr w:type="spellStart"/>
+      <w:r>
+        <w:t>d’interface</w:t>
+      </w:r>
+      <w:proofErr w:type="spellEnd"/>
+      <w:r>
+        <w:t xml:space="preserve"> </w:t>
+      </w:r>
+      <w:proofErr w:type="spellStart"/>
+      <w:r>
+        <w:t>répondant</w:t>
+      </w:r>
+      <w:proofErr w:type="spellEnd"/>
+      <w:r>
+        <w:t xml:space="preserve"> pour </w:t>
+      </w:r>
+      <w:proofErr w:type="spellStart"/>
+      <w:r>
+        <w:t>l’instant</w:t>
+      </w:r>
+      <w:proofErr w:type="spellEnd"/>
+      <w:r>
+        <w:t xml:space="preserve">.  </w:t>
+      </w:r>
+    </w:p>
+    <w:p>
+      <w:r>
+        <w:t xml:space="preserve">- </w:t>
+      </w:r>
+      <w:proofErr w:type="gramStart"/>
+      <w:r>
+        <w:t>Paiement :</w:t>
+      </w:r>
+      <w:proofErr w:type="gramEnd"/>
+      <w:r>
+        <w:t xml:space="preserve"> Stripe/MIPS à </w:t>
+      </w:r>
+      <w:proofErr w:type="spellStart"/>
+      <w:r>
+        <w:t>traiter</w:t>
+      </w:r>
+      <w:proofErr w:type="spellEnd"/>
+      <w:r>
+        <w:t xml:space="preserve"> plus tard.  </w:t>
+      </w:r>
+    </w:p>
+    <w:p>
+      <w:r>
+        <w:t xml:space="preserve">- Risque </w:t>
+      </w:r>
+      <w:proofErr w:type="spellStart"/>
+      <w:r>
+        <w:t>d’erreur</w:t>
+      </w:r>
+      <w:proofErr w:type="spellEnd"/>
+      <w:r>
+        <w:t xml:space="preserve"> de mapping </w:t>
+      </w:r>
+      <w:proofErr w:type="spellStart"/>
+      <w:r>
+        <w:t>si</w:t>
+      </w:r>
+      <w:proofErr w:type="spellEnd"/>
+      <w:r>
+        <w:t xml:space="preserve"> de nouveaux </w:t>
+      </w:r>
+      <w:proofErr w:type="spellStart"/>
+      <w:r>
+        <w:t>fichiers</w:t>
+      </w:r>
+      <w:proofErr w:type="spellEnd"/>
+      <w:r>
+        <w:t xml:space="preserve"> CSV </w:t>
+      </w:r>
+      <w:proofErr w:type="spellStart"/>
+      <w:r>
+        <w:t>sont</w:t>
+      </w:r>
+      <w:proofErr w:type="spellEnd"/>
+      <w:r>
+        <w:t xml:space="preserve"> </w:t>
+      </w:r>
+      <w:proofErr w:type="spellStart"/>
+      <w:r>
+        <w:t>importés</w:t>
+      </w:r>
+      <w:proofErr w:type="spellEnd"/>
+      <w:r>
+        <w:t xml:space="preserve"> sans respecter les suffixes langue.  </w:t>
+      </w:r>
+    </w:p>
+    <w:p/>
+    <w:p>
+      <w:r>
+        <w:t>---</w:t>
+      </w:r>
+    </w:p>
+    <w:p/>
+    <w:p>
+      <w:r>
+        <w:t>## 7. Playbook de reprise (</w:t>
+      </w:r>
+      <w:proofErr w:type="spellStart"/>
+      <w:r>
+        <w:t>prochaines</w:t>
+      </w:r>
+      <w:proofErr w:type="spellEnd"/>
+      <w:r>
+        <w:t xml:space="preserve"> actions)</w:t>
+      </w:r>
+    </w:p>
+    <w:p/>
+    <w:p>
+      <w:r>
+        <w:t xml:space="preserve">1. </w:t>
+      </w:r>
+      <w:proofErr w:type="spellStart"/>
+      <w:r>
+        <w:t>Vérifier</w:t>
+      </w:r>
+      <w:proofErr w:type="spellEnd"/>
+      <w:r>
+        <w:t xml:space="preserve"> que </w:t>
+      </w:r>
+      <w:proofErr w:type="spellStart"/>
+      <w:r>
+        <w:t>toutes</w:t>
+      </w:r>
+      <w:proofErr w:type="spellEnd"/>
+      <w:r>
+        <w:t xml:space="preserve"> les tables Airtable (Questions/</w:t>
+      </w:r>
+      <w:proofErr w:type="spellStart"/>
+      <w:r>
+        <w:t>Profils</w:t>
+      </w:r>
+      <w:proofErr w:type="spellEnd"/>
+      <w:r>
+        <w:t xml:space="preserve">/Traits) </w:t>
+      </w:r>
+      <w:proofErr w:type="spellStart"/>
+      <w:r>
+        <w:t>sont</w:t>
+      </w:r>
+      <w:proofErr w:type="spellEnd"/>
+      <w:r>
+        <w:t xml:space="preserve"> bien </w:t>
+      </w:r>
+      <w:proofErr w:type="spellStart"/>
+      <w:r>
+        <w:t>importées</w:t>
+      </w:r>
+      <w:proofErr w:type="spellEnd"/>
+      <w:r>
+        <w:t xml:space="preserve">.  </w:t>
+      </w:r>
+    </w:p>
+    <w:p>
+      <w:r>
+        <w:t xml:space="preserve">2. </w:t>
+      </w:r>
+      <w:proofErr w:type="spellStart"/>
+      <w:r>
+        <w:t>Configurer</w:t>
+      </w:r>
+      <w:proofErr w:type="spellEnd"/>
+      <w:r>
+        <w:t xml:space="preserve"> un **</w:t>
+      </w:r>
+      <w:proofErr w:type="spellStart"/>
+      <w:r>
+        <w:t>scénario</w:t>
+      </w:r>
+      <w:proofErr w:type="spellEnd"/>
+      <w:r>
+        <w:t xml:space="preserve"> Make </w:t>
+      </w:r>
+      <w:proofErr w:type="spellStart"/>
+      <w:r>
+        <w:t>pilote</w:t>
+      </w:r>
+      <w:proofErr w:type="spellEnd"/>
+      <w:r>
+        <w:t>*</w:t>
+      </w:r>
+      <w:proofErr w:type="gramStart"/>
+      <w:r>
+        <w:t>* :</w:t>
+      </w:r>
+      <w:proofErr w:type="gramEnd"/>
+      <w:r>
+        <w:t xml:space="preserve">  </w:t>
+      </w:r>
+    </w:p>
+    <w:p>
+      <w:r>
+        <w:t xml:space="preserve">   - </w:t>
+      </w:r>
+      <w:proofErr w:type="spellStart"/>
+      <w:proofErr w:type="gramStart"/>
+      <w:r>
+        <w:t>Déclencheur</w:t>
+      </w:r>
+      <w:proofErr w:type="spellEnd"/>
+      <w:r>
+        <w:t xml:space="preserve"> :</w:t>
+      </w:r>
+      <w:proofErr w:type="gramEnd"/>
+      <w:r>
+        <w:t xml:space="preserve"> </w:t>
+      </w:r>
+      <w:proofErr w:type="spellStart"/>
+      <w:r>
+        <w:t>réponse</w:t>
+      </w:r>
+      <w:proofErr w:type="spellEnd"/>
+      <w:r>
+        <w:t xml:space="preserve"> (</w:t>
+      </w:r>
+      <w:proofErr w:type="spellStart"/>
+      <w:r>
+        <w:t>simulateur</w:t>
+      </w:r>
+      <w:proofErr w:type="spellEnd"/>
+      <w:r>
+        <w:t xml:space="preserve"> </w:t>
+      </w:r>
+      <w:proofErr w:type="spellStart"/>
+      <w:r>
+        <w:t>ou</w:t>
+      </w:r>
+      <w:proofErr w:type="spellEnd"/>
+      <w:r>
+        <w:t xml:space="preserve"> Airtable Watch).  </w:t>
+      </w:r>
+    </w:p>
+    <w:p>
+      <w:r>
+        <w:t xml:space="preserve">   - </w:t>
+      </w:r>
+      <w:proofErr w:type="spellStart"/>
+      <w:r>
+        <w:t>Calcul</w:t>
+      </w:r>
+      <w:proofErr w:type="spellEnd"/>
+      <w:r>
+        <w:t xml:space="preserve"> du </w:t>
+      </w:r>
+      <w:proofErr w:type="spellStart"/>
+      <w:r>
+        <w:t>profil</w:t>
+      </w:r>
+      <w:proofErr w:type="spellEnd"/>
+      <w:r>
+        <w:t xml:space="preserve"> (Couleurs/ANCRES </w:t>
+      </w:r>
+      <w:proofErr w:type="gramStart"/>
+      <w:r>
+        <w:t>direct ;</w:t>
+      </w:r>
+      <w:proofErr w:type="gramEnd"/>
+      <w:r>
+        <w:t xml:space="preserve"> MBTI via Traits).  </w:t>
+      </w:r>
+    </w:p>
+    <w:p>
+      <w:r>
+        <w:t xml:space="preserve">   - Lookup Airtable pour </w:t>
+      </w:r>
+      <w:proofErr w:type="spellStart"/>
+      <w:r>
+        <w:t>récupérer</w:t>
+      </w:r>
+      <w:proofErr w:type="spellEnd"/>
+      <w:r>
+        <w:t xml:space="preserve"> le </w:t>
+      </w:r>
+      <w:proofErr w:type="spellStart"/>
+      <w:r>
+        <w:t>texte</w:t>
+      </w:r>
+      <w:proofErr w:type="spellEnd"/>
+      <w:r>
+        <w:t xml:space="preserve"> du </w:t>
+      </w:r>
+      <w:proofErr w:type="spellStart"/>
+      <w:r>
+        <w:t>profil</w:t>
+      </w:r>
+      <w:proofErr w:type="spellEnd"/>
+      <w:r>
+        <w:t xml:space="preserve">.  </w:t>
+      </w:r>
+    </w:p>
+    <w:p>
+      <w:r>
+        <w:t xml:space="preserve">   - </w:t>
+      </w:r>
+      <w:proofErr w:type="spellStart"/>
+      <w:r>
+        <w:t>Génération</w:t>
+      </w:r>
+      <w:proofErr w:type="spellEnd"/>
+      <w:r>
+        <w:t xml:space="preserve"> PDF + envoi email.  </w:t>
+      </w:r>
+    </w:p>
+    <w:p>
+      <w:r>
+        <w:t xml:space="preserve">3. Tester un premier flux </w:t>
+      </w:r>
+      <w:proofErr w:type="spellStart"/>
+      <w:r>
+        <w:t>complet</w:t>
+      </w:r>
+      <w:proofErr w:type="spellEnd"/>
+      <w:r>
+        <w:t xml:space="preserve"> sur **</w:t>
+      </w:r>
+      <w:proofErr w:type="spellStart"/>
+      <w:r>
+        <w:t>Couleurs_FR</w:t>
+      </w:r>
+      <w:proofErr w:type="spellEnd"/>
+      <w:r>
+        <w:t xml:space="preserve">**.  </w:t>
+      </w:r>
+    </w:p>
+    <w:p>
+      <w:r>
+        <w:t xml:space="preserve">4. </w:t>
+      </w:r>
+      <w:proofErr w:type="spellStart"/>
+      <w:r>
+        <w:t>Étendre</w:t>
+      </w:r>
+      <w:proofErr w:type="spellEnd"/>
+      <w:r>
+        <w:t xml:space="preserve"> aux </w:t>
+      </w:r>
+      <w:proofErr w:type="spellStart"/>
+      <w:r>
+        <w:t>autres</w:t>
+      </w:r>
+      <w:proofErr w:type="spellEnd"/>
+      <w:r>
+        <w:t xml:space="preserve"> tests (ANCRES, MBTI).  </w:t>
+      </w:r>
+    </w:p>
+    <w:p>
+      <w:r>
+        <w:t xml:space="preserve">5. </w:t>
+      </w:r>
+      <w:proofErr w:type="spellStart"/>
+      <w:r>
+        <w:t>Ajouter</w:t>
+      </w:r>
+      <w:proofErr w:type="spellEnd"/>
+      <w:r>
+        <w:t xml:space="preserve"> interface </w:t>
+      </w:r>
+      <w:proofErr w:type="spellStart"/>
+      <w:r>
+        <w:t>répondant</w:t>
+      </w:r>
+      <w:proofErr w:type="spellEnd"/>
+      <w:r>
+        <w:t xml:space="preserve"> (Bubble).  </w:t>
+      </w:r>
+    </w:p>
+    <w:p>
+      <w:r>
+        <w:t xml:space="preserve">6. </w:t>
+      </w:r>
+      <w:proofErr w:type="spellStart"/>
+      <w:r>
+        <w:t>Ajouter</w:t>
+      </w:r>
+      <w:proofErr w:type="spellEnd"/>
+      <w:r>
+        <w:t xml:space="preserve"> </w:t>
+      </w:r>
+      <w:proofErr w:type="spellStart"/>
+      <w:r>
+        <w:t>paiement</w:t>
+      </w:r>
+      <w:proofErr w:type="spellEnd"/>
+      <w:r>
+        <w:t xml:space="preserve"> (Stripe </w:t>
+      </w:r>
+      <w:proofErr w:type="spellStart"/>
+      <w:r>
+        <w:t>d’abord</w:t>
+      </w:r>
+      <w:proofErr w:type="spellEnd"/>
+      <w:r>
+        <w:t xml:space="preserve">, MIPS ensuite).  </w:t>
+      </w:r>
+    </w:p>
+    <w:p/>
+    <w:p>
+      <w:r>
+        <w:t>---</w:t>
+      </w:r>
+    </w:p>
+    <w:p/>
+    <w:p>
+      <w:r>
+        <w:t xml:space="preserve">## 8. </w:t>
+      </w:r>
+      <w:proofErr w:type="spellStart"/>
+      <w:r>
+        <w:t>Artéfacts</w:t>
+      </w:r>
+      <w:proofErr w:type="spellEnd"/>
+      <w:r>
+        <w:t xml:space="preserve"> &amp; </w:t>
+      </w:r>
+      <w:proofErr w:type="spellStart"/>
+      <w:r>
+        <w:t>référentiels</w:t>
+      </w:r>
+      <w:proofErr w:type="spellEnd"/>
+    </w:p>
+    <w:p/>
+    <w:p>
+      <w:r>
+        <w:t xml:space="preserve">- **CSV </w:t>
+      </w:r>
+      <w:proofErr w:type="spellStart"/>
+      <w:r>
+        <w:t>importés</w:t>
+      </w:r>
+      <w:proofErr w:type="spellEnd"/>
+      <w:r>
+        <w:t>*</w:t>
+      </w:r>
+      <w:proofErr w:type="gramStart"/>
+      <w:r>
+        <w:t>* :</w:t>
+      </w:r>
+      <w:proofErr w:type="gramEnd"/>
+      <w:r>
+        <w:t xml:space="preserve">  </w:t>
+      </w:r>
+    </w:p>
+    <w:p>
+      <w:r>
+        <w:t xml:space="preserve">  - Questions &amp; </w:t>
+      </w:r>
+      <w:proofErr w:type="spellStart"/>
+      <w:r>
+        <w:t>Profils</w:t>
+      </w:r>
+      <w:proofErr w:type="spellEnd"/>
+      <w:r>
+        <w:t xml:space="preserve"> (FR/EN) pour Couleurs, MBTI, ANCRES.  </w:t>
+      </w:r>
+    </w:p>
+    <w:p>
+      <w:r>
+        <w:lastRenderedPageBreak/>
+        <w:t xml:space="preserve">  - Table </w:t>
+      </w:r>
+      <w:proofErr w:type="spellStart"/>
+      <w:proofErr w:type="gramStart"/>
+      <w:r>
+        <w:t>additionnelle</w:t>
+      </w:r>
+      <w:proofErr w:type="spellEnd"/>
+      <w:r>
+        <w:t xml:space="preserve"> :</w:t>
+      </w:r>
+      <w:proofErr w:type="gramEnd"/>
+      <w:r>
+        <w:t xml:space="preserve"> `</w:t>
+      </w:r>
+      <w:proofErr w:type="spellStart"/>
+      <w:r>
+        <w:t>Traits_MBTI</w:t>
+      </w:r>
+      <w:proofErr w:type="spellEnd"/>
+      <w:r>
+        <w:t xml:space="preserve">`.  </w:t>
+      </w:r>
+    </w:p>
+    <w:p>
+      <w:r>
+        <w:rPr>
+          <w:rFonts w:hint="eastAsia"/>
+        </w:rPr>
+        <w:t>- **Links_Airtable_FIX.zip*</w:t>
+      </w:r>
+      <w:proofErr w:type="gramStart"/>
+      <w:r>
+        <w:rPr>
+          <w:rFonts w:hint="eastAsia"/>
+        </w:rPr>
+        <w:t>* :</w:t>
+      </w:r>
+      <w:proofErr w:type="gramEnd"/>
+      <w:r>
+        <w:rPr>
+          <w:rFonts w:hint="eastAsia"/>
+        </w:rPr>
+        <w:t xml:space="preserve"> </w:t>
+      </w:r>
+      <w:proofErr w:type="spellStart"/>
+      <w:r>
+        <w:rPr>
+          <w:rFonts w:hint="eastAsia"/>
+        </w:rPr>
+        <w:t>fichiers</w:t>
+      </w:r>
+      <w:proofErr w:type="spellEnd"/>
+      <w:r>
+        <w:rPr>
+          <w:rFonts w:hint="eastAsia"/>
+        </w:rPr>
+        <w:t xml:space="preserve"> de liaisons Questions </w:t>
+      </w:r>
+      <w:r>
+        <w:rPr>
+          <w:rFonts w:hint="eastAsia"/>
+        </w:rPr>
+        <w:t>→</w:t>
+      </w:r>
+      <w:r>
+        <w:rPr>
+          <w:rFonts w:hint="eastAsia"/>
+        </w:rPr>
+        <w:t xml:space="preserve"> </w:t>
+      </w:r>
+      <w:proofErr w:type="spellStart"/>
+      <w:r>
+        <w:rPr>
+          <w:rFonts w:hint="eastAsia"/>
+        </w:rPr>
+        <w:t>Profils</w:t>
+      </w:r>
+      <w:proofErr w:type="spellEnd"/>
+      <w:r>
+        <w:rPr>
+          <w:rFonts w:hint="eastAsia"/>
+        </w:rPr>
+        <w:t xml:space="preserve">/Traits.  </w:t>
+      </w:r>
+    </w:p>
+    <w:p>
+      <w:r>
+        <w:t>- **MBTI_Traits_Airtable.zip / MBTI_Trait_Links.zip*</w:t>
+      </w:r>
+      <w:proofErr w:type="gramStart"/>
+      <w:r>
+        <w:t>* :</w:t>
+      </w:r>
+      <w:proofErr w:type="gramEnd"/>
+      <w:r>
+        <w:t xml:space="preserve"> table Traits et liens </w:t>
+      </w:r>
+      <w:proofErr w:type="spellStart"/>
+      <w:r>
+        <w:t>spécifiques</w:t>
+      </w:r>
+      <w:proofErr w:type="spellEnd"/>
+      <w:r>
+        <w:t xml:space="preserve"> MBTI.  </w:t>
+      </w:r>
+    </w:p>
+    <w:p/>
+    <w:p>
+      <w:r>
+        <w:t>---</w:t>
+      </w:r>
+    </w:p>
+    <w:p/>
+    <w:p>
+      <w:r>
+        <w:t xml:space="preserve">## 9. Snippets </w:t>
+      </w:r>
+      <w:proofErr w:type="spellStart"/>
+      <w:r>
+        <w:t>prêts</w:t>
+      </w:r>
+      <w:proofErr w:type="spellEnd"/>
+      <w:r>
+        <w:t xml:space="preserve"> à </w:t>
+      </w:r>
+      <w:proofErr w:type="spellStart"/>
+      <w:r>
+        <w:t>l’emploi</w:t>
+      </w:r>
+      <w:proofErr w:type="spellEnd"/>
+    </w:p>
+    <w:p/>
+    <w:p>
+      <w:proofErr w:type="spellStart"/>
+      <w:r>
+        <w:t>Exemple</w:t>
+      </w:r>
+      <w:proofErr w:type="spellEnd"/>
+      <w:r>
+        <w:t xml:space="preserve"> de </w:t>
+      </w:r>
+      <w:proofErr w:type="spellStart"/>
+      <w:r>
+        <w:t>formule</w:t>
+      </w:r>
+      <w:proofErr w:type="spellEnd"/>
+      <w:r>
+        <w:t xml:space="preserve"> Make (</w:t>
+      </w:r>
+      <w:proofErr w:type="spellStart"/>
+      <w:r>
+        <w:t>comptage</w:t>
+      </w:r>
+      <w:proofErr w:type="spellEnd"/>
+      <w:r>
+        <w:t xml:space="preserve"> MBTI</w:t>
+      </w:r>
+      <w:proofErr w:type="gramStart"/>
+      <w:r>
+        <w:t>) :</w:t>
+      </w:r>
+      <w:proofErr w:type="gramEnd"/>
+      <w:r>
+        <w:t xml:space="preserve">  </w:t>
+      </w:r>
+    </w:p>
+    <w:p>
+      <w:r>
+        <w:t>```make</w:t>
+      </w:r>
+    </w:p>
+    <w:p>
+      <w:r>
+        <w:t xml:space="preserve">EI = </w:t>
+      </w:r>
+      <w:proofErr w:type="gramStart"/>
+      <w:r>
+        <w:t>if(</w:t>
+      </w:r>
+      <w:proofErr w:type="gramEnd"/>
+      <w:r>
+        <w:t>E &gt;= I; "E"; "I")</w:t>
+      </w:r>
+    </w:p>
+    <w:p>
+      <w:r>
+        <w:t xml:space="preserve">NS = </w:t>
+      </w:r>
+      <w:proofErr w:type="gramStart"/>
+      <w:r>
+        <w:t>if(</w:t>
+      </w:r>
+      <w:proofErr w:type="gramEnd"/>
+      <w:r>
+        <w:t>N &gt;= S; "N"; "S")</w:t>
+      </w:r>
+    </w:p>
+    <w:p>
+      <w:r>
+        <w:t xml:space="preserve">FT = </w:t>
+      </w:r>
+      <w:proofErr w:type="gramStart"/>
+      <w:r>
+        <w:t>if(</w:t>
+      </w:r>
+      <w:proofErr w:type="gramEnd"/>
+      <w:r>
+        <w:t>F &gt;= T; "F"; "T")</w:t>
+      </w:r>
+    </w:p>
+    <w:p>
+      <w:r>
+        <w:t xml:space="preserve">JP = </w:t>
+      </w:r>
+      <w:proofErr w:type="gramStart"/>
+      <w:r>
+        <w:t>if(</w:t>
+      </w:r>
+      <w:proofErr w:type="gramEnd"/>
+      <w:r>
+        <w:t>J &gt;= P; "J"; "P")</w:t>
+      </w:r>
+    </w:p>
+    <w:p>
+      <w:r>
+        <w:t>Type4 = EI &amp; NS &amp; FT &amp; JP &amp; "_" &amp; Lang</w:t>
+      </w:r>
+    </w:p>
+    <w:p>
+      <w:r>
+        <w:t>10. Changelog</w:t>
+      </w:r>
+    </w:p>
+    <w:p>
+      <w:r>
+        <w:t>2025-09-</w:t>
+      </w:r>
+      <w:proofErr w:type="gramStart"/>
+      <w:r>
+        <w:t>17 :</w:t>
+      </w:r>
+      <w:proofErr w:type="gramEnd"/>
+      <w:r>
+        <w:t xml:space="preserve"> import </w:t>
+      </w:r>
+      <w:proofErr w:type="spellStart"/>
+      <w:r>
+        <w:t>complet</w:t>
+      </w:r>
+      <w:proofErr w:type="spellEnd"/>
+      <w:r>
+        <w:t xml:space="preserve"> Couleurs/MBTI/ANCRES </w:t>
+      </w:r>
+      <w:proofErr w:type="spellStart"/>
+      <w:r>
+        <w:t>en</w:t>
+      </w:r>
+      <w:proofErr w:type="spellEnd"/>
+      <w:r>
+        <w:t xml:space="preserve"> FR/EN dans Airtable.</w:t>
+      </w:r>
+    </w:p>
+    <w:p/>
+    <w:p>
+      <w:proofErr w:type="spellStart"/>
+      <w:r>
+        <w:t>Ajout</w:t>
+      </w:r>
+      <w:proofErr w:type="spellEnd"/>
+      <w:r>
+        <w:t xml:space="preserve"> table </w:t>
+      </w:r>
+      <w:proofErr w:type="spellStart"/>
+      <w:r>
+        <w:t>Traits_MBTI</w:t>
+      </w:r>
+      <w:proofErr w:type="spellEnd"/>
+      <w:r>
+        <w:t xml:space="preserve"> et correction des </w:t>
+      </w:r>
+      <w:proofErr w:type="spellStart"/>
+      <w:r>
+        <w:t>fichiers</w:t>
+      </w:r>
+      <w:proofErr w:type="spellEnd"/>
+      <w:r>
+        <w:t xml:space="preserve"> _Links.csv.</w:t>
+      </w:r>
+    </w:p>
+    <w:p/>
+    <w:p>
+      <w:proofErr w:type="spellStart"/>
+      <w:r>
+        <w:t>Vérification</w:t>
+      </w:r>
+      <w:proofErr w:type="spellEnd"/>
+      <w:r>
+        <w:t xml:space="preserve"> </w:t>
+      </w:r>
+      <w:proofErr w:type="spellStart"/>
+      <w:proofErr w:type="gramStart"/>
+      <w:r>
+        <w:t>réussie</w:t>
+      </w:r>
+      <w:proofErr w:type="spellEnd"/>
+      <w:r>
+        <w:t xml:space="preserve"> :</w:t>
+      </w:r>
+      <w:proofErr w:type="gramEnd"/>
+      <w:r>
+        <w:t xml:space="preserve"> pastilles </w:t>
+      </w:r>
+      <w:proofErr w:type="spellStart"/>
+      <w:r>
+        <w:t>bleues</w:t>
+      </w:r>
+      <w:proofErr w:type="spellEnd"/>
+      <w:r>
+        <w:t xml:space="preserve"> OK.</w:t>
+      </w:r>
+    </w:p>
+    <w:p/>
+    <w:p>
+      <w:proofErr w:type="spellStart"/>
+      <w:r>
+        <w:t>Décision</w:t>
+      </w:r>
+      <w:proofErr w:type="spellEnd"/>
+      <w:r>
+        <w:t xml:space="preserve"> de reporter </w:t>
+      </w:r>
+      <w:proofErr w:type="spellStart"/>
+      <w:r>
+        <w:t>paiement</w:t>
+      </w:r>
+      <w:proofErr w:type="spellEnd"/>
+      <w:r>
+        <w:t xml:space="preserve"> Stripe/MIPS à plus tard.</w:t>
+      </w:r>
+    </w:p>
+    <w:p/>
+    <w:p>
+      <w:r>
+        <w:t xml:space="preserve">11. Roadmap </w:t>
+      </w:r>
+      <w:proofErr w:type="spellStart"/>
+      <w:r>
+        <w:t>courte</w:t>
+      </w:r>
+      <w:proofErr w:type="spellEnd"/>
+    </w:p>
+    <w:p>
+      <w:r>
+        <w:lastRenderedPageBreak/>
+        <w:t xml:space="preserve"> </w:t>
+      </w:r>
+      <w:proofErr w:type="spellStart"/>
+      <w:r>
+        <w:t>Finaliser</w:t>
+      </w:r>
+      <w:proofErr w:type="spellEnd"/>
+      <w:r>
+        <w:t xml:space="preserve"> </w:t>
+      </w:r>
+      <w:proofErr w:type="spellStart"/>
+      <w:r>
+        <w:t>calcul</w:t>
+      </w:r>
+      <w:proofErr w:type="spellEnd"/>
+      <w:r>
+        <w:t xml:space="preserve"> </w:t>
+      </w:r>
+      <w:proofErr w:type="spellStart"/>
+      <w:r>
+        <w:t>automatique</w:t>
+      </w:r>
+      <w:proofErr w:type="spellEnd"/>
+      <w:r>
+        <w:t xml:space="preserve"> dans Make (Couleurs/ANCRES/MBTI).</w:t>
+      </w:r>
+    </w:p>
+    <w:p/>
+    <w:p>
+      <w:r>
+        <w:t xml:space="preserve"> </w:t>
+      </w:r>
+      <w:proofErr w:type="spellStart"/>
+      <w:r>
+        <w:t>Générer</w:t>
+      </w:r>
+      <w:proofErr w:type="spellEnd"/>
+      <w:r>
+        <w:t xml:space="preserve"> </w:t>
+      </w:r>
+      <w:proofErr w:type="gramStart"/>
+      <w:r>
+        <w:t>un PDF</w:t>
+      </w:r>
+      <w:proofErr w:type="gramEnd"/>
+      <w:r>
+        <w:t xml:space="preserve"> simple et </w:t>
+      </w:r>
+      <w:proofErr w:type="spellStart"/>
+      <w:r>
+        <w:t>envoyer</w:t>
+      </w:r>
+      <w:proofErr w:type="spellEnd"/>
+      <w:r>
+        <w:t xml:space="preserve"> par email.</w:t>
+      </w:r>
+    </w:p>
+    <w:p/>
+    <w:p>
+      <w:r>
+        <w:t xml:space="preserve"> </w:t>
+      </w:r>
+      <w:proofErr w:type="spellStart"/>
+      <w:r>
+        <w:t>Créer</w:t>
+      </w:r>
+      <w:proofErr w:type="spellEnd"/>
+      <w:r>
+        <w:t xml:space="preserve"> interface Bubble pour </w:t>
+      </w:r>
+      <w:proofErr w:type="spellStart"/>
+      <w:r>
+        <w:t>répondre</w:t>
+      </w:r>
+      <w:proofErr w:type="spellEnd"/>
+      <w:r>
+        <w:t xml:space="preserve"> aux tests.</w:t>
+      </w:r>
+    </w:p>
+    <w:p/>
+    <w:p>
+      <w:r>
+        <w:t xml:space="preserve"> </w:t>
+      </w:r>
+      <w:proofErr w:type="spellStart"/>
+      <w:r>
+        <w:t>Intégrer</w:t>
+      </w:r>
+      <w:proofErr w:type="spellEnd"/>
+      <w:r>
+        <w:t xml:space="preserve"> Stripe (</w:t>
+      </w:r>
+      <w:proofErr w:type="spellStart"/>
+      <w:r>
+        <w:t>paiement</w:t>
+      </w:r>
+      <w:proofErr w:type="spellEnd"/>
+      <w:r>
+        <w:t xml:space="preserve"> standard).</w:t>
+      </w:r>
+    </w:p>
+    <w:p/>
+    <w:p>
+      <w:r>
+        <w:t xml:space="preserve"> </w:t>
+      </w:r>
+      <w:proofErr w:type="spellStart"/>
+      <w:r>
+        <w:t>Étudier</w:t>
+      </w:r>
+      <w:proofErr w:type="spellEnd"/>
+      <w:r>
+        <w:t xml:space="preserve"> </w:t>
+      </w:r>
+      <w:proofErr w:type="spellStart"/>
+      <w:r>
+        <w:t>intégration</w:t>
+      </w:r>
+      <w:proofErr w:type="spellEnd"/>
+      <w:r>
+        <w:t xml:space="preserve"> MIPS (API, module </w:t>
+      </w:r>
+      <w:proofErr w:type="spellStart"/>
+      <w:r>
+        <w:t>ou</w:t>
+      </w:r>
+      <w:proofErr w:type="spellEnd"/>
+      <w:r>
+        <w:t xml:space="preserve"> webhook).</w:t>
+      </w:r>
+    </w:p>
+    <w:p/>
+    <w:p>
+      <w:r>
+        <w:t xml:space="preserve"> </w:t>
+      </w:r>
+      <w:proofErr w:type="spellStart"/>
+      <w:r>
+        <w:t>Étendre</w:t>
+      </w:r>
+      <w:proofErr w:type="spellEnd"/>
+      <w:r>
+        <w:t xml:space="preserve"> au </w:t>
+      </w:r>
+      <w:proofErr w:type="spellStart"/>
+      <w:r>
+        <w:t>moteur</w:t>
+      </w:r>
+      <w:proofErr w:type="spellEnd"/>
+      <w:r>
+        <w:t xml:space="preserve"> </w:t>
+      </w:r>
+      <w:proofErr w:type="spellStart"/>
+      <w:r>
+        <w:t>r&amp;K</w:t>
+      </w:r>
+      <w:proofErr w:type="spellEnd"/>
+      <w:r>
+        <w:t xml:space="preserve"> </w:t>
+      </w:r>
+      <w:proofErr w:type="spellStart"/>
+      <w:r>
+        <w:t>une</w:t>
+      </w:r>
+      <w:proofErr w:type="spellEnd"/>
+      <w:r>
+        <w:t xml:space="preserve"> </w:t>
+      </w:r>
+      <w:proofErr w:type="spellStart"/>
+      <w:r>
+        <w:t>fois</w:t>
+      </w:r>
+      <w:proofErr w:type="spellEnd"/>
+      <w:r>
+        <w:t xml:space="preserve"> la </w:t>
+      </w:r>
+      <w:proofErr w:type="spellStart"/>
+      <w:r>
+        <w:t>chaîne</w:t>
+      </w:r>
+      <w:proofErr w:type="spellEnd"/>
+      <w:r>
+        <w:t xml:space="preserve"> </w:t>
+      </w:r>
+      <w:proofErr w:type="spellStart"/>
+      <w:r>
+        <w:t>testée</w:t>
+      </w:r>
+      <w:proofErr w:type="spellEnd"/>
+      <w:r>
+        <w:t xml:space="preserve"> sur les </w:t>
+      </w:r>
+      <w:proofErr w:type="spellStart"/>
+      <w:r>
+        <w:t>autres</w:t>
+      </w:r>
+      <w:proofErr w:type="spellEnd"/>
+      <w:r>
+        <w:t xml:space="preserve"> questionnaires.</w:t>
+      </w:r>
+    </w:p>
+    <w:p/>
+    <w:p>
+      <w:r>
+        <w:t xml:space="preserve">12. Questions pour la </w:t>
+      </w:r>
+      <w:proofErr w:type="spellStart"/>
+      <w:r>
+        <w:t>prochaine</w:t>
+      </w:r>
+      <w:proofErr w:type="spellEnd"/>
+      <w:r>
+        <w:t xml:space="preserve"> session</w:t>
+      </w:r>
+    </w:p>
+    <w:p>
+      <w:r>
+        <w:t xml:space="preserve">Quel test </w:t>
+      </w:r>
+      <w:proofErr w:type="spellStart"/>
+      <w:r>
+        <w:t>utiliser</w:t>
+      </w:r>
+      <w:proofErr w:type="spellEnd"/>
+      <w:r>
+        <w:t xml:space="preserve"> </w:t>
+      </w:r>
+      <w:proofErr w:type="spellStart"/>
+      <w:r>
+        <w:t>comme</w:t>
+      </w:r>
+      <w:proofErr w:type="spellEnd"/>
+      <w:r>
+        <w:t xml:space="preserve"> </w:t>
+      </w:r>
+      <w:proofErr w:type="spellStart"/>
+      <w:r>
+        <w:t>pilote</w:t>
+      </w:r>
+      <w:proofErr w:type="spellEnd"/>
+      <w:r>
+        <w:t xml:space="preserve"> pour le premier </w:t>
+      </w:r>
+      <w:proofErr w:type="spellStart"/>
+      <w:r>
+        <w:t>scénario</w:t>
+      </w:r>
+      <w:proofErr w:type="spellEnd"/>
+      <w:r>
+        <w:t xml:space="preserve"> Make (</w:t>
+      </w:r>
+      <w:proofErr w:type="spellStart"/>
+      <w:r>
+        <w:t>Couleurs_FR</w:t>
+      </w:r>
+      <w:proofErr w:type="spellEnd"/>
+      <w:r>
+        <w:t xml:space="preserve"> </w:t>
+      </w:r>
+      <w:proofErr w:type="spellStart"/>
+      <w:r>
+        <w:t>recommandé</w:t>
+      </w:r>
+      <w:proofErr w:type="spellEnd"/>
+      <w:proofErr w:type="gramStart"/>
+      <w:r>
+        <w:t>) ?</w:t>
+      </w:r>
+      <w:proofErr w:type="gramEnd"/>
+    </w:p>
+    <w:p/>
+    <w:p>
+      <w:r>
+        <w:t xml:space="preserve">Quelle </w:t>
+      </w:r>
+      <w:proofErr w:type="spellStart"/>
+      <w:r>
+        <w:t>stratégie</w:t>
+      </w:r>
+      <w:proofErr w:type="spellEnd"/>
+      <w:r>
+        <w:t xml:space="preserve"> </w:t>
+      </w:r>
+      <w:proofErr w:type="spellStart"/>
+      <w:r>
+        <w:t>retenir</w:t>
+      </w:r>
+      <w:proofErr w:type="spellEnd"/>
+      <w:r>
+        <w:t xml:space="preserve"> pour le </w:t>
+      </w:r>
+      <w:proofErr w:type="spellStart"/>
+      <w:r>
+        <w:t>paiement</w:t>
+      </w:r>
+      <w:proofErr w:type="spellEnd"/>
+      <w:r>
+        <w:t xml:space="preserve"> MIPS (API </w:t>
+      </w:r>
+      <w:proofErr w:type="spellStart"/>
+      <w:r>
+        <w:t>directe</w:t>
+      </w:r>
+      <w:proofErr w:type="spellEnd"/>
+      <w:r>
+        <w:t xml:space="preserve">, via Make, </w:t>
+      </w:r>
+      <w:proofErr w:type="spellStart"/>
+      <w:r>
+        <w:t>ou</w:t>
+      </w:r>
+      <w:proofErr w:type="spellEnd"/>
+      <w:r>
+        <w:t xml:space="preserve"> </w:t>
+      </w:r>
+      <w:proofErr w:type="spellStart"/>
+      <w:r>
+        <w:t>passerelle</w:t>
+      </w:r>
+      <w:proofErr w:type="spellEnd"/>
+      <w:r>
+        <w:t xml:space="preserve"> tierce</w:t>
+      </w:r>
+      <w:proofErr w:type="gramStart"/>
+      <w:r>
+        <w:t>) ?</w:t>
+      </w:r>
+      <w:proofErr w:type="gramEnd"/>
+    </w:p>
+    <w:p/>
+    <w:p>
+      <w:r>
+        <w:t xml:space="preserve">13. </w:t>
+      </w:r>
+      <w:proofErr w:type="spellStart"/>
+      <w:r>
+        <w:t>Sauvegardes</w:t>
+      </w:r>
+      <w:proofErr w:type="spellEnd"/>
+      <w:r>
+        <w:t xml:space="preserve"> &amp; rollback</w:t>
+      </w:r>
+    </w:p>
+    <w:p>
+      <w:proofErr w:type="spellStart"/>
+      <w:r>
+        <w:t>Fichiers</w:t>
+      </w:r>
+      <w:proofErr w:type="spellEnd"/>
+      <w:r>
+        <w:t xml:space="preserve"> CSV </w:t>
+      </w:r>
+      <w:proofErr w:type="spellStart"/>
+      <w:r>
+        <w:t>transformés</w:t>
+      </w:r>
+      <w:proofErr w:type="spellEnd"/>
+      <w:r>
+        <w:t xml:space="preserve"> </w:t>
+      </w:r>
+      <w:proofErr w:type="spellStart"/>
+      <w:r>
+        <w:t>disponibles</w:t>
+      </w:r>
+      <w:proofErr w:type="spellEnd"/>
+      <w:r>
+        <w:t xml:space="preserve"> (Questions/</w:t>
+      </w:r>
+      <w:proofErr w:type="spellStart"/>
+      <w:r>
+        <w:t>Profils</w:t>
+      </w:r>
+      <w:proofErr w:type="spellEnd"/>
+      <w:r>
+        <w:t>/Links).</w:t>
+      </w:r>
+    </w:p>
+    <w:p/>
+    <w:p>
+      <w:r>
+        <w:t xml:space="preserve">Archives </w:t>
+      </w:r>
+      <w:proofErr w:type="spellStart"/>
+      <w:proofErr w:type="gramStart"/>
+      <w:r>
+        <w:t>générées</w:t>
+      </w:r>
+      <w:proofErr w:type="spellEnd"/>
+      <w:r>
+        <w:t xml:space="preserve"> :</w:t>
+      </w:r>
+      <w:proofErr w:type="gramEnd"/>
+      <w:r>
+        <w:t xml:space="preserve"> Questions_Profils_Airtable_regen.zip, Links_Airtable_FIX.zip, MBTI_Traits_Airtable.zip.</w:t>
+      </w:r>
+    </w:p>
+    <w:p/>
+    <w:p>
+      <w:proofErr w:type="spellStart"/>
+      <w:r>
+        <w:t>Possibilité</w:t>
+      </w:r>
+      <w:proofErr w:type="spellEnd"/>
+      <w:r>
+        <w:t xml:space="preserve"> de </w:t>
+      </w:r>
+      <w:proofErr w:type="spellStart"/>
+      <w:r>
+        <w:t>réimporter</w:t>
+      </w:r>
+      <w:proofErr w:type="spellEnd"/>
+      <w:r>
+        <w:t xml:space="preserve"> Airtable à </w:t>
+      </w:r>
+      <w:proofErr w:type="spellStart"/>
+      <w:r>
+        <w:t>partir</w:t>
+      </w:r>
+      <w:proofErr w:type="spellEnd"/>
+      <w:r>
+        <w:t xml:space="preserve"> de </w:t>
+      </w:r>
+      <w:proofErr w:type="spellStart"/>
+      <w:r>
+        <w:t>ces</w:t>
+      </w:r>
+      <w:proofErr w:type="spellEnd"/>
+      <w:r>
+        <w:t xml:space="preserve"> </w:t>
+      </w:r>
+      <w:proofErr w:type="spellStart"/>
+      <w:r>
+        <w:t>fichiers</w:t>
+      </w:r>
+      <w:proofErr w:type="spellEnd"/>
+      <w:r>
+        <w:t xml:space="preserve"> </w:t>
+      </w:r>
+      <w:proofErr w:type="spellStart"/>
+      <w:r>
+        <w:t>en</w:t>
+      </w:r>
+      <w:proofErr w:type="spellEnd"/>
+      <w:r>
+        <w:t xml:space="preserve"> </w:t>
+      </w:r>
+      <w:proofErr w:type="spellStart"/>
+      <w:r>
+        <w:t>cas</w:t>
+      </w:r>
+      <w:proofErr w:type="spellEnd"/>
+      <w:r>
+        <w:t xml:space="preserve"> </w:t>
+      </w:r>
+      <w:proofErr w:type="spellStart"/>
+      <w:r>
+        <w:t>d’erreur</w:t>
+      </w:r>
+      <w:proofErr w:type="spellEnd"/>
+      <w:r>
+        <w:t>.</w:t>
+      </w:r>
+    </w:p>
+    <w:p/>
+    <w:p>
+      <w:r>
+        <w:t>14. Conventions &amp; standards</w:t>
+      </w:r>
+    </w:p>
+    <w:p>
+      <w:proofErr w:type="gramStart"/>
+      <w:r>
+        <w:lastRenderedPageBreak/>
+        <w:t>IDs :</w:t>
+      </w:r>
+      <w:proofErr w:type="gramEnd"/>
+      <w:r>
+        <w:t xml:space="preserve"> </w:t>
+      </w:r>
+      <w:proofErr w:type="spellStart"/>
+      <w:r>
+        <w:t>suffixe</w:t>
+      </w:r>
+      <w:proofErr w:type="spellEnd"/>
+      <w:r>
+        <w:t xml:space="preserve"> </w:t>
+      </w:r>
+      <w:proofErr w:type="spellStart"/>
+      <w:r>
+        <w:t>obligatoire</w:t>
+      </w:r>
+      <w:proofErr w:type="spellEnd"/>
+      <w:r>
+        <w:t xml:space="preserve"> de langue (_FR, _EN).</w:t>
+      </w:r>
+    </w:p>
+    <w:p/>
+    <w:p>
+      <w:r>
+        <w:t xml:space="preserve">Champ </w:t>
+      </w:r>
+      <w:proofErr w:type="gramStart"/>
+      <w:r>
+        <w:t>principal :</w:t>
+      </w:r>
+      <w:proofErr w:type="gramEnd"/>
+    </w:p>
+    <w:p/>
+    <w:p>
+      <w:r>
+        <w:rPr>
+          <w:rFonts w:hint="eastAsia"/>
+        </w:rPr>
+        <w:t xml:space="preserve">Questions </w:t>
+      </w:r>
+      <w:r>
+        <w:rPr>
+          <w:rFonts w:hint="eastAsia"/>
+        </w:rPr>
+        <w:t>→</w:t>
+      </w:r>
+      <w:r>
+        <w:rPr>
+          <w:rFonts w:hint="eastAsia"/>
+        </w:rPr>
+        <w:t xml:space="preserve"> ID</w:t>
+      </w:r>
+    </w:p>
+    <w:p/>
+    <w:p>
+      <w:proofErr w:type="spellStart"/>
+      <w:r>
+        <w:rPr>
+          <w:rFonts w:hint="eastAsia"/>
+        </w:rPr>
+        <w:t>Profils</w:t>
+      </w:r>
+      <w:proofErr w:type="spellEnd"/>
+      <w:r>
+        <w:rPr>
+          <w:rFonts w:hint="eastAsia"/>
+        </w:rPr>
+        <w:t xml:space="preserve"> </w:t>
+      </w:r>
+      <w:r>
+        <w:rPr>
+          <w:rFonts w:hint="eastAsia"/>
+        </w:rPr>
+        <w:t>→</w:t>
+      </w:r>
+      <w:r>
+        <w:rPr>
+          <w:rFonts w:hint="eastAsia"/>
+        </w:rPr>
+        <w:t xml:space="preserve"> </w:t>
+      </w:r>
+      <w:proofErr w:type="spellStart"/>
+      <w:r>
+        <w:rPr>
+          <w:rFonts w:hint="eastAsia"/>
+        </w:rPr>
+        <w:t>Code_Profil</w:t>
+      </w:r>
+      <w:proofErr w:type="spellEnd"/>
+    </w:p>
+    <w:p/>
+    <w:p>
+      <w:r>
+        <w:rPr>
+          <w:rFonts w:hint="eastAsia"/>
+        </w:rPr>
+        <w:t xml:space="preserve">Traits MBTI </w:t>
+      </w:r>
+      <w:r>
+        <w:rPr>
+          <w:rFonts w:hint="eastAsia"/>
+        </w:rPr>
+        <w:t>→</w:t>
+      </w:r>
+      <w:r>
+        <w:rPr>
+          <w:rFonts w:hint="eastAsia"/>
+        </w:rPr>
+        <w:t xml:space="preserve"> </w:t>
+      </w:r>
+      <w:proofErr w:type="spellStart"/>
+      <w:r>
+        <w:rPr>
+          <w:rFonts w:hint="eastAsia"/>
+        </w:rPr>
+        <w:t>Code_Profil</w:t>
+      </w:r>
+      <w:proofErr w:type="spellEnd"/>
+    </w:p>
+    <w:p/>
+    <w:p>
+      <w:proofErr w:type="gramStart"/>
+      <w:r>
+        <w:t>Relations :</w:t>
+      </w:r>
+      <w:proofErr w:type="gramEnd"/>
+      <w:r>
+        <w:t xml:space="preserve"> </w:t>
+      </w:r>
+      <w:proofErr w:type="spellStart"/>
+      <w:r>
+        <w:t>toujours</w:t>
+      </w:r>
+      <w:proofErr w:type="spellEnd"/>
+      <w:r>
+        <w:t xml:space="preserve"> via champ principal.</w:t>
+      </w:r>
+    </w:p>
+    <w:p/>
+    <w:p>
+      <w:r>
+        <w:t xml:space="preserve">Format </w:t>
+      </w:r>
+      <w:proofErr w:type="gramStart"/>
+      <w:r>
+        <w:t>CSV :</w:t>
+      </w:r>
+      <w:proofErr w:type="gramEnd"/>
+      <w:r>
+        <w:t xml:space="preserve"> </w:t>
+      </w:r>
+      <w:proofErr w:type="spellStart"/>
+      <w:proofErr w:type="gramStart"/>
+      <w:r>
+        <w:t>séparateur</w:t>
+      </w:r>
+      <w:proofErr w:type="spellEnd"/>
+      <w:r>
+        <w:t xml:space="preserve"> ;</w:t>
+      </w:r>
+      <w:proofErr w:type="gramEnd"/>
+      <w:r>
+        <w:t xml:space="preserve">, </w:t>
+      </w:r>
+      <w:proofErr w:type="spellStart"/>
+      <w:r>
+        <w:t>encodage</w:t>
+      </w:r>
+      <w:proofErr w:type="spellEnd"/>
+      <w:r>
+        <w:t xml:space="preserve"> UTF-8 avec BOM.</w:t>
+      </w:r>
+    </w:p>
+    <w:p/>
+    <w:p>
+      <w:proofErr w:type="gramStart"/>
+      <w:r>
+        <w:t>Placeholders :</w:t>
+      </w:r>
+      <w:proofErr w:type="gramEnd"/>
+      <w:r>
+        <w:t xml:space="preserve"> resp.*, </w:t>
+      </w:r>
+      <w:proofErr w:type="gramStart"/>
+      <w:r>
+        <w:t>meta.*</w:t>
+      </w:r>
+      <w:proofErr w:type="gramEnd"/>
+      <w:r>
+        <w:t xml:space="preserve">, </w:t>
+      </w:r>
+      <w:proofErr w:type="spellStart"/>
+      <w:proofErr w:type="gramStart"/>
+      <w:r>
+        <w:t>rk</w:t>
+      </w:r>
+      <w:proofErr w:type="spellEnd"/>
+      <w:r>
+        <w:t>.*</w:t>
+      </w:r>
+      <w:proofErr w:type="gramEnd"/>
+      <w:r>
+        <w:t>, gen.*.</w:t>
+      </w:r>
+    </w:p>
+    <w:p/>
+    <w:p>
+      <w:r>
+        <w:t xml:space="preserve">15. </w:t>
+      </w:r>
+      <w:proofErr w:type="spellStart"/>
+      <w:r>
+        <w:t>Annexe</w:t>
+      </w:r>
+      <w:proofErr w:type="spellEnd"/>
+      <w:r>
+        <w:t xml:space="preserve"> A — </w:t>
+      </w:r>
+      <w:proofErr w:type="spellStart"/>
+      <w:r>
+        <w:t>Glossaire</w:t>
+      </w:r>
+      <w:proofErr w:type="spellEnd"/>
+    </w:p>
+    <w:p>
+      <w:r>
+        <w:t>Terme</w:t>
+      </w:r>
+      <w:r>
+        <w:tab/>
+      </w:r>
+      <w:proofErr w:type="spellStart"/>
+      <w:r>
+        <w:t>Définition</w:t>
+      </w:r>
+      <w:proofErr w:type="spellEnd"/>
+      <w:r>
+        <w:t xml:space="preserve"> </w:t>
+      </w:r>
+      <w:proofErr w:type="spellStart"/>
+      <w:r>
+        <w:t>courte</w:t>
+      </w:r>
+      <w:proofErr w:type="spellEnd"/>
+      <w:r>
+        <w:tab/>
+      </w:r>
+      <w:proofErr w:type="spellStart"/>
+      <w:r>
+        <w:t>Catégorie</w:t>
+      </w:r>
+      <w:proofErr w:type="spellEnd"/>
+      <w:r>
+        <w:tab/>
+        <w:t>Alias / Variants</w:t>
+      </w:r>
+      <w:r>
+        <w:tab/>
+      </w:r>
+      <w:proofErr w:type="spellStart"/>
+      <w:r>
+        <w:t>Référence</w:t>
+      </w:r>
+      <w:proofErr w:type="spellEnd"/>
+      <w:r>
+        <w:tab/>
+        <w:t>Notes</w:t>
+      </w:r>
+    </w:p>
+    <w:p>
+      <w:r>
+        <w:t>Airtable</w:t>
+      </w:r>
+      <w:r>
+        <w:tab/>
+        <w:t xml:space="preserve">Base de données </w:t>
+      </w:r>
+      <w:proofErr w:type="spellStart"/>
+      <w:r>
+        <w:t>en</w:t>
+      </w:r>
+      <w:proofErr w:type="spellEnd"/>
+      <w:r>
+        <w:t xml:space="preserve"> </w:t>
+      </w:r>
+      <w:proofErr w:type="spellStart"/>
+      <w:r>
+        <w:t>ligne</w:t>
+      </w:r>
+      <w:proofErr w:type="spellEnd"/>
+      <w:r>
+        <w:t xml:space="preserve"> </w:t>
+      </w:r>
+      <w:proofErr w:type="spellStart"/>
+      <w:r>
+        <w:t>structurée</w:t>
+      </w:r>
+      <w:proofErr w:type="spellEnd"/>
+      <w:r>
+        <w:tab/>
+        <w:t>tech</w:t>
+      </w:r>
+      <w:r>
+        <w:tab/>
+        <w:t>—</w:t>
+      </w:r>
+      <w:r>
+        <w:tab/>
+        <w:t xml:space="preserve">Base </w:t>
+      </w:r>
+      <w:proofErr w:type="spellStart"/>
+      <w:r>
+        <w:t>rk</w:t>
+      </w:r>
+      <w:proofErr w:type="spellEnd"/>
+      <w:r>
+        <w:t>-platform</w:t>
+      </w:r>
+      <w:r>
+        <w:tab/>
+      </w:r>
+      <w:proofErr w:type="spellStart"/>
+      <w:r>
+        <w:t>Utilisée</w:t>
+      </w:r>
+      <w:proofErr w:type="spellEnd"/>
+      <w:r>
+        <w:t xml:space="preserve"> pour Questions, </w:t>
+      </w:r>
+      <w:proofErr w:type="spellStart"/>
+      <w:r>
+        <w:t>Profils</w:t>
+      </w:r>
+      <w:proofErr w:type="spellEnd"/>
+      <w:r>
+        <w:t>, Traits</w:t>
+      </w:r>
+    </w:p>
+    <w:p>
+      <w:r>
+        <w:t>Bubble</w:t>
+      </w:r>
+      <w:r>
+        <w:tab/>
+      </w:r>
+      <w:proofErr w:type="spellStart"/>
+      <w:r>
+        <w:t>Outil</w:t>
+      </w:r>
+      <w:proofErr w:type="spellEnd"/>
+      <w:r>
+        <w:t xml:space="preserve"> no-code pour </w:t>
+      </w:r>
+      <w:proofErr w:type="spellStart"/>
+      <w:r>
+        <w:t>créer</w:t>
+      </w:r>
+      <w:proofErr w:type="spellEnd"/>
+      <w:r>
+        <w:t xml:space="preserve"> UI web</w:t>
+      </w:r>
+      <w:r>
+        <w:tab/>
+        <w:t>tech</w:t>
+      </w:r>
+      <w:r>
+        <w:tab/>
+        <w:t>—</w:t>
+      </w:r>
+      <w:r>
+        <w:tab/>
+        <w:t>À connecter</w:t>
+      </w:r>
+      <w:r>
+        <w:tab/>
+      </w:r>
+      <w:proofErr w:type="spellStart"/>
+      <w:r>
+        <w:t>Fournira</w:t>
+      </w:r>
+      <w:proofErr w:type="spellEnd"/>
+      <w:r>
+        <w:t xml:space="preserve"> interface </w:t>
+      </w:r>
+      <w:proofErr w:type="spellStart"/>
+      <w:r>
+        <w:t>répondant</w:t>
+      </w:r>
+      <w:proofErr w:type="spellEnd"/>
+    </w:p>
+    <w:p>
+      <w:r>
+        <w:t>Couleurs</w:t>
+      </w:r>
+      <w:r>
+        <w:tab/>
+        <w:t xml:space="preserve">Test </w:t>
+      </w:r>
+      <w:proofErr w:type="spellStart"/>
+      <w:r>
+        <w:t>personnalité</w:t>
+      </w:r>
+      <w:proofErr w:type="spellEnd"/>
+      <w:r>
+        <w:t xml:space="preserve"> 4 couleurs</w:t>
+      </w:r>
+      <w:r>
+        <w:tab/>
+        <w:t>métier</w:t>
+      </w:r>
+      <w:r>
+        <w:tab/>
+        <w:t>DISC-like</w:t>
+      </w:r>
+      <w:r>
+        <w:tab/>
+      </w:r>
+      <w:proofErr w:type="spellStart"/>
+      <w:r>
+        <w:t>Questions_Couleurs</w:t>
+      </w:r>
+      <w:proofErr w:type="spellEnd"/>
+      <w:r>
+        <w:t xml:space="preserve">*, </w:t>
+      </w:r>
+      <w:proofErr w:type="spellStart"/>
+      <w:r>
+        <w:t>Profils_Couleurs</w:t>
+      </w:r>
+      <w:proofErr w:type="spellEnd"/>
+      <w:r>
+        <w:t>*</w:t>
+      </w:r>
+      <w:r>
+        <w:tab/>
+        <w:t xml:space="preserve">Déjà </w:t>
+      </w:r>
+      <w:proofErr w:type="spellStart"/>
+      <w:r>
+        <w:t>importé</w:t>
+      </w:r>
+      <w:proofErr w:type="spellEnd"/>
+      <w:r>
+        <w:t xml:space="preserve"> (FR/EN)</w:t>
+      </w:r>
+    </w:p>
+    <w:p>
+      <w:r>
+        <w:t>MBTI</w:t>
+      </w:r>
+      <w:r>
+        <w:tab/>
+        <w:t xml:space="preserve">Test </w:t>
+      </w:r>
+      <w:proofErr w:type="spellStart"/>
+      <w:r>
+        <w:t>personnalité</w:t>
+      </w:r>
+      <w:proofErr w:type="spellEnd"/>
+      <w:r>
+        <w:t xml:space="preserve"> 16 </w:t>
+      </w:r>
+      <w:proofErr w:type="gramStart"/>
+      <w:r>
+        <w:t>types</w:t>
+      </w:r>
+      <w:proofErr w:type="gramEnd"/>
+      <w:r>
+        <w:tab/>
+        <w:t>métier</w:t>
+      </w:r>
+      <w:r>
+        <w:tab/>
+        <w:t>Myers-Briggs</w:t>
+      </w:r>
+      <w:r>
+        <w:tab/>
+      </w:r>
+      <w:proofErr w:type="spellStart"/>
+      <w:r>
+        <w:t>Questions_MBTI</w:t>
+      </w:r>
+      <w:proofErr w:type="spellEnd"/>
+      <w:r>
+        <w:t xml:space="preserve">*, </w:t>
+      </w:r>
+      <w:proofErr w:type="spellStart"/>
+      <w:r>
+        <w:t>Profils_MBTI</w:t>
+      </w:r>
+      <w:proofErr w:type="spellEnd"/>
+      <w:r>
+        <w:t>*</w:t>
+      </w:r>
+      <w:r>
+        <w:tab/>
+      </w:r>
+      <w:proofErr w:type="spellStart"/>
+      <w:r>
+        <w:t>Calcul</w:t>
+      </w:r>
+      <w:proofErr w:type="spellEnd"/>
+      <w:r>
+        <w:t xml:space="preserve"> via </w:t>
+      </w:r>
+      <w:proofErr w:type="spellStart"/>
+      <w:r>
+        <w:t>Traits_MBTI</w:t>
+      </w:r>
+      <w:proofErr w:type="spellEnd"/>
+    </w:p>
+    <w:p>
+      <w:proofErr w:type="spellStart"/>
+      <w:r>
+        <w:t>Traits_MBTI</w:t>
+      </w:r>
+      <w:proofErr w:type="spellEnd"/>
+      <w:r>
+        <w:tab/>
+        <w:t xml:space="preserve">Table des 8 </w:t>
+      </w:r>
+      <w:proofErr w:type="spellStart"/>
+      <w:r>
+        <w:t>pôles</w:t>
+      </w:r>
+      <w:proofErr w:type="spellEnd"/>
+      <w:r>
+        <w:t xml:space="preserve"> MBTI</w:t>
+      </w:r>
+      <w:r>
+        <w:tab/>
+        <w:t>métier/tech</w:t>
+      </w:r>
+      <w:r>
+        <w:tab/>
+        <w:t>I/E/N/S/F/T/J/P</w:t>
+      </w:r>
+      <w:r>
+        <w:tab/>
+      </w:r>
+      <w:proofErr w:type="spellStart"/>
+      <w:r>
+        <w:t>Profils_MBTI_TRAITS</w:t>
+      </w:r>
+      <w:proofErr w:type="spellEnd"/>
+      <w:r>
+        <w:tab/>
+      </w:r>
+      <w:proofErr w:type="spellStart"/>
+      <w:r>
+        <w:t>Ajoutée</w:t>
+      </w:r>
+      <w:proofErr w:type="spellEnd"/>
+      <w:r>
+        <w:t xml:space="preserve"> pour </w:t>
+      </w:r>
+      <w:proofErr w:type="spellStart"/>
+      <w:r>
+        <w:t>corriger</w:t>
+      </w:r>
+      <w:proofErr w:type="spellEnd"/>
+      <w:r>
+        <w:t xml:space="preserve"> la liaison</w:t>
+      </w:r>
+    </w:p>
+    <w:p>
+      <w:r>
+        <w:lastRenderedPageBreak/>
+        <w:t>ANCRES</w:t>
+      </w:r>
+      <w:r>
+        <w:tab/>
+        <w:t xml:space="preserve">Test </w:t>
+      </w:r>
+      <w:proofErr w:type="spellStart"/>
+      <w:r>
+        <w:t>personnalité</w:t>
+      </w:r>
+      <w:proofErr w:type="spellEnd"/>
+      <w:r>
+        <w:t xml:space="preserve"> ANCRES</w:t>
+      </w:r>
+      <w:r>
+        <w:tab/>
+        <w:t>métier</w:t>
+      </w:r>
+      <w:r>
+        <w:tab/>
+        <w:t>—</w:t>
+      </w:r>
+      <w:r>
+        <w:tab/>
+      </w:r>
+      <w:proofErr w:type="spellStart"/>
+      <w:r>
+        <w:t>Questions_ANCRES</w:t>
+      </w:r>
+      <w:proofErr w:type="spellEnd"/>
+      <w:r>
+        <w:t xml:space="preserve">*, </w:t>
+      </w:r>
+      <w:proofErr w:type="spellStart"/>
+      <w:r>
+        <w:t>Profils_ANCRES</w:t>
+      </w:r>
+      <w:proofErr w:type="spellEnd"/>
+      <w:r>
+        <w:t>*</w:t>
+      </w:r>
+      <w:r>
+        <w:tab/>
+        <w:t xml:space="preserve">Déjà </w:t>
+      </w:r>
+      <w:proofErr w:type="spellStart"/>
+      <w:r>
+        <w:t>importé</w:t>
+      </w:r>
+      <w:proofErr w:type="spellEnd"/>
+      <w:r>
+        <w:t xml:space="preserve"> (FR/EN)</w:t>
+      </w:r>
+    </w:p>
+    <w:p>
+      <w:r>
+        <w:t>Make</w:t>
+      </w:r>
+      <w:r>
+        <w:tab/>
+      </w:r>
+      <w:proofErr w:type="spellStart"/>
+      <w:r>
+        <w:t>Outil</w:t>
+      </w:r>
+      <w:proofErr w:type="spellEnd"/>
+      <w:r>
+        <w:t xml:space="preserve"> </w:t>
+      </w:r>
+      <w:proofErr w:type="spellStart"/>
+      <w:r>
+        <w:t>d’automatisation</w:t>
+      </w:r>
+      <w:proofErr w:type="spellEnd"/>
+      <w:r>
+        <w:t xml:space="preserve"> (ex-</w:t>
+      </w:r>
+      <w:proofErr w:type="spellStart"/>
+      <w:r>
+        <w:t>Integromat</w:t>
+      </w:r>
+      <w:proofErr w:type="spellEnd"/>
+      <w:r>
+        <w:t>)</w:t>
+      </w:r>
+      <w:r>
+        <w:tab/>
+        <w:t>tech</w:t>
+      </w:r>
+      <w:r>
+        <w:tab/>
+        <w:t>—</w:t>
+      </w:r>
+      <w:r>
+        <w:tab/>
+      </w:r>
+      <w:proofErr w:type="spellStart"/>
+      <w:r>
+        <w:t>Scénario</w:t>
+      </w:r>
+      <w:proofErr w:type="spellEnd"/>
+      <w:r>
+        <w:t xml:space="preserve"> </w:t>
+      </w:r>
+      <w:proofErr w:type="spellStart"/>
+      <w:r>
+        <w:t>pilote</w:t>
+      </w:r>
+      <w:proofErr w:type="spellEnd"/>
+      <w:r>
+        <w:t xml:space="preserve"> à </w:t>
+      </w:r>
+      <w:proofErr w:type="spellStart"/>
+      <w:r>
+        <w:t>créer</w:t>
+      </w:r>
+      <w:proofErr w:type="spellEnd"/>
+      <w:r>
+        <w:tab/>
+      </w:r>
+      <w:proofErr w:type="spellStart"/>
+      <w:r>
+        <w:t>Gère</w:t>
+      </w:r>
+      <w:proofErr w:type="spellEnd"/>
+      <w:r>
+        <w:t xml:space="preserve"> </w:t>
+      </w:r>
+      <w:proofErr w:type="spellStart"/>
+      <w:r>
+        <w:t>calcul</w:t>
+      </w:r>
+      <w:proofErr w:type="spellEnd"/>
+      <w:r>
+        <w:t>/PDF/email</w:t>
+      </w:r>
+    </w:p>
+    <w:p>
+      <w:r>
+        <w:t>Stripe</w:t>
+      </w:r>
+      <w:r>
+        <w:tab/>
+      </w:r>
+      <w:proofErr w:type="spellStart"/>
+      <w:r>
+        <w:t>Passerelle</w:t>
+      </w:r>
+      <w:proofErr w:type="spellEnd"/>
+      <w:r>
+        <w:t xml:space="preserve"> de </w:t>
+      </w:r>
+      <w:proofErr w:type="spellStart"/>
+      <w:r>
+        <w:t>paiement</w:t>
+      </w:r>
+      <w:proofErr w:type="spellEnd"/>
+      <w:r>
+        <w:t xml:space="preserve"> standard</w:t>
+      </w:r>
+      <w:r>
+        <w:tab/>
+        <w:t>tech</w:t>
+      </w:r>
+      <w:r>
+        <w:tab/>
+        <w:t>—</w:t>
+      </w:r>
+      <w:r>
+        <w:tab/>
+        <w:t xml:space="preserve">À </w:t>
+      </w:r>
+      <w:proofErr w:type="spellStart"/>
+      <w:r>
+        <w:t>intégrer</w:t>
+      </w:r>
+      <w:proofErr w:type="spellEnd"/>
+      <w:r>
+        <w:tab/>
+      </w:r>
+      <w:proofErr w:type="spellStart"/>
+      <w:r>
+        <w:t>Prioritaire</w:t>
+      </w:r>
+      <w:proofErr w:type="spellEnd"/>
+      <w:r>
+        <w:t xml:space="preserve"> </w:t>
+      </w:r>
+      <w:proofErr w:type="spellStart"/>
+      <w:r>
+        <w:t>avant</w:t>
+      </w:r>
+      <w:proofErr w:type="spellEnd"/>
+      <w:r>
+        <w:t xml:space="preserve"> MIPS</w:t>
+      </w:r>
+    </w:p>
+    <w:p>
+      <w:r>
+        <w:t>MIPS</w:t>
+      </w:r>
+      <w:r>
+        <w:tab/>
+        <w:t>Paiement local Réunion/Afrique</w:t>
+      </w:r>
+      <w:r>
+        <w:tab/>
+        <w:t>tech</w:t>
+      </w:r>
+      <w:r>
+        <w:tab/>
+        <w:t>—</w:t>
+      </w:r>
+      <w:r>
+        <w:tab/>
+        <w:t xml:space="preserve">À </w:t>
+      </w:r>
+      <w:proofErr w:type="spellStart"/>
+      <w:r>
+        <w:t>intégrer</w:t>
+      </w:r>
+      <w:proofErr w:type="spellEnd"/>
+      <w:r>
+        <w:tab/>
+        <w:t>Plus tard via API/Make</w:t>
+      </w:r>
+    </w:p>
+    <w:p/>
+    <w:p>
+      <w:r>
+        <w:t xml:space="preserve">16. </w:t>
+      </w:r>
+      <w:proofErr w:type="spellStart"/>
+      <w:r>
+        <w:t>Annexe</w:t>
+      </w:r>
+      <w:proofErr w:type="spellEnd"/>
+      <w:r>
+        <w:t xml:space="preserve"> B — Registre des variables</w:t>
+      </w:r>
+    </w:p>
+    <w:p>
+      <w:r>
+        <w:t>Nom</w:t>
+      </w:r>
+      <w:r>
+        <w:tab/>
+        <w:t>Type</w:t>
+      </w:r>
+      <w:r>
+        <w:tab/>
+      </w:r>
+      <w:proofErr w:type="spellStart"/>
+      <w:r>
+        <w:t>Portée</w:t>
+      </w:r>
+      <w:proofErr w:type="spellEnd"/>
+      <w:r>
+        <w:tab/>
+      </w:r>
+      <w:proofErr w:type="spellStart"/>
+      <w:r>
+        <w:t>Fichier</w:t>
+      </w:r>
+      <w:proofErr w:type="spellEnd"/>
+      <w:r>
+        <w:t>(s)/Onglet(s)</w:t>
+      </w:r>
+      <w:r>
+        <w:tab/>
+        <w:t>Usage/</w:t>
+      </w:r>
+      <w:proofErr w:type="spellStart"/>
+      <w:r>
+        <w:t>Finalité</w:t>
+      </w:r>
+      <w:proofErr w:type="spellEnd"/>
+      <w:r>
+        <w:tab/>
+        <w:t xml:space="preserve">Valeur par </w:t>
+      </w:r>
+      <w:proofErr w:type="spellStart"/>
+      <w:r>
+        <w:t>défaut</w:t>
+      </w:r>
+      <w:proofErr w:type="spellEnd"/>
+      <w:r>
+        <w:t xml:space="preserve"> / Format</w:t>
+      </w:r>
+      <w:r>
+        <w:tab/>
+      </w:r>
+      <w:proofErr w:type="spellStart"/>
+      <w:r>
+        <w:t>Exemple</w:t>
+      </w:r>
+      <w:proofErr w:type="spellEnd"/>
+      <w:r>
+        <w:tab/>
+      </w:r>
+      <w:proofErr w:type="spellStart"/>
+      <w:r>
+        <w:t>Dépendances</w:t>
+      </w:r>
+      <w:proofErr w:type="spellEnd"/>
+      <w:r>
+        <w:tab/>
+      </w:r>
+      <w:proofErr w:type="spellStart"/>
+      <w:r>
+        <w:t>Historique</w:t>
+      </w:r>
+      <w:proofErr w:type="spellEnd"/>
+    </w:p>
+    <w:p>
+      <w:r>
+        <w:t>ID</w:t>
+      </w:r>
+      <w:r>
+        <w:tab/>
+      </w:r>
+      <w:proofErr w:type="spellStart"/>
+      <w:r>
+        <w:t>colonne</w:t>
+      </w:r>
+      <w:proofErr w:type="spellEnd"/>
+      <w:r>
+        <w:tab/>
+        <w:t>Airtable (Questions)</w:t>
+      </w:r>
+      <w:r>
+        <w:tab/>
+        <w:t>Questions_*</w:t>
+      </w:r>
+      <w:r>
+        <w:tab/>
+      </w:r>
+      <w:proofErr w:type="spellStart"/>
+      <w:r>
+        <w:t>Identifiant</w:t>
+      </w:r>
+      <w:proofErr w:type="spellEnd"/>
+      <w:r>
+        <w:t xml:space="preserve"> unique question</w:t>
+      </w:r>
+      <w:r>
+        <w:tab/>
+        <w:t>Q01_FR</w:t>
+      </w:r>
+      <w:r>
+        <w:tab/>
+        <w:t>Q01_EN</w:t>
+      </w:r>
+      <w:r>
+        <w:tab/>
+        <w:t xml:space="preserve">Langue </w:t>
+      </w:r>
+      <w:proofErr w:type="spellStart"/>
+      <w:r>
+        <w:t>suffixe</w:t>
+      </w:r>
+      <w:proofErr w:type="spellEnd"/>
+      <w:r>
+        <w:tab/>
+        <w:t xml:space="preserve">2025-09-17 </w:t>
+      </w:r>
+      <w:proofErr w:type="spellStart"/>
+      <w:r>
+        <w:t>création</w:t>
+      </w:r>
+      <w:proofErr w:type="spellEnd"/>
+    </w:p>
+    <w:p>
+      <w:proofErr w:type="spellStart"/>
+      <w:r>
+        <w:t>Code_Profil</w:t>
+      </w:r>
+      <w:proofErr w:type="spellEnd"/>
+      <w:r>
+        <w:tab/>
+      </w:r>
+      <w:proofErr w:type="spellStart"/>
+      <w:r>
+        <w:t>colonne</w:t>
+      </w:r>
+      <w:proofErr w:type="spellEnd"/>
+      <w:r>
+        <w:tab/>
+        <w:t>Airtable (</w:t>
+      </w:r>
+      <w:proofErr w:type="spellStart"/>
+      <w:r>
+        <w:t>Profils</w:t>
+      </w:r>
+      <w:proofErr w:type="spellEnd"/>
+      <w:r>
+        <w:t>)</w:t>
+      </w:r>
+      <w:r>
+        <w:tab/>
+      </w:r>
+      <w:proofErr w:type="spellStart"/>
+      <w:r>
+        <w:t>Profils</w:t>
+      </w:r>
+      <w:proofErr w:type="spellEnd"/>
+      <w:r>
+        <w:t>_*</w:t>
+      </w:r>
+      <w:r>
+        <w:tab/>
+      </w:r>
+      <w:proofErr w:type="spellStart"/>
+      <w:r>
+        <w:t>Identifiant</w:t>
+      </w:r>
+      <w:proofErr w:type="spellEnd"/>
+      <w:r>
+        <w:t xml:space="preserve"> </w:t>
+      </w:r>
+      <w:proofErr w:type="spellStart"/>
+      <w:r>
+        <w:t>profil</w:t>
+      </w:r>
+      <w:proofErr w:type="spellEnd"/>
+      <w:r>
+        <w:tab/>
+        <w:t>R_FR</w:t>
+      </w:r>
+      <w:r>
+        <w:tab/>
+        <w:t>ISTJ_EN</w:t>
+      </w:r>
+      <w:r>
+        <w:tab/>
+        <w:t xml:space="preserve">Langue </w:t>
+      </w:r>
+      <w:proofErr w:type="spellStart"/>
+      <w:r>
+        <w:t>suffixe</w:t>
+      </w:r>
+      <w:proofErr w:type="spellEnd"/>
+      <w:r>
+        <w:tab/>
+        <w:t xml:space="preserve">2025-09-17 </w:t>
+      </w:r>
+      <w:proofErr w:type="spellStart"/>
+      <w:r>
+        <w:t>création</w:t>
+      </w:r>
+      <w:proofErr w:type="spellEnd"/>
+    </w:p>
+    <w:p>
+      <w:proofErr w:type="spellStart"/>
+      <w:r>
+        <w:t>Profil_cible</w:t>
+      </w:r>
+      <w:proofErr w:type="spellEnd"/>
+      <w:r>
+        <w:tab/>
+      </w:r>
+      <w:proofErr w:type="spellStart"/>
+      <w:r>
+        <w:t>colonne</w:t>
+      </w:r>
+      <w:proofErr w:type="spellEnd"/>
+      <w:r>
+        <w:tab/>
+        <w:t>Airtable (Questions)</w:t>
+      </w:r>
+      <w:r>
+        <w:tab/>
+        <w:t>Questions_*</w:t>
+      </w:r>
+      <w:r>
+        <w:tab/>
+        <w:t xml:space="preserve">Lien </w:t>
+      </w:r>
+      <w:proofErr w:type="spellStart"/>
+      <w:r>
+        <w:t>vers</w:t>
+      </w:r>
+      <w:proofErr w:type="spellEnd"/>
+      <w:r>
+        <w:t xml:space="preserve"> </w:t>
+      </w:r>
+      <w:proofErr w:type="spellStart"/>
+      <w:r>
+        <w:t>Profils</w:t>
+      </w:r>
+      <w:proofErr w:type="spellEnd"/>
+      <w:r>
+        <w:tab/>
+      </w:r>
+      <w:proofErr w:type="spellStart"/>
+      <w:r>
+        <w:t>valeurs</w:t>
+      </w:r>
+      <w:proofErr w:type="spellEnd"/>
+      <w:r>
+        <w:t xml:space="preserve"> </w:t>
+      </w:r>
+      <w:proofErr w:type="spellStart"/>
+      <w:r>
+        <w:t>liées</w:t>
+      </w:r>
+      <w:proofErr w:type="spellEnd"/>
+      <w:r>
+        <w:tab/>
+        <w:t>R_FR, B_EN</w:t>
+      </w:r>
+      <w:r>
+        <w:tab/>
+        <w:t xml:space="preserve">Clé </w:t>
+      </w:r>
+      <w:proofErr w:type="spellStart"/>
+      <w:r>
+        <w:t>primaire</w:t>
+      </w:r>
+      <w:proofErr w:type="spellEnd"/>
+      <w:r>
+        <w:t xml:space="preserve"> </w:t>
+      </w:r>
+      <w:proofErr w:type="spellStart"/>
+      <w:r>
+        <w:t>Profils</w:t>
+      </w:r>
+      <w:proofErr w:type="spellEnd"/>
+      <w:r>
+        <w:tab/>
+        <w:t xml:space="preserve">2025-09-17 </w:t>
+      </w:r>
+      <w:proofErr w:type="spellStart"/>
+      <w:r>
+        <w:t>remplissage</w:t>
+      </w:r>
+      <w:proofErr w:type="spellEnd"/>
+    </w:p>
+    <w:p>
+      <w:proofErr w:type="spellStart"/>
+      <w:r>
+        <w:t>Trait_cible</w:t>
+      </w:r>
+      <w:proofErr w:type="spellEnd"/>
+      <w:r>
+        <w:tab/>
+      </w:r>
+      <w:proofErr w:type="spellStart"/>
+      <w:r>
+        <w:t>colonne</w:t>
+      </w:r>
+      <w:proofErr w:type="spellEnd"/>
+      <w:r>
+        <w:tab/>
+        <w:t>Airtable (Questions MBTI)</w:t>
+      </w:r>
+      <w:r>
+        <w:tab/>
+      </w:r>
+      <w:proofErr w:type="spellStart"/>
+      <w:r>
+        <w:t>Questions_MBTI</w:t>
+      </w:r>
+      <w:proofErr w:type="spellEnd"/>
+      <w:r>
+        <w:t>*</w:t>
+      </w:r>
+      <w:r>
+        <w:tab/>
+        <w:t xml:space="preserve">Lien </w:t>
+      </w:r>
+      <w:proofErr w:type="spellStart"/>
+      <w:r>
+        <w:t>vers</w:t>
+      </w:r>
+      <w:proofErr w:type="spellEnd"/>
+      <w:r>
+        <w:t xml:space="preserve"> Traits</w:t>
+      </w:r>
+      <w:r>
+        <w:tab/>
+        <w:t>I_FR, E_EN</w:t>
+      </w:r>
+      <w:r>
+        <w:tab/>
+        <w:t>I_FR, N_EN</w:t>
+      </w:r>
+      <w:r>
+        <w:tab/>
+        <w:t xml:space="preserve">Table </w:t>
+      </w:r>
+      <w:proofErr w:type="spellStart"/>
+      <w:r>
+        <w:t>Traits_MBTI</w:t>
+      </w:r>
+      <w:proofErr w:type="spellEnd"/>
+      <w:r>
+        <w:tab/>
+        <w:t xml:space="preserve">2025-09-17 </w:t>
+      </w:r>
+      <w:proofErr w:type="spellStart"/>
+      <w:r>
+        <w:t>ajout</w:t>
+      </w:r>
+      <w:proofErr w:type="spellEnd"/>
+    </w:p>
+    <w:p>
+      <w:proofErr w:type="gramStart"/>
+      <w:r>
+        <w:t>Langue</w:t>
+      </w:r>
+      <w:proofErr w:type="gramEnd"/>
+      <w:r>
+        <w:tab/>
+      </w:r>
+      <w:proofErr w:type="spellStart"/>
+      <w:r>
+        <w:t>colonne</w:t>
+      </w:r>
+      <w:proofErr w:type="spellEnd"/>
+      <w:r>
+        <w:tab/>
+        <w:t>Airtable</w:t>
+      </w:r>
+      <w:r>
+        <w:tab/>
+      </w:r>
+      <w:proofErr w:type="spellStart"/>
+      <w:r>
+        <w:t>Toutes</w:t>
+      </w:r>
+      <w:proofErr w:type="spellEnd"/>
+      <w:r>
+        <w:t xml:space="preserve"> tables</w:t>
+      </w:r>
+      <w:r>
+        <w:tab/>
+        <w:t xml:space="preserve">Gestion </w:t>
+      </w:r>
+      <w:proofErr w:type="spellStart"/>
+      <w:r>
+        <w:t>multilingue</w:t>
+      </w:r>
+      <w:proofErr w:type="spellEnd"/>
+      <w:r>
+        <w:tab/>
+        <w:t>FR/EN</w:t>
+      </w:r>
+      <w:r>
+        <w:tab/>
+        <w:t>FR</w:t>
+      </w:r>
+      <w:r>
+        <w:tab/>
+      </w:r>
+      <w:proofErr w:type="spellStart"/>
+      <w:r>
+        <w:t>Dépend</w:t>
+      </w:r>
+      <w:proofErr w:type="spellEnd"/>
+      <w:r>
+        <w:t xml:space="preserve"> ID </w:t>
+      </w:r>
+      <w:proofErr w:type="spellStart"/>
+      <w:r>
+        <w:t>suffixe</w:t>
+      </w:r>
+      <w:proofErr w:type="spellEnd"/>
+      <w:r>
+        <w:tab/>
+        <w:t>2025-09-17 validation</w:t>
+      </w:r>
+    </w:p>
+    <w:p>
+      <w:r>
+        <w:t>Type4</w:t>
+      </w:r>
+      <w:r>
+        <w:tab/>
+        <w:t>var</w:t>
+      </w:r>
+      <w:r>
+        <w:tab/>
+        <w:t>Make</w:t>
+      </w:r>
+      <w:r>
+        <w:tab/>
+      </w:r>
+      <w:proofErr w:type="spellStart"/>
+      <w:r>
+        <w:t>Scénario</w:t>
+      </w:r>
+      <w:proofErr w:type="spellEnd"/>
+      <w:r>
+        <w:t xml:space="preserve"> MBTI</w:t>
+      </w:r>
+      <w:r>
+        <w:tab/>
+      </w:r>
+      <w:proofErr w:type="spellStart"/>
+      <w:r>
+        <w:t>Calcul</w:t>
+      </w:r>
+      <w:proofErr w:type="spellEnd"/>
+      <w:r>
+        <w:t xml:space="preserve"> du </w:t>
+      </w:r>
+      <w:proofErr w:type="gramStart"/>
+      <w:r>
+        <w:t>type</w:t>
+      </w:r>
+      <w:proofErr w:type="gramEnd"/>
+      <w:r>
+        <w:t xml:space="preserve"> MBTI</w:t>
+      </w:r>
+      <w:r>
+        <w:tab/>
+      </w:r>
+      <w:proofErr w:type="spellStart"/>
+      <w:r>
+        <w:t>concat</w:t>
+      </w:r>
+      <w:proofErr w:type="spellEnd"/>
+      <w:r>
+        <w:t xml:space="preserve"> 4 </w:t>
+      </w:r>
+      <w:proofErr w:type="spellStart"/>
+      <w:r>
+        <w:t>lettres</w:t>
+      </w:r>
+      <w:proofErr w:type="spellEnd"/>
+      <w:r>
+        <w:t xml:space="preserve"> + _lang</w:t>
+      </w:r>
+      <w:r>
+        <w:tab/>
+        <w:t>INFJ_FR</w:t>
+      </w:r>
+      <w:r>
+        <w:tab/>
+        <w:t>EI/NS/FT/JP</w:t>
+      </w:r>
+      <w:r>
+        <w:tab/>
+        <w:t>2025-09-17 snippet</w:t>
       </w:r>
     </w:p>
     <w:p/>
     <w:p>
       <w:pPr>
         <w:rPr>
-          <w:rFonts w:hint="eastAsia"/>
+          <w:b/>
+          <w:bCs/>
+          <w:lang w:val="fr-FR"/>
         </w:rPr>
       </w:pPr>
       <w:r>
         <w:rPr>
-          <w:rFonts w:hint="eastAsia"/>
+          <w:b/>
+          <w:bCs/>
+          <w:lang w:val="fr-FR"/>
         </w:rPr>
-        <w:t>- **</w:t>
-      </w:r>
-      <w:proofErr w:type="spellStart"/>
-      <w:r>
-        <w:rPr>
-          <w:rFonts w:hint="eastAsia"/>
-        </w:rPr>
-        <w:t>Suffixe</w:t>
-      </w:r>
-      <w:proofErr w:type="spellEnd"/>
-      <w:r>
-        <w:rPr>
-          <w:rFonts w:hint="eastAsia"/>
-        </w:rPr>
-        <w:t xml:space="preserve"> langue </w:t>
-      </w:r>
-      <w:proofErr w:type="spellStart"/>
-      <w:r>
-        <w:rPr>
-          <w:rFonts w:hint="eastAsia"/>
-        </w:rPr>
-        <w:t>obligatoire</w:t>
-      </w:r>
-      <w:proofErr w:type="spellEnd"/>
-      <w:r>
-        <w:rPr>
-          <w:rFonts w:hint="eastAsia"/>
-        </w:rPr>
-        <w:t xml:space="preserve">** (`_FR`, `_EN`) dans </w:t>
-      </w:r>
-      <w:proofErr w:type="spellStart"/>
-      <w:r>
-        <w:rPr>
-          <w:rFonts w:hint="eastAsia"/>
-        </w:rPr>
-        <w:t>tous</w:t>
-      </w:r>
-      <w:proofErr w:type="spellEnd"/>
-      <w:r>
-        <w:rPr>
-          <w:rFonts w:hint="eastAsia"/>
-        </w:rPr>
-        <w:t xml:space="preserve"> les IDs </w:t>
-      </w:r>
-      <w:r>
-        <w:rPr>
-          <w:rFonts w:hint="eastAsia"/>
-        </w:rPr>
-        <w:t>→</w:t>
-      </w:r>
-      <w:r>
-        <w:rPr>
-          <w:rFonts w:hint="eastAsia"/>
-        </w:rPr>
-        <w:t xml:space="preserve"> </w:t>
-      </w:r>
-      <w:proofErr w:type="spellStart"/>
-      <w:r>
-        <w:rPr>
-          <w:rFonts w:hint="eastAsia"/>
-        </w:rPr>
-        <w:t>éviter</w:t>
-      </w:r>
-      <w:proofErr w:type="spellEnd"/>
-      <w:r>
-        <w:rPr>
-          <w:rFonts w:hint="eastAsia"/>
-        </w:rPr>
-        <w:t xml:space="preserve"> collisions et </w:t>
-      </w:r>
-      <w:proofErr w:type="spellStart"/>
-      <w:r>
-        <w:rPr>
-          <w:rFonts w:hint="eastAsia"/>
-        </w:rPr>
-        <w:t>préparer</w:t>
-      </w:r>
-      <w:proofErr w:type="spellEnd"/>
-      <w:r>
-        <w:rPr>
-          <w:rFonts w:hint="eastAsia"/>
-        </w:rPr>
-        <w:t xml:space="preserve"> le </w:t>
-      </w:r>
-      <w:proofErr w:type="spellStart"/>
-      <w:r>
-        <w:rPr>
-          <w:rFonts w:hint="eastAsia"/>
-        </w:rPr>
-        <w:t>multilingue</w:t>
-      </w:r>
-      <w:proofErr w:type="spellEnd"/>
-      <w:r>
-        <w:rPr>
-          <w:rFonts w:hint="eastAsia"/>
-        </w:rPr>
-        <w:t xml:space="preserve">.  </w:t>
+        <w:t>Comment on travaille</w:t>
       </w:r>
     </w:p>
-    <w:p/>
     <w:p>
       <w:pPr>
+        <w:numPr>
+          <w:ilvl w:val="0"/>
+          <w:numId w:val="10"/>
+        </w:numPr>
+        <w:spacing w:after="160" w:line="259" w:lineRule="auto"/>
         <w:rPr>
-          <w:rFonts w:hint="eastAsia"/>
+          <w:lang w:val="fr-FR"/>
         </w:rPr>
       </w:pPr>
       <w:r>
         <w:rPr>
-          <w:rFonts w:hint="eastAsia"/>
+          <w:b/>
+          <w:bCs/>
+          <w:lang w:val="fr-FR"/>
         </w:rPr>
-        <w:t xml:space="preserve">- **Ne pas </w:t>
-      </w:r>
-      <w:proofErr w:type="spellStart"/>
+        <w:t>Une seule consigne à la fois</w:t>
+      </w:r>
       <w:r>
         <w:rPr>
-          <w:rFonts w:hint="eastAsia"/>
+          <w:lang w:val="fr-FR"/>
         </w:rPr>
-        <w:t>intégrer</w:t>
-      </w:r>
-      <w:proofErr w:type="spellEnd"/>
-      <w:r>
-        <w:rPr>
-          <w:rFonts w:hint="eastAsia"/>
-        </w:rPr>
-        <w:t xml:space="preserve"> </w:t>
-      </w:r>
-      <w:proofErr w:type="spellStart"/>
-      <w:r>
-        <w:rPr>
-          <w:rFonts w:hint="eastAsia"/>
-        </w:rPr>
-        <w:t>paiement</w:t>
-      </w:r>
-      <w:proofErr w:type="spellEnd"/>
-      <w:r>
-        <w:rPr>
-          <w:rFonts w:hint="eastAsia"/>
-        </w:rPr>
-        <w:t xml:space="preserve"> (Stripe/MIPS) tout de suite** </w:t>
-      </w:r>
-      <w:r>
-        <w:rPr>
-          <w:rFonts w:hint="eastAsia"/>
-        </w:rPr>
-        <w:t>→</w:t>
-      </w:r>
-      <w:r>
-        <w:rPr>
-          <w:rFonts w:hint="eastAsia"/>
-        </w:rPr>
-        <w:t xml:space="preserve"> </w:t>
-      </w:r>
-      <w:proofErr w:type="spellStart"/>
-      <w:r>
-        <w:rPr>
-          <w:rFonts w:hint="eastAsia"/>
-        </w:rPr>
-        <w:t>priorité</w:t>
-      </w:r>
-      <w:proofErr w:type="spellEnd"/>
-      <w:r>
-        <w:rPr>
-          <w:rFonts w:hint="eastAsia"/>
-        </w:rPr>
-        <w:t xml:space="preserve"> à </w:t>
-      </w:r>
-      <w:proofErr w:type="spellStart"/>
-      <w:r>
-        <w:rPr>
-          <w:rFonts w:hint="eastAsia"/>
-        </w:rPr>
-        <w:t>avoir</w:t>
-      </w:r>
-      <w:proofErr w:type="spellEnd"/>
-      <w:r>
-        <w:rPr>
-          <w:rFonts w:hint="eastAsia"/>
-        </w:rPr>
-        <w:t xml:space="preserve"> un test </w:t>
-      </w:r>
-      <w:proofErr w:type="spellStart"/>
-      <w:r>
-        <w:rPr>
-          <w:rFonts w:hint="eastAsia"/>
-        </w:rPr>
-        <w:t>complet</w:t>
-      </w:r>
-      <w:proofErr w:type="spellEnd"/>
-      <w:r>
-        <w:rPr>
-          <w:rFonts w:hint="eastAsia"/>
-        </w:rPr>
-        <w:t xml:space="preserve"> </w:t>
-      </w:r>
-      <w:proofErr w:type="spellStart"/>
-      <w:r>
-        <w:rPr>
-          <w:rFonts w:hint="eastAsia"/>
-        </w:rPr>
-        <w:t>utilisable</w:t>
-      </w:r>
-      <w:proofErr w:type="spellEnd"/>
-      <w:r>
-        <w:rPr>
-          <w:rFonts w:hint="eastAsia"/>
-        </w:rPr>
-        <w:t xml:space="preserve">.  </w:t>
-      </w:r>
-    </w:p>
-    <w:p/>
-    <w:p>
-      <w:r>
-        <w:t>---</w:t>
-      </w:r>
-    </w:p>
-    <w:p/>
-    <w:p>
-      <w:r>
-        <w:lastRenderedPageBreak/>
-        <w:t xml:space="preserve">## 4. État </w:t>
-      </w:r>
-      <w:proofErr w:type="spellStart"/>
-      <w:r>
-        <w:t>actuel</w:t>
-      </w:r>
-      <w:proofErr w:type="spellEnd"/>
-      <w:r>
-        <w:t xml:space="preserve"> du </w:t>
-      </w:r>
-      <w:proofErr w:type="spellStart"/>
-      <w:r>
-        <w:t>système</w:t>
-      </w:r>
-      <w:proofErr w:type="spellEnd"/>
-    </w:p>
-    <w:p/>
-    <w:p>
-      <w:r>
-        <w:t>- **Airtable*</w:t>
-      </w:r>
-      <w:proofErr w:type="gramStart"/>
-      <w:r>
-        <w:t>* :</w:t>
-      </w:r>
-      <w:proofErr w:type="gramEnd"/>
-      <w:r>
-        <w:t xml:space="preserve">  </w:t>
+        <w:t>, détaillée et concise.</w:t>
       </w:r>
     </w:p>
     <w:p>
-      <w:r>
-        <w:t xml:space="preserve">  - Tables </w:t>
-      </w:r>
-      <w:proofErr w:type="spellStart"/>
+      <w:pPr>
+        <w:numPr>
+          <w:ilvl w:val="0"/>
+          <w:numId w:val="10"/>
+        </w:numPr>
+        <w:spacing w:after="160" w:line="259" w:lineRule="auto"/>
+        <w:rPr>
+          <w:lang w:val="fr-FR"/>
+        </w:rPr>
+      </w:pPr>
+      <w:r>
+        <w:rPr>
+          <w:lang w:val="fr-FR"/>
+        </w:rPr>
+        <w:t xml:space="preserve">Je </w:t>
+      </w:r>
+      <w:r>
+        <w:rPr>
+          <w:b/>
+          <w:bCs/>
+          <w:lang w:val="fr-FR"/>
+        </w:rPr>
+        <w:t>décode le vocabulaire technique</w:t>
+      </w:r>
+      <w:r>
+        <w:rPr>
+          <w:lang w:val="fr-FR"/>
+        </w:rPr>
+        <w:t xml:space="preserve"> (</w:t>
+      </w:r>
       <w:proofErr w:type="gramStart"/>
       <w:r>
-        <w:t>importées</w:t>
-      </w:r>
-      <w:proofErr w:type="spellEnd"/>
-      <w:r>
-        <w:t xml:space="preserve"> :</w:t>
+        <w:rPr>
+          <w:lang w:val="fr-FR"/>
+        </w:rPr>
+        <w:t>non programmeur</w:t>
       </w:r>
       <w:proofErr w:type="gramEnd"/>
       <w:r>
-        <w:t xml:space="preserve"> </w:t>
-      </w:r>
-      <w:r>
         <w:rPr>
-          <w:rFonts w:ascii="Segoe UI Symbol" w:hAnsi="Segoe UI Symbol" w:cs="Segoe UI Symbol"/>
+          <w:lang w:val="fr-FR"/>
         </w:rPr>
-        <w:t>✔</w:t>
-      </w:r>
-      <w:r>
-        <w:t xml:space="preserve"> Questions, </w:t>
-      </w:r>
-      <w:r>
-        <w:rPr>
-          <w:rFonts w:ascii="Segoe UI Symbol" w:hAnsi="Segoe UI Symbol" w:cs="Segoe UI Symbol"/>
-        </w:rPr>
-        <w:t>✔</w:t>
-      </w:r>
-      <w:r>
-        <w:t xml:space="preserve"> </w:t>
-      </w:r>
-      <w:proofErr w:type="spellStart"/>
-      <w:r>
-        <w:t>Profils</w:t>
-      </w:r>
-      <w:proofErr w:type="spellEnd"/>
-      <w:r>
-        <w:t xml:space="preserve">, </w:t>
-      </w:r>
-      <w:r>
-        <w:rPr>
-          <w:rFonts w:ascii="Segoe UI Symbol" w:hAnsi="Segoe UI Symbol" w:cs="Segoe UI Symbol"/>
-        </w:rPr>
-        <w:t>✔</w:t>
-      </w:r>
-      <w:r>
-        <w:t xml:space="preserve"> Relations.  </w:t>
+        <w:t>).</w:t>
       </w:r>
     </w:p>
     <w:p>
-      <w:r>
-        <w:t xml:space="preserve">  - </w:t>
-      </w:r>
-      <w:proofErr w:type="gramStart"/>
-      <w:r>
-        <w:t>Relations :</w:t>
-      </w:r>
-      <w:proofErr w:type="gramEnd"/>
-      <w:r>
-        <w:t xml:space="preserve"> Couleurs </w:t>
-      </w:r>
-      <w:r>
+      <w:pPr>
+        <w:numPr>
+          <w:ilvl w:val="0"/>
+          <w:numId w:val="10"/>
+        </w:numPr>
+        <w:spacing w:after="160" w:line="259" w:lineRule="auto"/>
         <w:rPr>
-          <w:rFonts w:ascii="Segoe UI Symbol" w:hAnsi="Segoe UI Symbol" w:cs="Segoe UI Symbol"/>
+          <w:lang w:val="fr-FR"/>
         </w:rPr>
-        <w:t>✔</w:t>
-      </w:r>
-      <w:r>
-        <w:t xml:space="preserve">, ANCRES </w:t>
-      </w:r>
+      </w:pPr>
       <w:r>
         <w:rPr>
-          <w:rFonts w:ascii="Segoe UI Symbol" w:hAnsi="Segoe UI Symbol" w:cs="Segoe UI Symbol"/>
+          <w:lang w:val="fr-FR"/>
         </w:rPr>
-        <w:t>✔</w:t>
-      </w:r>
-      <w:r>
-        <w:t xml:space="preserve">, MBTI via Traits </w:t>
+        <w:t xml:space="preserve">À chaque consigne, j’indique </w:t>
       </w:r>
       <w:r>
         <w:rPr>
-          <w:rFonts w:ascii="Segoe UI Symbol" w:hAnsi="Segoe UI Symbol" w:cs="Segoe UI Symbol"/>
+          <w:b/>
+          <w:bCs/>
+          <w:lang w:val="fr-FR"/>
         </w:rPr>
-        <w:t>✔</w:t>
-      </w:r>
-      <w:r>
-        <w:t xml:space="preserve">.  </w:t>
-      </w:r>
-    </w:p>
-    <w:p>
-      <w:r>
-        <w:t>- **Bubble*</w:t>
-      </w:r>
-      <w:proofErr w:type="gramStart"/>
-      <w:r>
-        <w:t>* :</w:t>
-      </w:r>
-      <w:proofErr w:type="gramEnd"/>
-      <w:r>
-        <w:t xml:space="preserve"> </w:t>
+        <w:t>le nom de l’étape suivante</w:t>
       </w:r>
       <w:r>
         <w:rPr>
-          <w:rFonts w:ascii="Segoe UI Symbol" w:hAnsi="Segoe UI Symbol" w:cs="Segoe UI Symbol"/>
+          <w:lang w:val="fr-FR"/>
         </w:rPr>
-        <w:t>✖</w:t>
-      </w:r>
-      <w:r>
-        <w:t xml:space="preserve"> (</w:t>
-      </w:r>
-      <w:proofErr w:type="gramStart"/>
-      <w:r>
-        <w:t>pas</w:t>
-      </w:r>
-      <w:proofErr w:type="gramEnd"/>
-      <w:r>
-        <w:t xml:space="preserve"> encore </w:t>
-      </w:r>
-      <w:proofErr w:type="spellStart"/>
-      <w:r>
-        <w:t>connect</w:t>
-      </w:r>
-      <w:r>
-        <w:rPr>
-          <w:rFonts w:ascii="Cambria" w:hAnsi="Cambria" w:cs="Cambria"/>
-        </w:rPr>
-        <w:t>é</w:t>
-      </w:r>
-      <w:proofErr w:type="spellEnd"/>
-      <w:r>
-        <w:t xml:space="preserve">).  </w:t>
-      </w:r>
-    </w:p>
-    <w:p>
-      <w:r>
-        <w:t>- **Make*</w:t>
-      </w:r>
-      <w:proofErr w:type="gramStart"/>
-      <w:r>
-        <w:t>* :</w:t>
-      </w:r>
-      <w:proofErr w:type="gramEnd"/>
-      <w:r>
-        <w:t xml:space="preserve"> </w:t>
-      </w:r>
-      <w:r>
-        <w:rPr>
-          <w:rFonts w:ascii="Segoe UI Symbol" w:hAnsi="Segoe UI Symbol" w:cs="Segoe UI Symbol"/>
-        </w:rPr>
-        <w:t>✖</w:t>
-      </w:r>
-      <w:r>
-        <w:t xml:space="preserve"> (</w:t>
-      </w:r>
-      <w:proofErr w:type="spellStart"/>
-      <w:r>
-        <w:t>sc</w:t>
-      </w:r>
-      <w:r>
-        <w:rPr>
-          <w:rFonts w:ascii="Cambria" w:hAnsi="Cambria" w:cs="Cambria"/>
-        </w:rPr>
-        <w:t>é</w:t>
-      </w:r>
-      <w:r>
-        <w:t>nario</w:t>
-      </w:r>
-      <w:proofErr w:type="spellEnd"/>
-      <w:r>
-        <w:t xml:space="preserve"> </w:t>
-      </w:r>
-      <w:proofErr w:type="gramStart"/>
-      <w:r>
-        <w:t>pas</w:t>
-      </w:r>
-      <w:proofErr w:type="gramEnd"/>
-      <w:r>
-        <w:t xml:space="preserve"> encore </w:t>
-      </w:r>
-      <w:proofErr w:type="spellStart"/>
-      <w:r>
-        <w:t>cr</w:t>
-      </w:r>
-      <w:r>
-        <w:rPr>
-          <w:rFonts w:ascii="Cambria" w:hAnsi="Cambria" w:cs="Cambria"/>
-        </w:rPr>
-        <w:t>éé</w:t>
-      </w:r>
-      <w:proofErr w:type="spellEnd"/>
-      <w:r>
-        <w:t xml:space="preserve">).  </w:t>
-      </w:r>
-    </w:p>
-    <w:p>
-      <w:r>
-        <w:t>- **Stripe/MIPS*</w:t>
-      </w:r>
-      <w:proofErr w:type="gramStart"/>
-      <w:r>
-        <w:t>* :</w:t>
-      </w:r>
-      <w:proofErr w:type="gramEnd"/>
-      <w:r>
-        <w:t xml:space="preserve"> </w:t>
-      </w:r>
-      <w:r>
-        <w:rPr>
-          <w:rFonts w:ascii="Segoe UI Symbol" w:hAnsi="Segoe UI Symbol" w:cs="Segoe UI Symbol"/>
-        </w:rPr>
-        <w:t>✖</w:t>
-      </w:r>
-      <w:r>
-        <w:t xml:space="preserve"> (non </w:t>
-      </w:r>
-      <w:proofErr w:type="spellStart"/>
-      <w:r>
-        <w:t>int</w:t>
-      </w:r>
-      <w:r>
-        <w:rPr>
-          <w:rFonts w:ascii="Cambria" w:hAnsi="Cambria" w:cs="Cambria"/>
-        </w:rPr>
-        <w:t>é</w:t>
-      </w:r>
-      <w:r>
-        <w:t>gr</w:t>
-      </w:r>
-      <w:r>
-        <w:rPr>
-          <w:rFonts w:ascii="Cambria" w:hAnsi="Cambria" w:cs="Cambria"/>
-        </w:rPr>
-        <w:t>é</w:t>
-      </w:r>
-      <w:proofErr w:type="spellEnd"/>
-      <w:r>
-        <w:t xml:space="preserve">).  </w:t>
-      </w:r>
-    </w:p>
-    <w:p/>
-    <w:p>
-      <w:r>
-        <w:t>---</w:t>
-      </w:r>
-    </w:p>
-    <w:p/>
-    <w:p>
-      <w:r>
-        <w:t xml:space="preserve">## 5. </w:t>
-      </w:r>
-      <w:proofErr w:type="spellStart"/>
-      <w:r>
-        <w:t>Vérifications</w:t>
-      </w:r>
-      <w:proofErr w:type="spellEnd"/>
-      <w:r>
-        <w:t xml:space="preserve"> </w:t>
-      </w:r>
-      <w:proofErr w:type="spellStart"/>
-      <w:r>
-        <w:t>réalisées</w:t>
-      </w:r>
-      <w:proofErr w:type="spellEnd"/>
-    </w:p>
-    <w:p/>
-    <w:p>
-      <w:r>
-        <w:t xml:space="preserve">- Import CSV dans Airtable </w:t>
-      </w:r>
-      <w:r>
-        <w:rPr>
-          <w:rFonts w:ascii="Segoe UI Symbol" w:hAnsi="Segoe UI Symbol" w:cs="Segoe UI Symbol"/>
-        </w:rPr>
-        <w:t>✔</w:t>
-      </w:r>
-      <w:r>
-        <w:t xml:space="preserve">  </w:t>
-      </w:r>
-    </w:p>
-    <w:p>
-      <w:r>
-        <w:t xml:space="preserve">- </w:t>
-      </w:r>
-      <w:proofErr w:type="spellStart"/>
-      <w:r>
-        <w:t>Colonnes</w:t>
-      </w:r>
-      <w:proofErr w:type="spellEnd"/>
-      <w:r>
-        <w:t xml:space="preserve"> </w:t>
-      </w:r>
-      <w:proofErr w:type="spellStart"/>
-      <w:r>
-        <w:t>principales</w:t>
-      </w:r>
-      <w:proofErr w:type="spellEnd"/>
-      <w:r>
-        <w:t xml:space="preserve"> </w:t>
-      </w:r>
-      <w:proofErr w:type="spellStart"/>
-      <w:r>
-        <w:t>correctes</w:t>
-      </w:r>
-      <w:proofErr w:type="spellEnd"/>
-      <w:r>
-        <w:t xml:space="preserve"> (ID, </w:t>
-      </w:r>
-      <w:proofErr w:type="spellStart"/>
-      <w:r>
-        <w:t>Code_Profil</w:t>
-      </w:r>
-      <w:proofErr w:type="spellEnd"/>
-      <w:r>
-        <w:t xml:space="preserve">) </w:t>
-      </w:r>
-      <w:r>
-        <w:rPr>
-          <w:rFonts w:ascii="Segoe UI Symbol" w:hAnsi="Segoe UI Symbol" w:cs="Segoe UI Symbol"/>
-        </w:rPr>
-        <w:t>✔</w:t>
-      </w:r>
-      <w:r>
-        <w:t xml:space="preserve">  </w:t>
-      </w:r>
-    </w:p>
-    <w:p>
-      <w:r>
-        <w:t xml:space="preserve">- </w:t>
-      </w:r>
-      <w:proofErr w:type="spellStart"/>
-      <w:r>
-        <w:t>Colonnes</w:t>
-      </w:r>
-      <w:proofErr w:type="spellEnd"/>
-      <w:r>
-        <w:t xml:space="preserve"> `Langue` bien </w:t>
-      </w:r>
-      <w:proofErr w:type="spellStart"/>
-      <w:r>
-        <w:t>remplies</w:t>
-      </w:r>
-      <w:proofErr w:type="spellEnd"/>
-      <w:r>
-        <w:t xml:space="preserve"> </w:t>
-      </w:r>
-      <w:r>
-        <w:rPr>
-          <w:rFonts w:ascii="Segoe UI Symbol" w:hAnsi="Segoe UI Symbol" w:cs="Segoe UI Symbol"/>
-        </w:rPr>
-        <w:t>✔</w:t>
-      </w:r>
-      <w:r>
-        <w:t xml:space="preserve">  </w:t>
-      </w:r>
-    </w:p>
-    <w:p>
-      <w:r>
-        <w:t xml:space="preserve">- Relations Questions </w:t>
-      </w:r>
-      <w:r>
-        <w:rPr>
-          <w:rFonts w:hint="eastAsia"/>
-        </w:rPr>
-        <w:t>→</w:t>
-      </w:r>
-      <w:r>
-        <w:t xml:space="preserve"> </w:t>
-      </w:r>
-      <w:proofErr w:type="spellStart"/>
-      <w:r>
-        <w:t>Profils</w:t>
-      </w:r>
-      <w:proofErr w:type="spellEnd"/>
-      <w:r>
-        <w:t xml:space="preserve">/Traits (pastilles </w:t>
-      </w:r>
-      <w:proofErr w:type="spellStart"/>
-      <w:r>
-        <w:t>bleues</w:t>
-      </w:r>
-      <w:proofErr w:type="spellEnd"/>
-      <w:r>
-        <w:t xml:space="preserve">) </w:t>
-      </w:r>
-      <w:r>
-        <w:rPr>
-          <w:rFonts w:ascii="Segoe UI Symbol" w:hAnsi="Segoe UI Symbol" w:cs="Segoe UI Symbol"/>
-        </w:rPr>
-        <w:t>✔</w:t>
-      </w:r>
-      <w:r>
-        <w:t xml:space="preserve">  </w:t>
-      </w:r>
-    </w:p>
-    <w:p>
-      <w:r>
-        <w:t xml:space="preserve">- </w:t>
-      </w:r>
-      <w:proofErr w:type="spellStart"/>
-      <w:r>
-        <w:t>Vérification</w:t>
-      </w:r>
-      <w:proofErr w:type="spellEnd"/>
-      <w:r>
-        <w:t xml:space="preserve"> </w:t>
-      </w:r>
-      <w:proofErr w:type="gramStart"/>
-      <w:r>
-        <w:t>MBTI :</w:t>
-      </w:r>
-      <w:proofErr w:type="gramEnd"/>
-      <w:r>
-        <w:t xml:space="preserve"> correction </w:t>
-      </w:r>
-      <w:proofErr w:type="spellStart"/>
-      <w:r>
-        <w:t>nécessaire</w:t>
-      </w:r>
-      <w:proofErr w:type="spellEnd"/>
-      <w:r>
-        <w:t xml:space="preserve"> </w:t>
-      </w:r>
-      <w:r>
-        <w:rPr>
-          <w:rFonts w:hint="eastAsia"/>
-        </w:rPr>
-        <w:t>→</w:t>
-      </w:r>
-      <w:r>
-        <w:t xml:space="preserve"> </w:t>
-      </w:r>
-      <w:proofErr w:type="spellStart"/>
-      <w:r>
-        <w:t>ajout</w:t>
-      </w:r>
-      <w:proofErr w:type="spellEnd"/>
-      <w:r>
-        <w:t xml:space="preserve"> Traits </w:t>
-      </w:r>
-      <w:r>
-        <w:rPr>
-          <w:rFonts w:ascii="Segoe UI Symbol" w:hAnsi="Segoe UI Symbol" w:cs="Segoe UI Symbol"/>
-        </w:rPr>
-        <w:t>✔</w:t>
-      </w:r>
-      <w:r>
-        <w:t xml:space="preserve">  </w:t>
-      </w:r>
-    </w:p>
-    <w:p/>
-    <w:p>
-      <w:r>
-        <w:t>---</w:t>
-      </w:r>
-    </w:p>
-    <w:p/>
-    <w:p>
-      <w:r>
-        <w:t xml:space="preserve">## 6. Points </w:t>
-      </w:r>
-      <w:proofErr w:type="spellStart"/>
-      <w:r>
-        <w:t>ouverts</w:t>
-      </w:r>
-      <w:proofErr w:type="spellEnd"/>
-      <w:r>
-        <w:t xml:space="preserve"> / </w:t>
-      </w:r>
-      <w:proofErr w:type="spellStart"/>
-      <w:r>
-        <w:t>risques</w:t>
-      </w:r>
-      <w:proofErr w:type="spellEnd"/>
-      <w:r>
-        <w:t xml:space="preserve"> / </w:t>
-      </w:r>
-      <w:proofErr w:type="spellStart"/>
-      <w:r>
-        <w:t>dettes</w:t>
-      </w:r>
-      <w:proofErr w:type="spellEnd"/>
-    </w:p>
-    <w:p/>
-    <w:p>
-      <w:r>
-        <w:t xml:space="preserve">- </w:t>
-      </w:r>
-      <w:proofErr w:type="gramStart"/>
-      <w:r>
-        <w:t>MBTI :</w:t>
-      </w:r>
-      <w:proofErr w:type="gramEnd"/>
-      <w:r>
-        <w:t xml:space="preserve"> </w:t>
-      </w:r>
-      <w:proofErr w:type="spellStart"/>
-      <w:r>
-        <w:t>calcul</w:t>
-      </w:r>
-      <w:proofErr w:type="spellEnd"/>
-      <w:r>
-        <w:t xml:space="preserve"> des 4 </w:t>
-      </w:r>
-      <w:proofErr w:type="spellStart"/>
-      <w:r>
-        <w:t>lettres</w:t>
-      </w:r>
-      <w:proofErr w:type="spellEnd"/>
-      <w:r>
-        <w:t xml:space="preserve"> à </w:t>
-      </w:r>
-      <w:proofErr w:type="spellStart"/>
-      <w:r>
-        <w:t>implémenter</w:t>
-      </w:r>
-      <w:proofErr w:type="spellEnd"/>
-      <w:r>
-        <w:t xml:space="preserve"> (dans Make </w:t>
-      </w:r>
-      <w:proofErr w:type="spellStart"/>
-      <w:r>
-        <w:t>ou</w:t>
-      </w:r>
-      <w:proofErr w:type="spellEnd"/>
-      <w:r>
-        <w:t xml:space="preserve"> Airtable).  </w:t>
-      </w:r>
-    </w:p>
-    <w:p>
-      <w:r>
-        <w:t>- PDF/</w:t>
-      </w:r>
-      <w:proofErr w:type="gramStart"/>
-      <w:r>
-        <w:t>email :</w:t>
-      </w:r>
-      <w:proofErr w:type="gramEnd"/>
-      <w:r>
-        <w:t xml:space="preserve"> </w:t>
-      </w:r>
-      <w:proofErr w:type="gramStart"/>
-      <w:r>
-        <w:t>pas</w:t>
-      </w:r>
-      <w:proofErr w:type="gramEnd"/>
-      <w:r>
-        <w:t xml:space="preserve"> encore </w:t>
-      </w:r>
-      <w:proofErr w:type="spellStart"/>
-      <w:r>
-        <w:t>configurés</w:t>
-      </w:r>
-      <w:proofErr w:type="spellEnd"/>
-      <w:r>
-        <w:t xml:space="preserve">.  </w:t>
-      </w:r>
-    </w:p>
-    <w:p>
-      <w:r>
-        <w:lastRenderedPageBreak/>
-        <w:t xml:space="preserve">- </w:t>
-      </w:r>
-      <w:proofErr w:type="gramStart"/>
-      <w:r>
-        <w:t>Bubble :</w:t>
-      </w:r>
-      <w:proofErr w:type="gramEnd"/>
-      <w:r>
-        <w:t xml:space="preserve"> pas </w:t>
-      </w:r>
-      <w:proofErr w:type="spellStart"/>
-      <w:r>
-        <w:t>d’interface</w:t>
-      </w:r>
-      <w:proofErr w:type="spellEnd"/>
-      <w:r>
-        <w:t xml:space="preserve"> </w:t>
-      </w:r>
-      <w:proofErr w:type="spellStart"/>
-      <w:r>
-        <w:t>répondant</w:t>
-      </w:r>
-      <w:proofErr w:type="spellEnd"/>
-      <w:r>
-        <w:t xml:space="preserve"> pour </w:t>
-      </w:r>
-      <w:proofErr w:type="spellStart"/>
-      <w:r>
-        <w:t>l’instant</w:t>
-      </w:r>
-      <w:proofErr w:type="spellEnd"/>
-      <w:r>
-        <w:t xml:space="preserve">.  </w:t>
-      </w:r>
-    </w:p>
-    <w:p>
-      <w:r>
-        <w:t xml:space="preserve">- </w:t>
-      </w:r>
-      <w:proofErr w:type="gramStart"/>
-      <w:r>
-        <w:t>Paiement :</w:t>
-      </w:r>
-      <w:proofErr w:type="gramEnd"/>
-      <w:r>
-        <w:t xml:space="preserve"> Stripe/MIPS à </w:t>
-      </w:r>
-      <w:proofErr w:type="spellStart"/>
-      <w:r>
-        <w:t>traiter</w:t>
-      </w:r>
-      <w:proofErr w:type="spellEnd"/>
-      <w:r>
-        <w:t xml:space="preserve"> plus tard.  </w:t>
-      </w:r>
-    </w:p>
-    <w:p>
-      <w:r>
-        <w:t xml:space="preserve">- Risque </w:t>
-      </w:r>
-      <w:proofErr w:type="spellStart"/>
-      <w:r>
-        <w:t>d’erreur</w:t>
-      </w:r>
-      <w:proofErr w:type="spellEnd"/>
-      <w:r>
-        <w:t xml:space="preserve"> de mapping </w:t>
-      </w:r>
-      <w:proofErr w:type="spellStart"/>
-      <w:r>
-        <w:t>si</w:t>
-      </w:r>
-      <w:proofErr w:type="spellEnd"/>
-      <w:r>
-        <w:t xml:space="preserve"> de nouveaux </w:t>
-      </w:r>
-      <w:proofErr w:type="spellStart"/>
-      <w:r>
-        <w:t>fichiers</w:t>
-      </w:r>
-      <w:proofErr w:type="spellEnd"/>
-      <w:r>
-        <w:t xml:space="preserve"> CSV </w:t>
-      </w:r>
-      <w:proofErr w:type="spellStart"/>
-      <w:r>
-        <w:t>sont</w:t>
-      </w:r>
-      <w:proofErr w:type="spellEnd"/>
-      <w:r>
-        <w:t xml:space="preserve"> </w:t>
-      </w:r>
-      <w:proofErr w:type="spellStart"/>
-      <w:r>
-        <w:t>importés</w:t>
-      </w:r>
-      <w:proofErr w:type="spellEnd"/>
-      <w:r>
-        <w:t xml:space="preserve"> sans respecter les suffixes langue.  </w:t>
-      </w:r>
-    </w:p>
-    <w:p/>
-    <w:p>
-      <w:r>
-        <w:t>---</w:t>
-      </w:r>
-    </w:p>
-    <w:p/>
-    <w:p>
-      <w:r>
-        <w:t>## 7. Playbook de reprise (</w:t>
-      </w:r>
-      <w:proofErr w:type="spellStart"/>
-      <w:r>
-        <w:t>prochaines</w:t>
-      </w:r>
-      <w:proofErr w:type="spellEnd"/>
-      <w:r>
-        <w:t xml:space="preserve"> actions)</w:t>
-      </w:r>
-    </w:p>
-    <w:p/>
-    <w:p>
-      <w:r>
-        <w:t xml:space="preserve">1. </w:t>
-      </w:r>
-      <w:proofErr w:type="spellStart"/>
-      <w:r>
-        <w:t>Vérifier</w:t>
-      </w:r>
-      <w:proofErr w:type="spellEnd"/>
-      <w:r>
-        <w:t xml:space="preserve"> que </w:t>
-      </w:r>
-      <w:proofErr w:type="spellStart"/>
-      <w:r>
-        <w:t>toutes</w:t>
-      </w:r>
-      <w:proofErr w:type="spellEnd"/>
-      <w:r>
-        <w:t xml:space="preserve"> les tables Airtable (Questions/</w:t>
-      </w:r>
-      <w:proofErr w:type="spellStart"/>
-      <w:r>
-        <w:t>Profils</w:t>
-      </w:r>
-      <w:proofErr w:type="spellEnd"/>
-      <w:r>
-        <w:t xml:space="preserve">/Traits) </w:t>
-      </w:r>
-      <w:proofErr w:type="spellStart"/>
-      <w:r>
-        <w:t>sont</w:t>
-      </w:r>
-      <w:proofErr w:type="spellEnd"/>
-      <w:r>
-        <w:t xml:space="preserve"> bien </w:t>
-      </w:r>
-      <w:proofErr w:type="spellStart"/>
-      <w:r>
-        <w:t>importées</w:t>
-      </w:r>
-      <w:proofErr w:type="spellEnd"/>
-      <w:r>
-        <w:t xml:space="preserve">.  </w:t>
-      </w:r>
-    </w:p>
-    <w:p>
-      <w:r>
-        <w:t xml:space="preserve">2. </w:t>
-      </w:r>
-      <w:proofErr w:type="spellStart"/>
-      <w:r>
-        <w:t>Configurer</w:t>
-      </w:r>
-      <w:proofErr w:type="spellEnd"/>
-      <w:r>
-        <w:t xml:space="preserve"> un **</w:t>
-      </w:r>
-      <w:proofErr w:type="spellStart"/>
-      <w:r>
-        <w:t>scénario</w:t>
-      </w:r>
-      <w:proofErr w:type="spellEnd"/>
-      <w:r>
-        <w:t xml:space="preserve"> Make </w:t>
-      </w:r>
-      <w:proofErr w:type="spellStart"/>
-      <w:r>
-        <w:t>pilote</w:t>
-      </w:r>
-      <w:proofErr w:type="spellEnd"/>
-      <w:r>
-        <w:t>*</w:t>
-      </w:r>
-      <w:proofErr w:type="gramStart"/>
-      <w:r>
-        <w:t>* :</w:t>
-      </w:r>
-      <w:proofErr w:type="gramEnd"/>
-      <w:r>
-        <w:t xml:space="preserve">  </w:t>
-      </w:r>
-    </w:p>
-    <w:p>
-      <w:r>
-        <w:t xml:space="preserve">   - </w:t>
-      </w:r>
-      <w:proofErr w:type="spellStart"/>
-      <w:proofErr w:type="gramStart"/>
-      <w:r>
-        <w:t>Déclencheur</w:t>
-      </w:r>
-      <w:proofErr w:type="spellEnd"/>
-      <w:r>
-        <w:t xml:space="preserve"> :</w:t>
-      </w:r>
-      <w:proofErr w:type="gramEnd"/>
-      <w:r>
-        <w:t xml:space="preserve"> </w:t>
-      </w:r>
-      <w:proofErr w:type="spellStart"/>
-      <w:r>
-        <w:t>réponse</w:t>
-      </w:r>
-      <w:proofErr w:type="spellEnd"/>
-      <w:r>
-        <w:t xml:space="preserve"> (</w:t>
-      </w:r>
-      <w:proofErr w:type="spellStart"/>
-      <w:r>
-        <w:t>simulateur</w:t>
-      </w:r>
-      <w:proofErr w:type="spellEnd"/>
-      <w:r>
-        <w:t xml:space="preserve"> </w:t>
-      </w:r>
-      <w:proofErr w:type="spellStart"/>
-      <w:r>
-        <w:t>ou</w:t>
-      </w:r>
-      <w:proofErr w:type="spellEnd"/>
-      <w:r>
-        <w:t xml:space="preserve"> Airtable Watch).  </w:t>
-      </w:r>
-    </w:p>
-    <w:p>
-      <w:r>
-        <w:t xml:space="preserve">   - </w:t>
-      </w:r>
-      <w:proofErr w:type="spellStart"/>
-      <w:r>
-        <w:t>Calcul</w:t>
-      </w:r>
-      <w:proofErr w:type="spellEnd"/>
-      <w:r>
-        <w:t xml:space="preserve"> du </w:t>
-      </w:r>
-      <w:proofErr w:type="spellStart"/>
-      <w:r>
-        <w:t>profil</w:t>
-      </w:r>
-      <w:proofErr w:type="spellEnd"/>
-      <w:r>
-        <w:t xml:space="preserve"> (Couleurs/ANCRES </w:t>
-      </w:r>
-      <w:proofErr w:type="gramStart"/>
-      <w:r>
-        <w:t>direct ;</w:t>
-      </w:r>
-      <w:proofErr w:type="gramEnd"/>
-      <w:r>
-        <w:t xml:space="preserve"> MBTI via Traits).  </w:t>
-      </w:r>
-    </w:p>
-    <w:p>
-      <w:r>
-        <w:t xml:space="preserve">   - Lookup Airtable pour </w:t>
-      </w:r>
-      <w:proofErr w:type="spellStart"/>
-      <w:r>
-        <w:t>récupérer</w:t>
-      </w:r>
-      <w:proofErr w:type="spellEnd"/>
-      <w:r>
-        <w:t xml:space="preserve"> le </w:t>
-      </w:r>
-      <w:proofErr w:type="spellStart"/>
-      <w:r>
-        <w:t>texte</w:t>
-      </w:r>
-      <w:proofErr w:type="spellEnd"/>
-      <w:r>
-        <w:t xml:space="preserve"> du </w:t>
-      </w:r>
-      <w:proofErr w:type="spellStart"/>
-      <w:r>
-        <w:t>profil</w:t>
-      </w:r>
-      <w:proofErr w:type="spellEnd"/>
-      <w:r>
-        <w:t xml:space="preserve">.  </w:t>
-      </w:r>
-    </w:p>
-    <w:p>
-      <w:r>
-        <w:t xml:space="preserve">   - </w:t>
-      </w:r>
-      <w:proofErr w:type="spellStart"/>
-      <w:r>
-        <w:t>Génération</w:t>
-      </w:r>
-      <w:proofErr w:type="spellEnd"/>
-      <w:r>
-        <w:t xml:space="preserve"> PDF + envoi email.  </w:t>
-      </w:r>
-    </w:p>
-    <w:p>
-      <w:r>
-        <w:t xml:space="preserve">3. Tester un premier flux </w:t>
-      </w:r>
-      <w:proofErr w:type="spellStart"/>
-      <w:r>
-        <w:t>complet</w:t>
-      </w:r>
-      <w:proofErr w:type="spellEnd"/>
-      <w:r>
-        <w:t xml:space="preserve"> sur **</w:t>
-      </w:r>
-      <w:proofErr w:type="spellStart"/>
-      <w:r>
-        <w:t>Couleurs_FR</w:t>
-      </w:r>
-      <w:proofErr w:type="spellEnd"/>
-      <w:r>
-        <w:t xml:space="preserve">**.  </w:t>
-      </w:r>
-    </w:p>
-    <w:p>
-      <w:r>
-        <w:t xml:space="preserve">4. </w:t>
-      </w:r>
-      <w:proofErr w:type="spellStart"/>
-      <w:r>
-        <w:t>Étendre</w:t>
-      </w:r>
-      <w:proofErr w:type="spellEnd"/>
-      <w:r>
-        <w:t xml:space="preserve"> aux </w:t>
-      </w:r>
-      <w:proofErr w:type="spellStart"/>
-      <w:r>
-        <w:t>autres</w:t>
-      </w:r>
-      <w:proofErr w:type="spellEnd"/>
-      <w:r>
-        <w:t xml:space="preserve"> tests (ANCRES, MBTI).  </w:t>
-      </w:r>
-    </w:p>
-    <w:p>
-      <w:r>
-        <w:t xml:space="preserve">5. </w:t>
-      </w:r>
-      <w:proofErr w:type="spellStart"/>
-      <w:r>
-        <w:t>Ajouter</w:t>
-      </w:r>
-      <w:proofErr w:type="spellEnd"/>
-      <w:r>
-        <w:t xml:space="preserve"> interface </w:t>
-      </w:r>
-      <w:proofErr w:type="spellStart"/>
-      <w:r>
-        <w:t>répondant</w:t>
-      </w:r>
-      <w:proofErr w:type="spellEnd"/>
-      <w:r>
-        <w:t xml:space="preserve"> (Bubble).  </w:t>
-      </w:r>
-    </w:p>
-    <w:p>
-      <w:r>
-        <w:t xml:space="preserve">6. </w:t>
-      </w:r>
-      <w:proofErr w:type="spellStart"/>
-      <w:r>
-        <w:t>Ajouter</w:t>
-      </w:r>
-      <w:proofErr w:type="spellEnd"/>
-      <w:r>
-        <w:t xml:space="preserve"> </w:t>
-      </w:r>
-      <w:proofErr w:type="spellStart"/>
-      <w:r>
-        <w:t>paiement</w:t>
-      </w:r>
-      <w:proofErr w:type="spellEnd"/>
-      <w:r>
-        <w:t xml:space="preserve"> (Stripe </w:t>
-      </w:r>
-      <w:proofErr w:type="spellStart"/>
-      <w:r>
-        <w:t>d’abord</w:t>
-      </w:r>
-      <w:proofErr w:type="spellEnd"/>
-      <w:r>
-        <w:t xml:space="preserve">, MIPS ensuite).  </w:t>
-      </w:r>
-    </w:p>
-    <w:p/>
-    <w:p>
-      <w:r>
-        <w:t>---</w:t>
-      </w:r>
-    </w:p>
-    <w:p/>
-    <w:p>
-      <w:r>
-        <w:t xml:space="preserve">## 8. </w:t>
-      </w:r>
-      <w:proofErr w:type="spellStart"/>
-      <w:r>
-        <w:t>Artéfacts</w:t>
-      </w:r>
-      <w:proofErr w:type="spellEnd"/>
-      <w:r>
-        <w:t xml:space="preserve"> &amp; </w:t>
-      </w:r>
-      <w:proofErr w:type="spellStart"/>
-      <w:r>
-        <w:t>référentiels</w:t>
-      </w:r>
-      <w:proofErr w:type="spellEnd"/>
-    </w:p>
-    <w:p/>
-    <w:p>
-      <w:r>
-        <w:t xml:space="preserve">- **CSV </w:t>
-      </w:r>
-      <w:proofErr w:type="spellStart"/>
-      <w:r>
-        <w:t>importés</w:t>
-      </w:r>
-      <w:proofErr w:type="spellEnd"/>
-      <w:r>
-        <w:t>*</w:t>
-      </w:r>
-      <w:proofErr w:type="gramStart"/>
-      <w:r>
-        <w:t>* :</w:t>
-      </w:r>
-      <w:proofErr w:type="gramEnd"/>
-      <w:r>
-        <w:t xml:space="preserve">  </w:t>
-      </w:r>
-    </w:p>
-    <w:p>
-      <w:r>
-        <w:t xml:space="preserve">  - Questions &amp; </w:t>
-      </w:r>
-      <w:proofErr w:type="spellStart"/>
-      <w:r>
-        <w:t>Profils</w:t>
-      </w:r>
-      <w:proofErr w:type="spellEnd"/>
-      <w:r>
-        <w:t xml:space="preserve"> (FR/EN) pour Couleurs, MBTI, ANCRES.  </w:t>
-      </w:r>
-    </w:p>
-    <w:p>
-      <w:r>
-        <w:lastRenderedPageBreak/>
-        <w:t xml:space="preserve">  - Table </w:t>
-      </w:r>
-      <w:proofErr w:type="spellStart"/>
-      <w:proofErr w:type="gramStart"/>
-      <w:r>
-        <w:t>additionnelle</w:t>
-      </w:r>
-      <w:proofErr w:type="spellEnd"/>
-      <w:r>
-        <w:t xml:space="preserve"> :</w:t>
-      </w:r>
-      <w:proofErr w:type="gramEnd"/>
-      <w:r>
-        <w:t xml:space="preserve"> `</w:t>
-      </w:r>
-      <w:proofErr w:type="spellStart"/>
-      <w:r>
-        <w:t>Traits_MBTI</w:t>
-      </w:r>
-      <w:proofErr w:type="spellEnd"/>
-      <w:r>
-        <w:t xml:space="preserve">`.  </w:t>
+        <w:t xml:space="preserve"> (juste le nom, pas le détail).</w:t>
       </w:r>
     </w:p>
     <w:p>
       <w:pPr>
         <w:rPr>
-          <w:rFonts w:hint="eastAsia"/>
+          <w:b/>
+          <w:bCs/>
+          <w:lang w:val="fr-FR"/>
         </w:rPr>
       </w:pPr>
       <w:r>
         <w:rPr>
-          <w:rFonts w:hint="eastAsia"/>
+          <w:b/>
+          <w:bCs/>
+          <w:lang w:val="fr-FR"/>
         </w:rPr>
-        <w:t>- **Links_Airtable_FIX.zip*</w:t>
-      </w:r>
-      <w:proofErr w:type="gramStart"/>
-      <w:r>
-        <w:rPr>
-          <w:rFonts w:hint="eastAsia"/>
-        </w:rPr>
-        <w:t>* :</w:t>
-      </w:r>
-      <w:proofErr w:type="gramEnd"/>
-      <w:r>
-        <w:rPr>
-          <w:rFonts w:hint="eastAsia"/>
-        </w:rPr>
-        <w:t xml:space="preserve"> </w:t>
-      </w:r>
-      <w:proofErr w:type="spellStart"/>
-      <w:r>
-        <w:rPr>
-          <w:rFonts w:hint="eastAsia"/>
-        </w:rPr>
-        <w:t>fichiers</w:t>
-      </w:r>
-      <w:proofErr w:type="spellEnd"/>
-      <w:r>
-        <w:rPr>
-          <w:rFonts w:hint="eastAsia"/>
-        </w:rPr>
-        <w:t xml:space="preserve"> de liaisons Questions </w:t>
-      </w:r>
-      <w:r>
-        <w:rPr>
-          <w:rFonts w:hint="eastAsia"/>
-        </w:rPr>
-        <w:t>→</w:t>
-      </w:r>
-      <w:r>
-        <w:rPr>
-          <w:rFonts w:hint="eastAsia"/>
-        </w:rPr>
-        <w:t xml:space="preserve"> </w:t>
-      </w:r>
-      <w:proofErr w:type="spellStart"/>
-      <w:r>
-        <w:rPr>
-          <w:rFonts w:hint="eastAsia"/>
-        </w:rPr>
-        <w:t>Profils</w:t>
-      </w:r>
-      <w:proofErr w:type="spellEnd"/>
-      <w:r>
-        <w:rPr>
-          <w:rFonts w:hint="eastAsia"/>
-        </w:rPr>
-        <w:t xml:space="preserve">/Traits.  </w:t>
+        <w:t>1) But du projet</w:t>
       </w:r>
     </w:p>
-    <w:p>
-      <w:r>
-        <w:t>- **MBTI_Traits_Airtable.zip / MBTI_Trait_Links.zip*</w:t>
-      </w:r>
-      <w:proofErr w:type="gramStart"/>
-      <w:r>
-        <w:t>* :</w:t>
-      </w:r>
-      <w:proofErr w:type="gramEnd"/>
-      <w:r>
-        <w:t xml:space="preserve"> table Traits et liens </w:t>
-      </w:r>
-      <w:proofErr w:type="spellStart"/>
-      <w:r>
-        <w:t>spécifiques</w:t>
-      </w:r>
-      <w:proofErr w:type="spellEnd"/>
-      <w:r>
-        <w:t xml:space="preserve"> MBTI.  </w:t>
-      </w:r>
-    </w:p>
-    <w:p/>
-    <w:p>
-      <w:r>
-        <w:t>---</w:t>
-      </w:r>
-    </w:p>
-    <w:p/>
-    <w:p>
-      <w:r>
-        <w:t xml:space="preserve">## 9. Snippets </w:t>
-      </w:r>
-      <w:proofErr w:type="spellStart"/>
-      <w:r>
-        <w:t>prêts</w:t>
-      </w:r>
-      <w:proofErr w:type="spellEnd"/>
-      <w:r>
-        <w:t xml:space="preserve"> à </w:t>
-      </w:r>
-      <w:proofErr w:type="spellStart"/>
-      <w:r>
-        <w:t>l’emploi</w:t>
-      </w:r>
-      <w:proofErr w:type="spellEnd"/>
-    </w:p>
-    <w:p/>
-    <w:p>
-      <w:proofErr w:type="spellStart"/>
-      <w:r>
-        <w:t>Exemple</w:t>
-      </w:r>
-      <w:proofErr w:type="spellEnd"/>
-      <w:r>
-        <w:t xml:space="preserve"> de </w:t>
-      </w:r>
-      <w:proofErr w:type="spellStart"/>
-      <w:r>
-        <w:t>formule</w:t>
-      </w:r>
-      <w:proofErr w:type="spellEnd"/>
-      <w:r>
-        <w:t xml:space="preserve"> Make (</w:t>
-      </w:r>
-      <w:proofErr w:type="spellStart"/>
-      <w:r>
-        <w:t>comptage</w:t>
-      </w:r>
-      <w:proofErr w:type="spellEnd"/>
-      <w:r>
-        <w:t xml:space="preserve"> MBTI</w:t>
-      </w:r>
-      <w:proofErr w:type="gramStart"/>
-      <w:r>
-        <w:t>) :</w:t>
-      </w:r>
-      <w:proofErr w:type="gramEnd"/>
-      <w:r>
-        <w:t xml:space="preserve">  </w:t>
-      </w:r>
-    </w:p>
-    <w:p>
-      <w:r>
-        <w:t>```make</w:t>
-      </w:r>
-    </w:p>
-    <w:p>
-      <w:r>
-        <w:t xml:space="preserve">EI = </w:t>
-      </w:r>
-      <w:proofErr w:type="gramStart"/>
-      <w:r>
-        <w:t>if(</w:t>
-      </w:r>
-      <w:proofErr w:type="gramEnd"/>
-      <w:r>
-        <w:t>E &gt;= I; "E"; "I")</w:t>
-      </w:r>
-    </w:p>
-    <w:p>
-      <w:r>
-        <w:t xml:space="preserve">NS = </w:t>
-      </w:r>
-      <w:proofErr w:type="gramStart"/>
-      <w:r>
-        <w:t>if(</w:t>
-      </w:r>
-      <w:proofErr w:type="gramEnd"/>
-      <w:r>
-        <w:t>N &gt;= S; "N"; "S")</w:t>
-      </w:r>
-    </w:p>
-    <w:p>
-      <w:r>
-        <w:t xml:space="preserve">FT = </w:t>
-      </w:r>
-      <w:proofErr w:type="gramStart"/>
-      <w:r>
-        <w:t>if(</w:t>
-      </w:r>
-      <w:proofErr w:type="gramEnd"/>
-      <w:r>
-        <w:t>F &gt;= T; "F"; "T")</w:t>
-      </w:r>
-    </w:p>
-    <w:p>
-      <w:r>
-        <w:t xml:space="preserve">JP = </w:t>
-      </w:r>
-      <w:proofErr w:type="gramStart"/>
-      <w:r>
-        <w:t>if(</w:t>
-      </w:r>
-      <w:proofErr w:type="gramEnd"/>
-      <w:r>
-        <w:t>J &gt;= P; "J"; "P")</w:t>
-      </w:r>
-    </w:p>
-    <w:p>
-      <w:r>
-        <w:t>Type4 = EI &amp; NS &amp; FT &amp; JP &amp; "_" &amp; Lang</w:t>
-      </w:r>
-    </w:p>
-    <w:p>
-      <w:r>
-        <w:t>10. Changelog</w:t>
-      </w:r>
-    </w:p>
-    <w:p>
-      <w:r>
-        <w:t>2025-09-</w:t>
-      </w:r>
-      <w:proofErr w:type="gramStart"/>
-      <w:r>
-        <w:t>17 :</w:t>
-      </w:r>
-      <w:proofErr w:type="gramEnd"/>
-      <w:r>
-        <w:t xml:space="preserve"> import </w:t>
-      </w:r>
-      <w:proofErr w:type="spellStart"/>
-      <w:r>
-        <w:t>complet</w:t>
-      </w:r>
-      <w:proofErr w:type="spellEnd"/>
-      <w:r>
-        <w:t xml:space="preserve"> Couleurs/MBTI/ANCRES </w:t>
-      </w:r>
-      <w:proofErr w:type="spellStart"/>
-      <w:r>
-        <w:t>en</w:t>
-      </w:r>
-      <w:proofErr w:type="spellEnd"/>
-      <w:r>
-        <w:t xml:space="preserve"> FR/EN dans Airtable.</w:t>
-      </w:r>
-    </w:p>
-    <w:p/>
-    <w:p>
-      <w:proofErr w:type="spellStart"/>
-      <w:r>
-        <w:t>Ajout</w:t>
-      </w:r>
-      <w:proofErr w:type="spellEnd"/>
-      <w:r>
-        <w:t xml:space="preserve"> table </w:t>
-      </w:r>
-      <w:proofErr w:type="spellStart"/>
-      <w:r>
-        <w:t>Traits_MBTI</w:t>
-      </w:r>
-      <w:proofErr w:type="spellEnd"/>
-      <w:r>
-        <w:t xml:space="preserve"> et correction des </w:t>
-      </w:r>
-      <w:proofErr w:type="spellStart"/>
-      <w:r>
-        <w:t>fichiers</w:t>
-      </w:r>
-      <w:proofErr w:type="spellEnd"/>
-      <w:r>
-        <w:t xml:space="preserve"> _Links.csv.</w:t>
-      </w:r>
-    </w:p>
-    <w:p/>
-    <w:p>
-      <w:proofErr w:type="spellStart"/>
-      <w:r>
-        <w:t>Vérification</w:t>
-      </w:r>
-      <w:proofErr w:type="spellEnd"/>
-      <w:r>
-        <w:t xml:space="preserve"> </w:t>
-      </w:r>
-      <w:proofErr w:type="spellStart"/>
-      <w:proofErr w:type="gramStart"/>
-      <w:r>
-        <w:t>réussie</w:t>
-      </w:r>
-      <w:proofErr w:type="spellEnd"/>
-      <w:r>
-        <w:t xml:space="preserve"> :</w:t>
-      </w:r>
-      <w:proofErr w:type="gramEnd"/>
-      <w:r>
-        <w:t xml:space="preserve"> pastilles </w:t>
-      </w:r>
-      <w:proofErr w:type="spellStart"/>
-      <w:r>
-        <w:t>bleues</w:t>
-      </w:r>
-      <w:proofErr w:type="spellEnd"/>
-      <w:r>
-        <w:t xml:space="preserve"> OK.</w:t>
-      </w:r>
-    </w:p>
-    <w:p/>
-    <w:p>
-      <w:proofErr w:type="spellStart"/>
-      <w:r>
-        <w:t>Décision</w:t>
-      </w:r>
-      <w:proofErr w:type="spellEnd"/>
-      <w:r>
-        <w:t xml:space="preserve"> de reporter </w:t>
-      </w:r>
-      <w:proofErr w:type="spellStart"/>
-      <w:r>
-        <w:t>paiement</w:t>
-      </w:r>
-      <w:proofErr w:type="spellEnd"/>
-      <w:r>
-        <w:t xml:space="preserve"> Stripe/MIPS à plus tard.</w:t>
-      </w:r>
-    </w:p>
-    <w:p/>
-    <w:p>
-      <w:r>
-        <w:t xml:space="preserve">11. Roadmap </w:t>
-      </w:r>
-      <w:proofErr w:type="spellStart"/>
-      <w:r>
-        <w:t>courte</w:t>
-      </w:r>
-      <w:proofErr w:type="spellEnd"/>
-    </w:p>
-    <w:p>
-      <w:r>
-        <w:lastRenderedPageBreak/>
-        <w:t xml:space="preserve"> </w:t>
-      </w:r>
-      <w:proofErr w:type="spellStart"/>
-      <w:r>
-        <w:t>Finaliser</w:t>
-      </w:r>
-      <w:proofErr w:type="spellEnd"/>
-      <w:r>
-        <w:t xml:space="preserve"> </w:t>
-      </w:r>
-      <w:proofErr w:type="spellStart"/>
-      <w:r>
-        <w:t>calcul</w:t>
-      </w:r>
-      <w:proofErr w:type="spellEnd"/>
-      <w:r>
-        <w:t xml:space="preserve"> </w:t>
-      </w:r>
-      <w:proofErr w:type="spellStart"/>
-      <w:r>
-        <w:t>automatique</w:t>
-      </w:r>
-      <w:proofErr w:type="spellEnd"/>
-      <w:r>
-        <w:t xml:space="preserve"> dans Make (Couleurs/ANCRES/MBTI).</w:t>
-      </w:r>
-    </w:p>
-    <w:p/>
-    <w:p>
-      <w:r>
-        <w:t xml:space="preserve"> </w:t>
-      </w:r>
-      <w:proofErr w:type="spellStart"/>
-      <w:r>
-        <w:t>Générer</w:t>
-      </w:r>
-      <w:proofErr w:type="spellEnd"/>
-      <w:r>
-        <w:t xml:space="preserve"> </w:t>
-      </w:r>
-      <w:proofErr w:type="gramStart"/>
-      <w:r>
-        <w:t>un PDF</w:t>
-      </w:r>
-      <w:proofErr w:type="gramEnd"/>
-      <w:r>
-        <w:t xml:space="preserve"> simple et </w:t>
-      </w:r>
-      <w:proofErr w:type="spellStart"/>
-      <w:r>
-        <w:t>envoyer</w:t>
-      </w:r>
-      <w:proofErr w:type="spellEnd"/>
-      <w:r>
-        <w:t xml:space="preserve"> par email.</w:t>
-      </w:r>
-    </w:p>
-    <w:p/>
-    <w:p>
-      <w:r>
-        <w:t xml:space="preserve"> </w:t>
-      </w:r>
-      <w:proofErr w:type="spellStart"/>
-      <w:r>
-        <w:t>Créer</w:t>
-      </w:r>
-      <w:proofErr w:type="spellEnd"/>
-      <w:r>
-        <w:t xml:space="preserve"> interface Bubble pour </w:t>
-      </w:r>
-      <w:proofErr w:type="spellStart"/>
-      <w:r>
-        <w:t>répondre</w:t>
-      </w:r>
-      <w:proofErr w:type="spellEnd"/>
-      <w:r>
-        <w:t xml:space="preserve"> aux tests.</w:t>
-      </w:r>
-    </w:p>
-    <w:p/>
-    <w:p>
-      <w:r>
-        <w:t xml:space="preserve"> </w:t>
-      </w:r>
-      <w:proofErr w:type="spellStart"/>
-      <w:r>
-        <w:t>Intégrer</w:t>
-      </w:r>
-      <w:proofErr w:type="spellEnd"/>
-      <w:r>
-        <w:t xml:space="preserve"> Stripe (</w:t>
-      </w:r>
-      <w:proofErr w:type="spellStart"/>
-      <w:r>
-        <w:t>paiement</w:t>
-      </w:r>
-      <w:proofErr w:type="spellEnd"/>
-      <w:r>
-        <w:t xml:space="preserve"> standard).</w:t>
-      </w:r>
-    </w:p>
-    <w:p/>
-    <w:p>
-      <w:r>
-        <w:t xml:space="preserve"> </w:t>
-      </w:r>
-      <w:proofErr w:type="spellStart"/>
-      <w:r>
-        <w:t>Étudier</w:t>
-      </w:r>
-      <w:proofErr w:type="spellEnd"/>
-      <w:r>
-        <w:t xml:space="preserve"> </w:t>
-      </w:r>
-      <w:proofErr w:type="spellStart"/>
-      <w:r>
-        <w:t>intégration</w:t>
-      </w:r>
-      <w:proofErr w:type="spellEnd"/>
-      <w:r>
-        <w:t xml:space="preserve"> MIPS (API, module </w:t>
-      </w:r>
-      <w:proofErr w:type="spellStart"/>
-      <w:r>
-        <w:t>ou</w:t>
-      </w:r>
-      <w:proofErr w:type="spellEnd"/>
-      <w:r>
-        <w:t xml:space="preserve"> webhook).</w:t>
-      </w:r>
-    </w:p>
-    <w:p/>
-    <w:p>
-      <w:r>
-        <w:t xml:space="preserve"> </w:t>
-      </w:r>
-      <w:proofErr w:type="spellStart"/>
-      <w:r>
-        <w:t>Étendre</w:t>
-      </w:r>
-      <w:proofErr w:type="spellEnd"/>
-      <w:r>
-        <w:t xml:space="preserve"> au </w:t>
-      </w:r>
-      <w:proofErr w:type="spellStart"/>
-      <w:r>
-        <w:t>moteur</w:t>
-      </w:r>
-      <w:proofErr w:type="spellEnd"/>
-      <w:r>
-        <w:t xml:space="preserve"> </w:t>
-      </w:r>
-      <w:proofErr w:type="spellStart"/>
-      <w:r>
-        <w:t>r&amp;K</w:t>
-      </w:r>
-      <w:proofErr w:type="spellEnd"/>
-      <w:r>
-        <w:t xml:space="preserve"> </w:t>
-      </w:r>
-      <w:proofErr w:type="spellStart"/>
-      <w:r>
-        <w:t>une</w:t>
-      </w:r>
-      <w:proofErr w:type="spellEnd"/>
-      <w:r>
-        <w:t xml:space="preserve"> </w:t>
-      </w:r>
-      <w:proofErr w:type="spellStart"/>
-      <w:r>
-        <w:t>fois</w:t>
-      </w:r>
-      <w:proofErr w:type="spellEnd"/>
-      <w:r>
-        <w:t xml:space="preserve"> la </w:t>
-      </w:r>
-      <w:proofErr w:type="spellStart"/>
-      <w:r>
-        <w:t>chaîne</w:t>
-      </w:r>
-      <w:proofErr w:type="spellEnd"/>
-      <w:r>
-        <w:t xml:space="preserve"> </w:t>
-      </w:r>
-      <w:proofErr w:type="spellStart"/>
-      <w:r>
-        <w:t>testée</w:t>
-      </w:r>
-      <w:proofErr w:type="spellEnd"/>
-      <w:r>
-        <w:t xml:space="preserve"> sur les </w:t>
-      </w:r>
-      <w:proofErr w:type="spellStart"/>
-      <w:r>
-        <w:t>autres</w:t>
-      </w:r>
-      <w:proofErr w:type="spellEnd"/>
-      <w:r>
-        <w:t xml:space="preserve"> questionnaires.</w:t>
-      </w:r>
-    </w:p>
-    <w:p/>
-    <w:p>
-      <w:r>
-        <w:t xml:space="preserve">12. Questions pour la </w:t>
-      </w:r>
-      <w:proofErr w:type="spellStart"/>
-      <w:r>
-        <w:t>prochaine</w:t>
-      </w:r>
-      <w:proofErr w:type="spellEnd"/>
-      <w:r>
-        <w:t xml:space="preserve"> session</w:t>
-      </w:r>
-    </w:p>
-    <w:p>
-      <w:r>
-        <w:t xml:space="preserve">Quel test </w:t>
-      </w:r>
-      <w:proofErr w:type="spellStart"/>
-      <w:r>
-        <w:t>utiliser</w:t>
-      </w:r>
-      <w:proofErr w:type="spellEnd"/>
-      <w:r>
-        <w:t xml:space="preserve"> </w:t>
-      </w:r>
-      <w:proofErr w:type="spellStart"/>
-      <w:r>
-        <w:t>comme</w:t>
-      </w:r>
-      <w:proofErr w:type="spellEnd"/>
-      <w:r>
-        <w:t xml:space="preserve"> </w:t>
-      </w:r>
-      <w:proofErr w:type="spellStart"/>
-      <w:r>
-        <w:t>pilote</w:t>
-      </w:r>
-      <w:proofErr w:type="spellEnd"/>
-      <w:r>
-        <w:t xml:space="preserve"> pour le premier </w:t>
-      </w:r>
-      <w:proofErr w:type="spellStart"/>
-      <w:r>
-        <w:t>scénario</w:t>
-      </w:r>
-      <w:proofErr w:type="spellEnd"/>
-      <w:r>
-        <w:t xml:space="preserve"> Make (</w:t>
-      </w:r>
-      <w:proofErr w:type="spellStart"/>
-      <w:r>
-        <w:t>Couleurs_FR</w:t>
-      </w:r>
-      <w:proofErr w:type="spellEnd"/>
-      <w:r>
-        <w:t xml:space="preserve"> </w:t>
-      </w:r>
-      <w:proofErr w:type="spellStart"/>
-      <w:r>
-        <w:t>recommandé</w:t>
-      </w:r>
-      <w:proofErr w:type="spellEnd"/>
-      <w:proofErr w:type="gramStart"/>
-      <w:r>
-        <w:t>) ?</w:t>
-      </w:r>
-      <w:proofErr w:type="gramEnd"/>
-    </w:p>
-    <w:p/>
-    <w:p>
-      <w:r>
-        <w:t xml:space="preserve">Quelle </w:t>
-      </w:r>
-      <w:proofErr w:type="spellStart"/>
-      <w:r>
-        <w:t>stratégie</w:t>
-      </w:r>
-      <w:proofErr w:type="spellEnd"/>
-      <w:r>
-        <w:t xml:space="preserve"> </w:t>
-      </w:r>
-      <w:proofErr w:type="spellStart"/>
-      <w:r>
-        <w:t>retenir</w:t>
-      </w:r>
-      <w:proofErr w:type="spellEnd"/>
-      <w:r>
-        <w:t xml:space="preserve"> pour le </w:t>
-      </w:r>
-      <w:proofErr w:type="spellStart"/>
-      <w:r>
-        <w:t>paiement</w:t>
-      </w:r>
-      <w:proofErr w:type="spellEnd"/>
-      <w:r>
-        <w:t xml:space="preserve"> MIPS (API </w:t>
-      </w:r>
-      <w:proofErr w:type="spellStart"/>
-      <w:r>
-        <w:t>directe</w:t>
-      </w:r>
-      <w:proofErr w:type="spellEnd"/>
-      <w:r>
-        <w:t xml:space="preserve">, via Make, </w:t>
-      </w:r>
-      <w:proofErr w:type="spellStart"/>
-      <w:r>
-        <w:t>ou</w:t>
-      </w:r>
-      <w:proofErr w:type="spellEnd"/>
-      <w:r>
-        <w:t xml:space="preserve"> </w:t>
-      </w:r>
-      <w:proofErr w:type="spellStart"/>
-      <w:r>
-        <w:t>passerelle</w:t>
-      </w:r>
-      <w:proofErr w:type="spellEnd"/>
-      <w:r>
-        <w:t xml:space="preserve"> tierce</w:t>
-      </w:r>
-      <w:proofErr w:type="gramStart"/>
-      <w:r>
-        <w:t>) ?</w:t>
-      </w:r>
-      <w:proofErr w:type="gramEnd"/>
-    </w:p>
-    <w:p/>
-    <w:p>
-      <w:r>
-        <w:t xml:space="preserve">13. </w:t>
-      </w:r>
-      <w:proofErr w:type="spellStart"/>
-      <w:r>
-        <w:t>Sauvegardes</w:t>
-      </w:r>
-      <w:proofErr w:type="spellEnd"/>
-      <w:r>
-        <w:t xml:space="preserve"> &amp; rollback</w:t>
-      </w:r>
-    </w:p>
-    <w:p>
-      <w:proofErr w:type="spellStart"/>
-      <w:r>
-        <w:t>Fichiers</w:t>
-      </w:r>
-      <w:proofErr w:type="spellEnd"/>
-      <w:r>
-        <w:t xml:space="preserve"> CSV </w:t>
-      </w:r>
-      <w:proofErr w:type="spellStart"/>
-      <w:r>
-        <w:t>transformés</w:t>
-      </w:r>
-      <w:proofErr w:type="spellEnd"/>
-      <w:r>
-        <w:t xml:space="preserve"> </w:t>
-      </w:r>
-      <w:proofErr w:type="spellStart"/>
-      <w:r>
-        <w:t>disponibles</w:t>
-      </w:r>
-      <w:proofErr w:type="spellEnd"/>
-      <w:r>
-        <w:t xml:space="preserve"> (Questions/</w:t>
-      </w:r>
-      <w:proofErr w:type="spellStart"/>
-      <w:r>
-        <w:t>Profils</w:t>
-      </w:r>
-      <w:proofErr w:type="spellEnd"/>
-      <w:r>
-        <w:t>/Links).</w:t>
-      </w:r>
-    </w:p>
-    <w:p/>
-    <w:p>
-      <w:r>
-        <w:t xml:space="preserve">Archives </w:t>
-      </w:r>
-      <w:proofErr w:type="spellStart"/>
-      <w:proofErr w:type="gramStart"/>
-      <w:r>
-        <w:t>générées</w:t>
-      </w:r>
-      <w:proofErr w:type="spellEnd"/>
-      <w:r>
-        <w:t xml:space="preserve"> :</w:t>
-      </w:r>
-      <w:proofErr w:type="gramEnd"/>
-      <w:r>
-        <w:t xml:space="preserve"> Questions_Profils_Airtable_regen.zip, Links_Airtable_FIX.zip, MBTI_Traits_Airtable.zip.</w:t>
-      </w:r>
-    </w:p>
-    <w:p/>
-    <w:p>
-      <w:proofErr w:type="spellStart"/>
-      <w:r>
-        <w:t>Possibilité</w:t>
-      </w:r>
-      <w:proofErr w:type="spellEnd"/>
-      <w:r>
-        <w:t xml:space="preserve"> de </w:t>
-      </w:r>
-      <w:proofErr w:type="spellStart"/>
-      <w:r>
-        <w:t>réimporter</w:t>
-      </w:r>
-      <w:proofErr w:type="spellEnd"/>
-      <w:r>
-        <w:t xml:space="preserve"> Airtable à </w:t>
-      </w:r>
-      <w:proofErr w:type="spellStart"/>
-      <w:r>
-        <w:t>partir</w:t>
-      </w:r>
-      <w:proofErr w:type="spellEnd"/>
-      <w:r>
-        <w:t xml:space="preserve"> de </w:t>
-      </w:r>
-      <w:proofErr w:type="spellStart"/>
-      <w:r>
-        <w:t>ces</w:t>
-      </w:r>
-      <w:proofErr w:type="spellEnd"/>
-      <w:r>
-        <w:t xml:space="preserve"> </w:t>
-      </w:r>
-      <w:proofErr w:type="spellStart"/>
-      <w:r>
-        <w:t>fichiers</w:t>
-      </w:r>
-      <w:proofErr w:type="spellEnd"/>
-      <w:r>
-        <w:t xml:space="preserve"> </w:t>
-      </w:r>
-      <w:proofErr w:type="spellStart"/>
-      <w:r>
-        <w:t>en</w:t>
-      </w:r>
-      <w:proofErr w:type="spellEnd"/>
-      <w:r>
-        <w:t xml:space="preserve"> </w:t>
-      </w:r>
-      <w:proofErr w:type="spellStart"/>
-      <w:r>
-        <w:t>cas</w:t>
-      </w:r>
-      <w:proofErr w:type="spellEnd"/>
-      <w:r>
-        <w:t xml:space="preserve"> </w:t>
-      </w:r>
-      <w:proofErr w:type="spellStart"/>
-      <w:r>
-        <w:t>d’erreur</w:t>
-      </w:r>
-      <w:proofErr w:type="spellEnd"/>
-      <w:r>
-        <w:t>.</w:t>
-      </w:r>
-    </w:p>
-    <w:p/>
-    <w:p>
-      <w:r>
-        <w:t>14. Conventions &amp; standards</w:t>
-      </w:r>
-    </w:p>
-    <w:p>
-      <w:proofErr w:type="gramStart"/>
-      <w:r>
-        <w:lastRenderedPageBreak/>
-        <w:t>IDs :</w:t>
-      </w:r>
-      <w:proofErr w:type="gramEnd"/>
-      <w:r>
-        <w:t xml:space="preserve"> </w:t>
-      </w:r>
-      <w:proofErr w:type="spellStart"/>
-      <w:r>
-        <w:t>suffixe</w:t>
-      </w:r>
-      <w:proofErr w:type="spellEnd"/>
-      <w:r>
-        <w:t xml:space="preserve"> </w:t>
-      </w:r>
-      <w:proofErr w:type="spellStart"/>
-      <w:r>
-        <w:t>obligatoire</w:t>
-      </w:r>
-      <w:proofErr w:type="spellEnd"/>
-      <w:r>
-        <w:t xml:space="preserve"> de langue (_FR, _EN).</w:t>
-      </w:r>
-    </w:p>
-    <w:p/>
-    <w:p>
-      <w:r>
-        <w:t xml:space="preserve">Champ </w:t>
-      </w:r>
-      <w:proofErr w:type="gramStart"/>
-      <w:r>
-        <w:t>principal :</w:t>
-      </w:r>
-      <w:proofErr w:type="gramEnd"/>
-    </w:p>
-    <w:p/>
     <w:p>
       <w:pPr>
         <w:rPr>
-          <w:rFonts w:hint="eastAsia"/>
+          <w:lang w:val="fr-FR"/>
         </w:rPr>
       </w:pPr>
       <w:r>
         <w:rPr>
-          <w:rFonts w:hint="eastAsia"/>
+          <w:lang w:val="fr-FR"/>
         </w:rPr>
-        <w:t xml:space="preserve">Questions </w:t>
+        <w:lastRenderedPageBreak/>
+        <w:t xml:space="preserve">Créer un </w:t>
       </w:r>
       <w:r>
         <w:rPr>
-          <w:rFonts w:hint="eastAsia"/>
+          <w:b/>
+          <w:bCs/>
+          <w:lang w:val="fr-FR"/>
         </w:rPr>
-        <w:t>→</w:t>
+        <w:t>logiciel expert r&amp;K</w:t>
       </w:r>
       <w:r>
         <w:rPr>
-          <w:rFonts w:hint="eastAsia"/>
+          <w:lang w:val="fr-FR"/>
         </w:rPr>
-        <w:t xml:space="preserve"> ID</w:t>
+        <w:t xml:space="preserve"> piloté par les données : questionnaires → calculs (r/K + génériques) → recommandations → </w:t>
+      </w:r>
+      <w:proofErr w:type="gramStart"/>
+      <w:r>
+        <w:rPr>
+          <w:lang w:val="fr-FR"/>
+        </w:rPr>
+        <w:t>e-mails</w:t>
+      </w:r>
+      <w:proofErr w:type="gramEnd"/>
+      <w:r>
+        <w:rPr>
+          <w:lang w:val="fr-FR"/>
+        </w:rPr>
+        <w:t xml:space="preserve"> + PDF multilingues → (paiement optionnel).</w:t>
       </w:r>
     </w:p>
-    <w:p/>
-    <w:p>
-      <w:pPr>
-        <w:rPr>
-          <w:rFonts w:hint="eastAsia"/>
-        </w:rPr>
-      </w:pPr>
-      <w:proofErr w:type="spellStart"/>
-      <w:r>
-        <w:rPr>
-          <w:rFonts w:hint="eastAsia"/>
-        </w:rPr>
-        <w:t>Profils</w:t>
-      </w:r>
-      <w:proofErr w:type="spellEnd"/>
-      <w:r>
-        <w:rPr>
-          <w:rFonts w:hint="eastAsia"/>
-        </w:rPr>
-        <w:t xml:space="preserve"> </w:t>
-      </w:r>
-      <w:r>
-        <w:rPr>
-          <w:rFonts w:hint="eastAsia"/>
-        </w:rPr>
-        <w:t>→</w:t>
-      </w:r>
-      <w:r>
-        <w:rPr>
-          <w:rFonts w:hint="eastAsia"/>
-        </w:rPr>
-        <w:t xml:space="preserve"> </w:t>
-      </w:r>
-      <w:proofErr w:type="spellStart"/>
-      <w:r>
-        <w:rPr>
-          <w:rFonts w:hint="eastAsia"/>
-        </w:rPr>
-        <w:t>Code_Profil</w:t>
-      </w:r>
-      <w:proofErr w:type="spellEnd"/>
-    </w:p>
-    <w:p/>
-    <w:p>
-      <w:pPr>
-        <w:rPr>
-          <w:rFonts w:hint="eastAsia"/>
-        </w:rPr>
-      </w:pPr>
-      <w:r>
-        <w:rPr>
-          <w:rFonts w:hint="eastAsia"/>
-        </w:rPr>
-        <w:t xml:space="preserve">Traits MBTI </w:t>
-      </w:r>
-      <w:r>
-        <w:rPr>
-          <w:rFonts w:hint="eastAsia"/>
-        </w:rPr>
-        <w:t>→</w:t>
-      </w:r>
-      <w:r>
-        <w:rPr>
-          <w:rFonts w:hint="eastAsia"/>
-        </w:rPr>
-        <w:t xml:space="preserve"> </w:t>
-      </w:r>
-      <w:proofErr w:type="spellStart"/>
-      <w:r>
-        <w:rPr>
-          <w:rFonts w:hint="eastAsia"/>
-        </w:rPr>
-        <w:t>Code_Profil</w:t>
-      </w:r>
-      <w:proofErr w:type="spellEnd"/>
-    </w:p>
-    <w:p/>
-    <w:p>
-      <w:proofErr w:type="gramStart"/>
-      <w:r>
-        <w:t>Relations :</w:t>
-      </w:r>
-      <w:proofErr w:type="gramEnd"/>
-      <w:r>
-        <w:t xml:space="preserve"> </w:t>
-      </w:r>
-      <w:proofErr w:type="spellStart"/>
-      <w:r>
-        <w:t>toujours</w:t>
-      </w:r>
-      <w:proofErr w:type="spellEnd"/>
-      <w:r>
-        <w:t xml:space="preserve"> via champ principal.</w:t>
-      </w:r>
-    </w:p>
-    <w:p/>
-    <w:p>
-      <w:r>
-        <w:t xml:space="preserve">Format </w:t>
-      </w:r>
-      <w:proofErr w:type="gramStart"/>
-      <w:r>
-        <w:t>CSV :</w:t>
-      </w:r>
-      <w:proofErr w:type="gramEnd"/>
-      <w:r>
-        <w:t xml:space="preserve"> </w:t>
-      </w:r>
-      <w:proofErr w:type="spellStart"/>
-      <w:proofErr w:type="gramStart"/>
-      <w:r>
-        <w:t>séparateur</w:t>
-      </w:r>
-      <w:proofErr w:type="spellEnd"/>
-      <w:r>
-        <w:t xml:space="preserve"> ;</w:t>
-      </w:r>
-      <w:proofErr w:type="gramEnd"/>
-      <w:r>
-        <w:t xml:space="preserve">, </w:t>
-      </w:r>
-      <w:proofErr w:type="spellStart"/>
-      <w:r>
-        <w:t>encodage</w:t>
-      </w:r>
-      <w:proofErr w:type="spellEnd"/>
-      <w:r>
-        <w:t xml:space="preserve"> UTF-8 avec BOM.</w:t>
-      </w:r>
-    </w:p>
-    <w:p/>
-    <w:p>
-      <w:proofErr w:type="gramStart"/>
-      <w:r>
-        <w:t>Placeholders :</w:t>
-      </w:r>
-      <w:proofErr w:type="gramEnd"/>
-      <w:r>
-        <w:t xml:space="preserve"> resp.*, </w:t>
-      </w:r>
-      <w:proofErr w:type="gramStart"/>
-      <w:r>
-        <w:t>meta.*</w:t>
-      </w:r>
-      <w:proofErr w:type="gramEnd"/>
-      <w:r>
-        <w:t xml:space="preserve">, </w:t>
-      </w:r>
-      <w:proofErr w:type="spellStart"/>
-      <w:proofErr w:type="gramStart"/>
-      <w:r>
-        <w:t>rk</w:t>
-      </w:r>
-      <w:proofErr w:type="spellEnd"/>
-      <w:r>
-        <w:t>.*</w:t>
-      </w:r>
-      <w:proofErr w:type="gramEnd"/>
-      <w:r>
-        <w:t>, gen.*.</w:t>
-      </w:r>
-    </w:p>
-    <w:p/>
-    <w:p>
-      <w:r>
-        <w:t xml:space="preserve">15. </w:t>
-      </w:r>
-      <w:proofErr w:type="spellStart"/>
-      <w:r>
-        <w:t>Annexe</w:t>
-      </w:r>
-      <w:proofErr w:type="spellEnd"/>
-      <w:r>
-        <w:t xml:space="preserve"> A — </w:t>
-      </w:r>
-      <w:proofErr w:type="spellStart"/>
-      <w:r>
-        <w:t>Glossaire</w:t>
-      </w:r>
-      <w:proofErr w:type="spellEnd"/>
-    </w:p>
-    <w:p>
-      <w:r>
-        <w:t>Terme</w:t>
-      </w:r>
-      <w:r>
-        <w:tab/>
-      </w:r>
-      <w:proofErr w:type="spellStart"/>
-      <w:r>
-        <w:t>Définition</w:t>
-      </w:r>
-      <w:proofErr w:type="spellEnd"/>
-      <w:r>
-        <w:t xml:space="preserve"> </w:t>
-      </w:r>
-      <w:proofErr w:type="spellStart"/>
-      <w:r>
-        <w:t>courte</w:t>
-      </w:r>
-      <w:proofErr w:type="spellEnd"/>
-      <w:r>
-        <w:tab/>
-      </w:r>
-      <w:proofErr w:type="spellStart"/>
-      <w:r>
-        <w:t>Catégorie</w:t>
-      </w:r>
-      <w:proofErr w:type="spellEnd"/>
-      <w:r>
-        <w:tab/>
-        <w:t>Alias / Variants</w:t>
-      </w:r>
-      <w:r>
-        <w:tab/>
-      </w:r>
-      <w:proofErr w:type="spellStart"/>
-      <w:r>
-        <w:t>Référence</w:t>
-      </w:r>
-      <w:proofErr w:type="spellEnd"/>
-      <w:r>
-        <w:tab/>
-        <w:t>Notes</w:t>
-      </w:r>
-    </w:p>
-    <w:p>
-      <w:r>
-        <w:t>Airtable</w:t>
-      </w:r>
-      <w:r>
-        <w:tab/>
-        <w:t xml:space="preserve">Base de données </w:t>
-      </w:r>
-      <w:proofErr w:type="spellStart"/>
-      <w:r>
-        <w:t>en</w:t>
-      </w:r>
-      <w:proofErr w:type="spellEnd"/>
-      <w:r>
-        <w:t xml:space="preserve"> </w:t>
-      </w:r>
-      <w:proofErr w:type="spellStart"/>
-      <w:r>
-        <w:t>ligne</w:t>
-      </w:r>
-      <w:proofErr w:type="spellEnd"/>
-      <w:r>
-        <w:t xml:space="preserve"> </w:t>
-      </w:r>
-      <w:proofErr w:type="spellStart"/>
-      <w:r>
-        <w:t>structurée</w:t>
-      </w:r>
-      <w:proofErr w:type="spellEnd"/>
-      <w:r>
-        <w:tab/>
-        <w:t>tech</w:t>
-      </w:r>
-      <w:r>
-        <w:tab/>
-        <w:t>—</w:t>
-      </w:r>
-      <w:r>
-        <w:tab/>
-        <w:t xml:space="preserve">Base </w:t>
-      </w:r>
-      <w:proofErr w:type="spellStart"/>
-      <w:r>
-        <w:t>rk</w:t>
-      </w:r>
-      <w:proofErr w:type="spellEnd"/>
-      <w:r>
-        <w:t>-platform</w:t>
-      </w:r>
-      <w:r>
-        <w:tab/>
-      </w:r>
-      <w:proofErr w:type="spellStart"/>
-      <w:r>
-        <w:t>Utilisée</w:t>
-      </w:r>
-      <w:proofErr w:type="spellEnd"/>
-      <w:r>
-        <w:t xml:space="preserve"> pour Questions, </w:t>
-      </w:r>
-      <w:proofErr w:type="spellStart"/>
-      <w:r>
-        <w:t>Profils</w:t>
-      </w:r>
-      <w:proofErr w:type="spellEnd"/>
-      <w:r>
-        <w:t>, Traits</w:t>
-      </w:r>
-    </w:p>
-    <w:p>
-      <w:r>
-        <w:t>Bubble</w:t>
-      </w:r>
-      <w:r>
-        <w:tab/>
-      </w:r>
-      <w:proofErr w:type="spellStart"/>
-      <w:r>
-        <w:t>Outil</w:t>
-      </w:r>
-      <w:proofErr w:type="spellEnd"/>
-      <w:r>
-        <w:t xml:space="preserve"> no-code pour </w:t>
-      </w:r>
-      <w:proofErr w:type="spellStart"/>
-      <w:r>
-        <w:t>créer</w:t>
-      </w:r>
-      <w:proofErr w:type="spellEnd"/>
-      <w:r>
-        <w:t xml:space="preserve"> UI web</w:t>
-      </w:r>
-      <w:r>
-        <w:tab/>
-        <w:t>tech</w:t>
-      </w:r>
-      <w:r>
-        <w:tab/>
-        <w:t>—</w:t>
-      </w:r>
-      <w:r>
-        <w:tab/>
-        <w:t>À connecter</w:t>
-      </w:r>
-      <w:r>
-        <w:tab/>
-      </w:r>
-      <w:proofErr w:type="spellStart"/>
-      <w:r>
-        <w:t>Fournira</w:t>
-      </w:r>
-      <w:proofErr w:type="spellEnd"/>
-      <w:r>
-        <w:t xml:space="preserve"> interface </w:t>
-      </w:r>
-      <w:proofErr w:type="spellStart"/>
-      <w:r>
-        <w:t>répondant</w:t>
-      </w:r>
-      <w:proofErr w:type="spellEnd"/>
-    </w:p>
-    <w:p>
-      <w:r>
-        <w:t>Couleurs</w:t>
-      </w:r>
-      <w:r>
-        <w:tab/>
-        <w:t xml:space="preserve">Test </w:t>
-      </w:r>
-      <w:proofErr w:type="spellStart"/>
-      <w:r>
-        <w:t>personnalité</w:t>
-      </w:r>
-      <w:proofErr w:type="spellEnd"/>
-      <w:r>
-        <w:t xml:space="preserve"> 4 couleurs</w:t>
-      </w:r>
-      <w:r>
-        <w:tab/>
-        <w:t>métier</w:t>
-      </w:r>
-      <w:r>
-        <w:tab/>
-        <w:t>DISC-like</w:t>
-      </w:r>
-      <w:r>
-        <w:tab/>
-      </w:r>
-      <w:proofErr w:type="spellStart"/>
-      <w:r>
-        <w:t>Questions_Couleurs</w:t>
-      </w:r>
-      <w:proofErr w:type="spellEnd"/>
-      <w:r>
-        <w:t xml:space="preserve">*, </w:t>
-      </w:r>
-      <w:proofErr w:type="spellStart"/>
-      <w:r>
-        <w:t>Profils_Couleurs</w:t>
-      </w:r>
-      <w:proofErr w:type="spellEnd"/>
-      <w:r>
-        <w:t>*</w:t>
-      </w:r>
-      <w:r>
-        <w:tab/>
-        <w:t xml:space="preserve">Déjà </w:t>
-      </w:r>
-      <w:proofErr w:type="spellStart"/>
-      <w:r>
-        <w:t>importé</w:t>
-      </w:r>
-      <w:proofErr w:type="spellEnd"/>
-      <w:r>
-        <w:t xml:space="preserve"> (FR/EN)</w:t>
-      </w:r>
-    </w:p>
-    <w:p>
-      <w:r>
-        <w:t>MBTI</w:t>
-      </w:r>
-      <w:r>
-        <w:tab/>
-        <w:t xml:space="preserve">Test </w:t>
-      </w:r>
-      <w:proofErr w:type="spellStart"/>
-      <w:r>
-        <w:t>personnalité</w:t>
-      </w:r>
-      <w:proofErr w:type="spellEnd"/>
-      <w:r>
-        <w:t xml:space="preserve"> 16 </w:t>
-      </w:r>
-      <w:proofErr w:type="gramStart"/>
-      <w:r>
-        <w:t>types</w:t>
-      </w:r>
-      <w:proofErr w:type="gramEnd"/>
-      <w:r>
-        <w:tab/>
-        <w:t>métier</w:t>
-      </w:r>
-      <w:r>
-        <w:tab/>
-        <w:t>Myers-Briggs</w:t>
-      </w:r>
-      <w:r>
-        <w:tab/>
-      </w:r>
-      <w:proofErr w:type="spellStart"/>
-      <w:r>
-        <w:t>Questions_MBTI</w:t>
-      </w:r>
-      <w:proofErr w:type="spellEnd"/>
-      <w:r>
-        <w:t xml:space="preserve">*, </w:t>
-      </w:r>
-      <w:proofErr w:type="spellStart"/>
-      <w:r>
-        <w:t>Profils_MBTI</w:t>
-      </w:r>
-      <w:proofErr w:type="spellEnd"/>
-      <w:r>
-        <w:t>*</w:t>
-      </w:r>
-      <w:r>
-        <w:tab/>
-      </w:r>
-      <w:proofErr w:type="spellStart"/>
-      <w:r>
-        <w:t>Calcul</w:t>
-      </w:r>
-      <w:proofErr w:type="spellEnd"/>
-      <w:r>
-        <w:t xml:space="preserve"> via </w:t>
-      </w:r>
-      <w:proofErr w:type="spellStart"/>
-      <w:r>
-        <w:t>Traits_MBTI</w:t>
-      </w:r>
-      <w:proofErr w:type="spellEnd"/>
-    </w:p>
-    <w:p>
-      <w:proofErr w:type="spellStart"/>
-      <w:r>
-        <w:t>Traits_MBTI</w:t>
-      </w:r>
-      <w:proofErr w:type="spellEnd"/>
-      <w:r>
-        <w:tab/>
-        <w:t xml:space="preserve">Table des 8 </w:t>
-      </w:r>
-      <w:proofErr w:type="spellStart"/>
-      <w:r>
-        <w:t>pôles</w:t>
-      </w:r>
-      <w:proofErr w:type="spellEnd"/>
-      <w:r>
-        <w:t xml:space="preserve"> MBTI</w:t>
-      </w:r>
-      <w:r>
-        <w:tab/>
-        <w:t>métier/tech</w:t>
-      </w:r>
-      <w:r>
-        <w:tab/>
-        <w:t>I/E/N/S/F/T/J/P</w:t>
-      </w:r>
-      <w:r>
-        <w:tab/>
-      </w:r>
-      <w:proofErr w:type="spellStart"/>
-      <w:r>
-        <w:t>Profils_MBTI_TRAITS</w:t>
-      </w:r>
-      <w:proofErr w:type="spellEnd"/>
-      <w:r>
-        <w:tab/>
-      </w:r>
-      <w:proofErr w:type="spellStart"/>
-      <w:r>
-        <w:t>Ajoutée</w:t>
-      </w:r>
-      <w:proofErr w:type="spellEnd"/>
-      <w:r>
-        <w:t xml:space="preserve"> pour </w:t>
-      </w:r>
-      <w:proofErr w:type="spellStart"/>
-      <w:r>
-        <w:t>corriger</w:t>
-      </w:r>
-      <w:proofErr w:type="spellEnd"/>
-      <w:r>
-        <w:t xml:space="preserve"> la liaison</w:t>
-      </w:r>
-    </w:p>
-    <w:p>
-      <w:r>
-        <w:lastRenderedPageBreak/>
-        <w:t>ANCRES</w:t>
-      </w:r>
-      <w:r>
-        <w:tab/>
-        <w:t xml:space="preserve">Test </w:t>
-      </w:r>
-      <w:proofErr w:type="spellStart"/>
-      <w:r>
-        <w:t>personnalité</w:t>
-      </w:r>
-      <w:proofErr w:type="spellEnd"/>
-      <w:r>
-        <w:t xml:space="preserve"> ANCRES</w:t>
-      </w:r>
-      <w:r>
-        <w:tab/>
-        <w:t>métier</w:t>
-      </w:r>
-      <w:r>
-        <w:tab/>
-        <w:t>—</w:t>
-      </w:r>
-      <w:r>
-        <w:tab/>
-      </w:r>
-      <w:proofErr w:type="spellStart"/>
-      <w:r>
-        <w:t>Questions_ANCRES</w:t>
-      </w:r>
-      <w:proofErr w:type="spellEnd"/>
-      <w:r>
-        <w:t xml:space="preserve">*, </w:t>
-      </w:r>
-      <w:proofErr w:type="spellStart"/>
-      <w:r>
-        <w:t>Profils_ANCRES</w:t>
-      </w:r>
-      <w:proofErr w:type="spellEnd"/>
-      <w:r>
-        <w:t>*</w:t>
-      </w:r>
-      <w:r>
-        <w:tab/>
-        <w:t xml:space="preserve">Déjà </w:t>
-      </w:r>
-      <w:proofErr w:type="spellStart"/>
-      <w:r>
-        <w:t>importé</w:t>
-      </w:r>
-      <w:proofErr w:type="spellEnd"/>
-      <w:r>
-        <w:t xml:space="preserve"> (FR/EN)</w:t>
-      </w:r>
-    </w:p>
-    <w:p>
-      <w:r>
-        <w:t>Make</w:t>
-      </w:r>
-      <w:r>
-        <w:tab/>
-      </w:r>
-      <w:proofErr w:type="spellStart"/>
-      <w:r>
-        <w:t>Outil</w:t>
-      </w:r>
-      <w:proofErr w:type="spellEnd"/>
-      <w:r>
-        <w:t xml:space="preserve"> </w:t>
-      </w:r>
-      <w:proofErr w:type="spellStart"/>
-      <w:r>
-        <w:t>d’automatisation</w:t>
-      </w:r>
-      <w:proofErr w:type="spellEnd"/>
-      <w:r>
-        <w:t xml:space="preserve"> (ex-</w:t>
-      </w:r>
-      <w:proofErr w:type="spellStart"/>
-      <w:r>
-        <w:t>Integromat</w:t>
-      </w:r>
-      <w:proofErr w:type="spellEnd"/>
-      <w:r>
-        <w:t>)</w:t>
-      </w:r>
-      <w:r>
-        <w:tab/>
-        <w:t>tech</w:t>
-      </w:r>
-      <w:r>
-        <w:tab/>
-        <w:t>—</w:t>
-      </w:r>
-      <w:r>
-        <w:tab/>
-      </w:r>
-      <w:proofErr w:type="spellStart"/>
-      <w:r>
-        <w:t>Scénario</w:t>
-      </w:r>
-      <w:proofErr w:type="spellEnd"/>
-      <w:r>
-        <w:t xml:space="preserve"> </w:t>
-      </w:r>
-      <w:proofErr w:type="spellStart"/>
-      <w:r>
-        <w:t>pilote</w:t>
-      </w:r>
-      <w:proofErr w:type="spellEnd"/>
-      <w:r>
-        <w:t xml:space="preserve"> à </w:t>
-      </w:r>
-      <w:proofErr w:type="spellStart"/>
-      <w:r>
-        <w:t>créer</w:t>
-      </w:r>
-      <w:proofErr w:type="spellEnd"/>
-      <w:r>
-        <w:tab/>
-      </w:r>
-      <w:proofErr w:type="spellStart"/>
-      <w:r>
-        <w:t>Gère</w:t>
-      </w:r>
-      <w:proofErr w:type="spellEnd"/>
-      <w:r>
-        <w:t xml:space="preserve"> </w:t>
-      </w:r>
-      <w:proofErr w:type="spellStart"/>
-      <w:r>
-        <w:t>calcul</w:t>
-      </w:r>
-      <w:proofErr w:type="spellEnd"/>
-      <w:r>
-        <w:t>/PDF/email</w:t>
-      </w:r>
-    </w:p>
-    <w:p>
-      <w:r>
-        <w:t>Stripe</w:t>
-      </w:r>
-      <w:r>
-        <w:tab/>
-      </w:r>
-      <w:proofErr w:type="spellStart"/>
-      <w:r>
-        <w:t>Passerelle</w:t>
-      </w:r>
-      <w:proofErr w:type="spellEnd"/>
-      <w:r>
-        <w:t xml:space="preserve"> de </w:t>
-      </w:r>
-      <w:proofErr w:type="spellStart"/>
-      <w:r>
-        <w:t>paiement</w:t>
-      </w:r>
-      <w:proofErr w:type="spellEnd"/>
-      <w:r>
-        <w:t xml:space="preserve"> standard</w:t>
-      </w:r>
-      <w:r>
-        <w:tab/>
-        <w:t>tech</w:t>
-      </w:r>
-      <w:r>
-        <w:tab/>
-        <w:t>—</w:t>
-      </w:r>
-      <w:r>
-        <w:tab/>
-        <w:t xml:space="preserve">À </w:t>
-      </w:r>
-      <w:proofErr w:type="spellStart"/>
-      <w:r>
-        <w:t>intégrer</w:t>
-      </w:r>
-      <w:proofErr w:type="spellEnd"/>
-      <w:r>
-        <w:tab/>
-      </w:r>
-      <w:proofErr w:type="spellStart"/>
-      <w:r>
-        <w:t>Prioritaire</w:t>
-      </w:r>
-      <w:proofErr w:type="spellEnd"/>
-      <w:r>
-        <w:t xml:space="preserve"> </w:t>
-      </w:r>
-      <w:proofErr w:type="spellStart"/>
-      <w:r>
-        <w:t>avant</w:t>
-      </w:r>
-      <w:proofErr w:type="spellEnd"/>
-      <w:r>
-        <w:t xml:space="preserve"> MIPS</w:t>
-      </w:r>
-    </w:p>
-    <w:p>
-      <w:r>
-        <w:t>MIPS</w:t>
-      </w:r>
-      <w:r>
-        <w:tab/>
-        <w:t>Paiement local Réunion/Afrique</w:t>
-      </w:r>
-      <w:r>
-        <w:tab/>
-        <w:t>tech</w:t>
-      </w:r>
-      <w:r>
-        <w:tab/>
-        <w:t>—</w:t>
-      </w:r>
-      <w:r>
-        <w:tab/>
-        <w:t xml:space="preserve">À </w:t>
-      </w:r>
-      <w:proofErr w:type="spellStart"/>
-      <w:r>
-        <w:t>intégrer</w:t>
-      </w:r>
-      <w:proofErr w:type="spellEnd"/>
-      <w:r>
-        <w:tab/>
-        <w:t>Plus tard via API/Make</w:t>
-      </w:r>
-    </w:p>
-    <w:p/>
-    <w:p>
-      <w:r>
-        <w:t xml:space="preserve">16. </w:t>
-      </w:r>
-      <w:proofErr w:type="spellStart"/>
-      <w:r>
-        <w:t>Annexe</w:t>
-      </w:r>
-      <w:proofErr w:type="spellEnd"/>
-      <w:r>
-        <w:t xml:space="preserve"> B — Registre des variables</w:t>
-      </w:r>
-    </w:p>
-    <w:p>
-      <w:r>
-        <w:t>Nom</w:t>
-      </w:r>
-      <w:r>
-        <w:tab/>
-        <w:t>Type</w:t>
-      </w:r>
-      <w:r>
-        <w:tab/>
-      </w:r>
-      <w:proofErr w:type="spellStart"/>
-      <w:r>
-        <w:t>Portée</w:t>
-      </w:r>
-      <w:proofErr w:type="spellEnd"/>
-      <w:r>
-        <w:tab/>
-      </w:r>
-      <w:proofErr w:type="spellStart"/>
-      <w:r>
-        <w:t>Fichier</w:t>
-      </w:r>
-      <w:proofErr w:type="spellEnd"/>
-      <w:r>
-        <w:t>(s)/Onglet(s)</w:t>
-      </w:r>
-      <w:r>
-        <w:tab/>
-        <w:t>Usage/</w:t>
-      </w:r>
-      <w:proofErr w:type="spellStart"/>
-      <w:r>
-        <w:t>Finalité</w:t>
-      </w:r>
-      <w:proofErr w:type="spellEnd"/>
-      <w:r>
-        <w:tab/>
-        <w:t xml:space="preserve">Valeur par </w:t>
-      </w:r>
-      <w:proofErr w:type="spellStart"/>
-      <w:r>
-        <w:t>défaut</w:t>
-      </w:r>
-      <w:proofErr w:type="spellEnd"/>
-      <w:r>
-        <w:t xml:space="preserve"> / Format</w:t>
-      </w:r>
-      <w:r>
-        <w:tab/>
-      </w:r>
-      <w:proofErr w:type="spellStart"/>
-      <w:r>
-        <w:t>Exemple</w:t>
-      </w:r>
-      <w:proofErr w:type="spellEnd"/>
-      <w:r>
-        <w:tab/>
-      </w:r>
-      <w:proofErr w:type="spellStart"/>
-      <w:r>
-        <w:t>Dépendances</w:t>
-      </w:r>
-      <w:proofErr w:type="spellEnd"/>
-      <w:r>
-        <w:tab/>
-      </w:r>
-      <w:proofErr w:type="spellStart"/>
-      <w:r>
-        <w:t>Historique</w:t>
-      </w:r>
-      <w:proofErr w:type="spellEnd"/>
-    </w:p>
-    <w:p>
-      <w:r>
-        <w:t>ID</w:t>
-      </w:r>
-      <w:r>
-        <w:tab/>
-      </w:r>
-      <w:proofErr w:type="spellStart"/>
-      <w:r>
-        <w:t>colonne</w:t>
-      </w:r>
-      <w:proofErr w:type="spellEnd"/>
-      <w:r>
-        <w:tab/>
-        <w:t>Airtable (Questions)</w:t>
-      </w:r>
-      <w:r>
-        <w:tab/>
-        <w:t>Questions_*</w:t>
-      </w:r>
-      <w:r>
-        <w:tab/>
-      </w:r>
-      <w:proofErr w:type="spellStart"/>
-      <w:r>
-        <w:t>Identifiant</w:t>
-      </w:r>
-      <w:proofErr w:type="spellEnd"/>
-      <w:r>
-        <w:t xml:space="preserve"> unique question</w:t>
-      </w:r>
-      <w:r>
-        <w:tab/>
-        <w:t>Q01_FR</w:t>
-      </w:r>
-      <w:r>
-        <w:tab/>
-        <w:t>Q01_EN</w:t>
-      </w:r>
-      <w:r>
-        <w:tab/>
-        <w:t xml:space="preserve">Langue </w:t>
-      </w:r>
-      <w:proofErr w:type="spellStart"/>
-      <w:r>
-        <w:t>suffixe</w:t>
-      </w:r>
-      <w:proofErr w:type="spellEnd"/>
-      <w:r>
-        <w:tab/>
-        <w:t xml:space="preserve">2025-09-17 </w:t>
-      </w:r>
-      <w:proofErr w:type="spellStart"/>
-      <w:r>
-        <w:t>création</w:t>
-      </w:r>
-      <w:proofErr w:type="spellEnd"/>
-    </w:p>
-    <w:p>
-      <w:proofErr w:type="spellStart"/>
-      <w:r>
-        <w:t>Code_Profil</w:t>
-      </w:r>
-      <w:proofErr w:type="spellEnd"/>
-      <w:r>
-        <w:tab/>
-      </w:r>
-      <w:proofErr w:type="spellStart"/>
-      <w:r>
-        <w:t>colonne</w:t>
-      </w:r>
-      <w:proofErr w:type="spellEnd"/>
-      <w:r>
-        <w:tab/>
-        <w:t>Airtable (</w:t>
-      </w:r>
-      <w:proofErr w:type="spellStart"/>
-      <w:r>
-        <w:t>Profils</w:t>
-      </w:r>
-      <w:proofErr w:type="spellEnd"/>
-      <w:r>
-        <w:t>)</w:t>
-      </w:r>
-      <w:r>
-        <w:tab/>
-      </w:r>
-      <w:proofErr w:type="spellStart"/>
-      <w:r>
-        <w:t>Profils</w:t>
-      </w:r>
-      <w:proofErr w:type="spellEnd"/>
-      <w:r>
-        <w:t>_*</w:t>
-      </w:r>
-      <w:r>
-        <w:tab/>
-      </w:r>
-      <w:proofErr w:type="spellStart"/>
-      <w:r>
-        <w:t>Identifiant</w:t>
-      </w:r>
-      <w:proofErr w:type="spellEnd"/>
-      <w:r>
-        <w:t xml:space="preserve"> </w:t>
-      </w:r>
-      <w:proofErr w:type="spellStart"/>
-      <w:r>
-        <w:t>profil</w:t>
-      </w:r>
-      <w:proofErr w:type="spellEnd"/>
-      <w:r>
-        <w:tab/>
-        <w:t>R_FR</w:t>
-      </w:r>
-      <w:r>
-        <w:tab/>
-        <w:t>ISTJ_EN</w:t>
-      </w:r>
-      <w:r>
-        <w:tab/>
-        <w:t xml:space="preserve">Langue </w:t>
-      </w:r>
-      <w:proofErr w:type="spellStart"/>
-      <w:r>
-        <w:t>suffixe</w:t>
-      </w:r>
-      <w:proofErr w:type="spellEnd"/>
-      <w:r>
-        <w:tab/>
-        <w:t xml:space="preserve">2025-09-17 </w:t>
-      </w:r>
-      <w:proofErr w:type="spellStart"/>
-      <w:r>
-        <w:t>création</w:t>
-      </w:r>
-      <w:proofErr w:type="spellEnd"/>
-    </w:p>
-    <w:p>
-      <w:proofErr w:type="spellStart"/>
-      <w:r>
-        <w:t>Profil_cible</w:t>
-      </w:r>
-      <w:proofErr w:type="spellEnd"/>
-      <w:r>
-        <w:tab/>
-      </w:r>
-      <w:proofErr w:type="spellStart"/>
-      <w:r>
-        <w:t>colonne</w:t>
-      </w:r>
-      <w:proofErr w:type="spellEnd"/>
-      <w:r>
-        <w:tab/>
-        <w:t>Airtable (Questions)</w:t>
-      </w:r>
-      <w:r>
-        <w:tab/>
-        <w:t>Questions_*</w:t>
-      </w:r>
-      <w:r>
-        <w:tab/>
-        <w:t xml:space="preserve">Lien </w:t>
-      </w:r>
-      <w:proofErr w:type="spellStart"/>
-      <w:r>
-        <w:t>vers</w:t>
-      </w:r>
-      <w:proofErr w:type="spellEnd"/>
-      <w:r>
-        <w:t xml:space="preserve"> </w:t>
-      </w:r>
-      <w:proofErr w:type="spellStart"/>
-      <w:r>
-        <w:t>Profils</w:t>
-      </w:r>
-      <w:proofErr w:type="spellEnd"/>
-      <w:r>
-        <w:tab/>
-      </w:r>
-      <w:proofErr w:type="spellStart"/>
-      <w:r>
-        <w:t>valeurs</w:t>
-      </w:r>
-      <w:proofErr w:type="spellEnd"/>
-      <w:r>
-        <w:t xml:space="preserve"> </w:t>
-      </w:r>
-      <w:proofErr w:type="spellStart"/>
-      <w:r>
-        <w:t>liées</w:t>
-      </w:r>
-      <w:proofErr w:type="spellEnd"/>
-      <w:r>
-        <w:tab/>
-        <w:t>R_FR, B_EN</w:t>
-      </w:r>
-      <w:r>
-        <w:tab/>
-        <w:t xml:space="preserve">Clé </w:t>
-      </w:r>
-      <w:proofErr w:type="spellStart"/>
-      <w:r>
-        <w:t>primaire</w:t>
-      </w:r>
-      <w:proofErr w:type="spellEnd"/>
-      <w:r>
-        <w:t xml:space="preserve"> </w:t>
-      </w:r>
-      <w:proofErr w:type="spellStart"/>
-      <w:r>
-        <w:t>Profils</w:t>
-      </w:r>
-      <w:proofErr w:type="spellEnd"/>
-      <w:r>
-        <w:tab/>
-        <w:t xml:space="preserve">2025-09-17 </w:t>
-      </w:r>
-      <w:proofErr w:type="spellStart"/>
-      <w:r>
-        <w:t>remplissage</w:t>
-      </w:r>
-      <w:proofErr w:type="spellEnd"/>
-    </w:p>
-    <w:p>
-      <w:proofErr w:type="spellStart"/>
-      <w:r>
-        <w:t>Trait_cible</w:t>
-      </w:r>
-      <w:proofErr w:type="spellEnd"/>
-      <w:r>
-        <w:tab/>
-      </w:r>
-      <w:proofErr w:type="spellStart"/>
-      <w:r>
-        <w:t>colonne</w:t>
-      </w:r>
-      <w:proofErr w:type="spellEnd"/>
-      <w:r>
-        <w:tab/>
-        <w:t>Airtable (Questions MBTI)</w:t>
-      </w:r>
-      <w:r>
-        <w:tab/>
-      </w:r>
-      <w:proofErr w:type="spellStart"/>
-      <w:r>
-        <w:t>Questions_MBTI</w:t>
-      </w:r>
-      <w:proofErr w:type="spellEnd"/>
-      <w:r>
-        <w:t>*</w:t>
-      </w:r>
-      <w:r>
-        <w:tab/>
-        <w:t xml:space="preserve">Lien </w:t>
-      </w:r>
-      <w:proofErr w:type="spellStart"/>
-      <w:r>
-        <w:t>vers</w:t>
-      </w:r>
-      <w:proofErr w:type="spellEnd"/>
-      <w:r>
-        <w:t xml:space="preserve"> Traits</w:t>
-      </w:r>
-      <w:r>
-        <w:tab/>
-        <w:t>I_FR, E_EN</w:t>
-      </w:r>
-      <w:r>
-        <w:tab/>
-        <w:t>I_FR, N_EN</w:t>
-      </w:r>
-      <w:r>
-        <w:tab/>
-        <w:t xml:space="preserve">Table </w:t>
-      </w:r>
-      <w:proofErr w:type="spellStart"/>
-      <w:r>
-        <w:t>Traits_MBTI</w:t>
-      </w:r>
-      <w:proofErr w:type="spellEnd"/>
-      <w:r>
-        <w:tab/>
-        <w:t xml:space="preserve">2025-09-17 </w:t>
-      </w:r>
-      <w:proofErr w:type="spellStart"/>
-      <w:r>
-        <w:t>ajout</w:t>
-      </w:r>
-      <w:proofErr w:type="spellEnd"/>
-    </w:p>
-    <w:p>
-      <w:proofErr w:type="gramStart"/>
-      <w:r>
-        <w:t>Langue</w:t>
-      </w:r>
-      <w:proofErr w:type="gramEnd"/>
-      <w:r>
-        <w:tab/>
-      </w:r>
-      <w:proofErr w:type="spellStart"/>
-      <w:r>
-        <w:t>colonne</w:t>
-      </w:r>
-      <w:proofErr w:type="spellEnd"/>
-      <w:r>
-        <w:tab/>
-        <w:t>Airtable</w:t>
-      </w:r>
-      <w:r>
-        <w:tab/>
-      </w:r>
-      <w:proofErr w:type="spellStart"/>
-      <w:r>
-        <w:t>Toutes</w:t>
-      </w:r>
-      <w:proofErr w:type="spellEnd"/>
-      <w:r>
-        <w:t xml:space="preserve"> tables</w:t>
-      </w:r>
-      <w:r>
-        <w:tab/>
-        <w:t xml:space="preserve">Gestion </w:t>
-      </w:r>
-      <w:proofErr w:type="spellStart"/>
-      <w:r>
-        <w:t>multilingue</w:t>
-      </w:r>
-      <w:proofErr w:type="spellEnd"/>
-      <w:r>
-        <w:tab/>
-        <w:t>FR/EN</w:t>
-      </w:r>
-      <w:r>
-        <w:tab/>
-        <w:t>FR</w:t>
-      </w:r>
-      <w:r>
-        <w:tab/>
-      </w:r>
-      <w:proofErr w:type="spellStart"/>
-      <w:r>
-        <w:t>Dépend</w:t>
-      </w:r>
-      <w:proofErr w:type="spellEnd"/>
-      <w:r>
-        <w:t xml:space="preserve"> ID </w:t>
-      </w:r>
-      <w:proofErr w:type="spellStart"/>
-      <w:r>
-        <w:t>suffixe</w:t>
-      </w:r>
-      <w:proofErr w:type="spellEnd"/>
-      <w:r>
-        <w:tab/>
-        <w:t>2025-09-17 validation</w:t>
-      </w:r>
-    </w:p>
-    <w:p>
-      <w:r>
-        <w:t>Type4</w:t>
-      </w:r>
-      <w:r>
-        <w:tab/>
-        <w:t>var</w:t>
-      </w:r>
-      <w:r>
-        <w:tab/>
-        <w:t>Make</w:t>
-      </w:r>
-      <w:r>
-        <w:tab/>
-      </w:r>
-      <w:proofErr w:type="spellStart"/>
-      <w:r>
-        <w:t>Scénario</w:t>
-      </w:r>
-      <w:proofErr w:type="spellEnd"/>
-      <w:r>
-        <w:t xml:space="preserve"> MBTI</w:t>
-      </w:r>
-      <w:r>
-        <w:tab/>
-      </w:r>
-      <w:proofErr w:type="spellStart"/>
-      <w:r>
-        <w:t>Calcul</w:t>
-      </w:r>
-      <w:proofErr w:type="spellEnd"/>
-      <w:r>
-        <w:t xml:space="preserve"> du </w:t>
-      </w:r>
-      <w:proofErr w:type="gramStart"/>
-      <w:r>
-        <w:t>type</w:t>
-      </w:r>
-      <w:proofErr w:type="gramEnd"/>
-      <w:r>
-        <w:t xml:space="preserve"> MBTI</w:t>
-      </w:r>
-      <w:r>
-        <w:tab/>
-      </w:r>
-      <w:proofErr w:type="spellStart"/>
-      <w:r>
-        <w:t>concat</w:t>
-      </w:r>
-      <w:proofErr w:type="spellEnd"/>
-      <w:r>
-        <w:t xml:space="preserve"> 4 </w:t>
-      </w:r>
-      <w:proofErr w:type="spellStart"/>
-      <w:r>
-        <w:t>lettres</w:t>
-      </w:r>
-      <w:proofErr w:type="spellEnd"/>
-      <w:r>
-        <w:t xml:space="preserve"> + _lang</w:t>
-      </w:r>
-      <w:r>
-        <w:tab/>
-        <w:t>INFJ_FR</w:t>
-      </w:r>
-      <w:r>
-        <w:tab/>
-        <w:t>EI/NS/FT/JP</w:t>
-      </w:r>
-      <w:r>
-        <w:tab/>
-        <w:t>2025-09-17 snippet</w:t>
-      </w:r>
-    </w:p>
-    <w:p/>
-    <w:p>
-      <w:r>
-        <w:t>Copier le code</w:t>
-      </w:r>
-    </w:p>
-    <w:p/>
-    <w:p/>
-    <w:p/>
-    <w:p/>
-    <w:p/>
-    <w:p/>
-    <w:p/>
-    <w:p>
-      <w:r>
-        <w:t>Demander à ChatGPT</w:t>
-      </w:r>
-    </w:p>
-    <w:p/>
-    <w:p/>
-    <w:p/>
-    <w:p/>
     <w:p/>
     <w:sectPr>
       <w:pgSz w:w="12240" w:h="15840"/>
@@ -4665,6 +4779,155 @@
       </w:rPr>
     </w:lvl>
   </w:abstractNum>
+  <w:abstractNum w:abstractNumId="9" w15:restartNumberingAfterBreak="0">
+    <w:nsid w:val="7D811F66"/>
+    <w:multiLevelType w:val="multilevel"/>
+    <w:tmpl w:val="6510AC00"/>
+    <w:lvl w:ilvl="0">
+      <w:start w:val="1"/>
+      <w:numFmt w:val="bullet"/>
+      <w:lvlText w:val=""/>
+      <w:lvlJc w:val="left"/>
+      <w:pPr>
+        <w:tabs>
+          <w:tab w:val="num" w:pos="720"/>
+        </w:tabs>
+        <w:ind w:left="720" w:hanging="360"/>
+      </w:pPr>
+      <w:rPr>
+        <w:rFonts w:ascii="Symbol" w:hAnsi="Symbol" w:hint="default"/>
+        <w:sz w:val="20"/>
+      </w:rPr>
+    </w:lvl>
+    <w:lvl w:ilvl="1" w:tentative="1">
+      <w:start w:val="1"/>
+      <w:numFmt w:val="bullet"/>
+      <w:lvlText w:val="o"/>
+      <w:lvlJc w:val="left"/>
+      <w:pPr>
+        <w:tabs>
+          <w:tab w:val="num" w:pos="1440"/>
+        </w:tabs>
+        <w:ind w:left="1440" w:hanging="360"/>
+      </w:pPr>
+      <w:rPr>
+        <w:rFonts w:ascii="Courier New" w:hAnsi="Courier New" w:hint="default"/>
+        <w:sz w:val="20"/>
+      </w:rPr>
+    </w:lvl>
+    <w:lvl w:ilvl="2" w:tentative="1">
+      <w:start w:val="1"/>
+      <w:numFmt w:val="bullet"/>
+      <w:lvlText w:val=""/>
+      <w:lvlJc w:val="left"/>
+      <w:pPr>
+        <w:tabs>
+          <w:tab w:val="num" w:pos="2160"/>
+        </w:tabs>
+        <w:ind w:left="2160" w:hanging="360"/>
+      </w:pPr>
+      <w:rPr>
+        <w:rFonts w:ascii="Wingdings" w:hAnsi="Wingdings" w:hint="default"/>
+        <w:sz w:val="20"/>
+      </w:rPr>
+    </w:lvl>
+    <w:lvl w:ilvl="3" w:tentative="1">
+      <w:start w:val="1"/>
+      <w:numFmt w:val="bullet"/>
+      <w:lvlText w:val=""/>
+      <w:lvlJc w:val="left"/>
+      <w:pPr>
+        <w:tabs>
+          <w:tab w:val="num" w:pos="2880"/>
+        </w:tabs>
+        <w:ind w:left="2880" w:hanging="360"/>
+      </w:pPr>
+      <w:rPr>
+        <w:rFonts w:ascii="Wingdings" w:hAnsi="Wingdings" w:hint="default"/>
+        <w:sz w:val="20"/>
+      </w:rPr>
+    </w:lvl>
+    <w:lvl w:ilvl="4" w:tentative="1">
+      <w:start w:val="1"/>
+      <w:numFmt w:val="bullet"/>
+      <w:lvlText w:val=""/>
+      <w:lvlJc w:val="left"/>
+      <w:pPr>
+        <w:tabs>
+          <w:tab w:val="num" w:pos="3600"/>
+        </w:tabs>
+        <w:ind w:left="3600" w:hanging="360"/>
+      </w:pPr>
+      <w:rPr>
+        <w:rFonts w:ascii="Wingdings" w:hAnsi="Wingdings" w:hint="default"/>
+        <w:sz w:val="20"/>
+      </w:rPr>
+    </w:lvl>
+    <w:lvl w:ilvl="5" w:tentative="1">
+      <w:start w:val="1"/>
+      <w:numFmt w:val="bullet"/>
+      <w:lvlText w:val=""/>
+      <w:lvlJc w:val="left"/>
+      <w:pPr>
+        <w:tabs>
+          <w:tab w:val="num" w:pos="4320"/>
+        </w:tabs>
+        <w:ind w:left="4320" w:hanging="360"/>
+      </w:pPr>
+      <w:rPr>
+        <w:rFonts w:ascii="Wingdings" w:hAnsi="Wingdings" w:hint="default"/>
+        <w:sz w:val="20"/>
+      </w:rPr>
+    </w:lvl>
+    <w:lvl w:ilvl="6" w:tentative="1">
+      <w:start w:val="1"/>
+      <w:numFmt w:val="bullet"/>
+      <w:lvlText w:val=""/>
+      <w:lvlJc w:val="left"/>
+      <w:pPr>
+        <w:tabs>
+          <w:tab w:val="num" w:pos="5040"/>
+        </w:tabs>
+        <w:ind w:left="5040" w:hanging="360"/>
+      </w:pPr>
+      <w:rPr>
+        <w:rFonts w:ascii="Wingdings" w:hAnsi="Wingdings" w:hint="default"/>
+        <w:sz w:val="20"/>
+      </w:rPr>
+    </w:lvl>
+    <w:lvl w:ilvl="7" w:tentative="1">
+      <w:start w:val="1"/>
+      <w:numFmt w:val="bullet"/>
+      <w:lvlText w:val=""/>
+      <w:lvlJc w:val="left"/>
+      <w:pPr>
+        <w:tabs>
+          <w:tab w:val="num" w:pos="5760"/>
+        </w:tabs>
+        <w:ind w:left="5760" w:hanging="360"/>
+      </w:pPr>
+      <w:rPr>
+        <w:rFonts w:ascii="Wingdings" w:hAnsi="Wingdings" w:hint="default"/>
+        <w:sz w:val="20"/>
+      </w:rPr>
+    </w:lvl>
+    <w:lvl w:ilvl="8" w:tentative="1">
+      <w:start w:val="1"/>
+      <w:numFmt w:val="bullet"/>
+      <w:lvlText w:val=""/>
+      <w:lvlJc w:val="left"/>
+      <w:pPr>
+        <w:tabs>
+          <w:tab w:val="num" w:pos="6480"/>
+        </w:tabs>
+        <w:ind w:left="6480" w:hanging="360"/>
+      </w:pPr>
+      <w:rPr>
+        <w:rFonts w:ascii="Wingdings" w:hAnsi="Wingdings" w:hint="default"/>
+        <w:sz w:val="20"/>
+      </w:rPr>
+    </w:lvl>
+  </w:abstractNum>
   <w:num w:numId="1" w16cid:durableId="1681160433">
     <w:abstractNumId w:val="8"/>
   </w:num>
@@ -4691,6 +4954,9 @@
   </w:num>
   <w:num w:numId="9" w16cid:durableId="1333946878">
     <w:abstractNumId w:val="0"/>
+  </w:num>
+  <w:num w:numId="10" w16cid:durableId="271665483">
+    <w:abstractNumId w:val="9"/>
   </w:num>
 </w:numbering>
 </file>
